--- a/05-数字电路/03-单片机及嵌入式接口/时钟电路/时钟电路.docx
+++ b/05-数字电路/03-单片机及嵌入式接口/时钟电路/时钟电路.docx
@@ -2661,6 +2661,20 @@
     </w:p>
     <w:bookmarkEnd w:id="26"/>
     <w:bookmarkEnd w:id="27"/>
+    <w:p>
+      <w:pPr>
+        <w:spacing w:before="360"/>
+        <w:jc w:val="center"/>
+      </w:pPr>
+      <w:r>
+        <w:rPr>
+          <w:rFonts w:ascii="Times New Roman" w:hAnsi="Times New Roman"/>
+          <w:color w:val="555555"/>
+          <w:sz w:val="21"/>
+        </w:rPr>
+        <w:t>材料收集者：杜文杰</w:t>
+      </w:r>
+    </w:p>
     <w:sectPr>
       <w:headerReference r:id="rId9" w:type="default"/>
       <w:footerReference r:id="rId10" w:type="default"/>

--- a/05-数字电路/03-单片机及嵌入式接口/时钟电路/时钟电路.docx
+++ b/05-数字电路/03-单片机及嵌入式接口/时钟电路/时钟电路.docx
@@ -1,6 +1,6 @@
 
 <file path=word/document.xml><?xml version="1.0" encoding="utf-8"?>
-<w:document xmlns:w="http://schemas.openxmlformats.org/wordprocessingml/2006/main" xmlns:m="http://schemas.openxmlformats.org/officeDocument/2006/math" xmlns:r="http://schemas.openxmlformats.org/officeDocument/2006/relationships" xmlns:o="urn:schemas-microsoft-com:office:office" xmlns:v="urn:schemas-microsoft-com:vml" xmlns:w10="urn:schemas-microsoft-com:office:word" xmlns:a="http://schemas.openxmlformats.org/drawingml/2006/main" xmlns:pic="http://schemas.openxmlformats.org/drawingml/2006/picture" xmlns:wp="http://schemas.openxmlformats.org/drawingml/2006/wordprocessingDrawing">
+<w:document xmlns:m="http://schemas.openxmlformats.org/officeDocument/2006/math" xmlns:r="http://schemas.openxmlformats.org/officeDocument/2006/relationships" xmlns:w="http://schemas.openxmlformats.org/wordprocessingml/2006/main" xmlns:o="urn:schemas-microsoft-com:office:office" xmlns:v="urn:schemas-microsoft-com:vml" xmlns:w10="urn:schemas-microsoft-com:office:word" xmlns:a="http://schemas.openxmlformats.org/drawingml/2006/main" xmlns:pic="http://schemas.openxmlformats.org/drawingml/2006/picture" xmlns:wp="http://schemas.openxmlformats.org/drawingml/2006/wordprocessingDrawing">
   <w:body>
     <w:bookmarkStart w:id="27" w:name="时钟电路"/>
     <w:p>
@@ -9,7 +9,7 @@
       </w:pPr>
       <w:r>
         <w:rPr>
-          <w:rFonts w:hint="eastAsia"/>
+          <w:rFonts w:hint="eastAsia" w:eastAsia="黑体"/>
         </w:rPr>
         <w:t xml:space="preserve">时钟电路</w:t>
       </w:r>
@@ -21,7 +21,7 @@
       </w:pPr>
       <w:r>
         <w:rPr>
-          <w:rFonts w:hint="eastAsia"/>
+          <w:rFonts w:hint="eastAsia" w:eastAsia="黑体"/>
         </w:rPr>
         <w:t xml:space="preserve">拓扑描述</w:t>
       </w:r>
@@ -32,16 +32,19 @@
       </w:pPr>
       <w:r>
         <w:rPr>
-          <w:rFonts w:hint="eastAsia"/>
+          <w:rFonts w:hint="eastAsia" w:eastAsia="黑体"/>
         </w:rPr>
         <w:t xml:space="preserve">向单片机等数字器件提供稳定系统时钟的电路，常见结构有</w:t>
       </w:r>
       <w:r>
+        <w:rPr>
+          <w:rFonts w:eastAsia="黑体"/>
+        </w:rPr>
         <w:t xml:space="preserve"> </w:t>
       </w:r>
       <w:r>
         <w:rPr>
-          <w:rFonts w:hint="eastAsia"/>
+          <w:rFonts w:hint="eastAsia" w:eastAsia="黑体"/>
           <w:b/>
           <w:bCs/>
         </w:rPr>
@@ -49,6 +52,7 @@
       </w:r>
       <w:r>
         <w:rPr>
+          <w:rFonts w:eastAsia="黑体"/>
           <w:b/>
           <w:bCs/>
         </w:rPr>
@@ -56,24 +60,27 @@
       </w:r>
       <w:r>
         <w:rPr>
-          <w:rFonts w:hint="eastAsia"/>
+          <w:rFonts w:hint="eastAsia" w:eastAsia="黑体"/>
           <w:b/>
           <w:bCs/>
         </w:rPr>
         <w:t xml:space="preserve">两个负载电容</w:t>
       </w:r>
       <w:r>
+        <w:rPr>
+          <w:rFonts w:eastAsia="黑体"/>
+        </w:rPr>
         <w:t xml:space="preserve"> </w:t>
       </w:r>
       <w:r>
         <w:rPr>
-          <w:rFonts w:hint="eastAsia"/>
+          <w:rFonts w:hint="eastAsia" w:eastAsia="黑体"/>
         </w:rPr>
         <w:t xml:space="preserve">的皮尔斯振荡器、</w:t>
       </w:r>
       <w:r>
         <w:rPr>
-          <w:rFonts w:hint="eastAsia"/>
+          <w:rFonts w:hint="eastAsia" w:eastAsia="黑体"/>
           <w:b/>
           <w:bCs/>
         </w:rPr>
@@ -81,15 +88,19 @@
       </w:r>
       <w:r>
         <w:rPr>
-          <w:rFonts w:hint="eastAsia"/>
+          <w:rFonts w:hint="eastAsia" w:eastAsia="黑体"/>
         </w:rPr>
         <w:t xml:space="preserve">，以及只需外接电阻电容的</w:t>
       </w:r>
       <w:r>
+        <w:rPr>
+          <w:rFonts w:eastAsia="黑体"/>
+        </w:rPr>
         <w:t xml:space="preserve"> </w:t>
       </w:r>
       <w:r>
         <w:rPr>
+          <w:rFonts w:eastAsia="黑体"/>
           <w:b/>
           <w:bCs/>
         </w:rPr>
@@ -97,7 +108,7 @@
       </w:r>
       <w:r>
         <w:rPr>
-          <w:rFonts w:hint="eastAsia"/>
+          <w:rFonts w:hint="eastAsia" w:eastAsia="黑体"/>
           <w:b/>
           <w:bCs/>
         </w:rPr>
@@ -105,31 +116,37 @@
       </w:r>
       <w:r>
         <w:rPr>
-          <w:rFonts w:hint="eastAsia"/>
+          <w:rFonts w:hint="eastAsia" w:eastAsia="黑体"/>
         </w:rPr>
         <w:t xml:space="preserve">。晶振两脚分接两个对地负载电容，再接入芯片的</w:t>
       </w:r>
       <w:r>
+        <w:rPr>
+          <w:rFonts w:eastAsia="黑体"/>
+        </w:rPr>
         <w:t xml:space="preserve"> XTAL1/XTAL2 </w:t>
       </w:r>
       <w:r>
         <w:rPr>
-          <w:rFonts w:hint="eastAsia"/>
+          <w:rFonts w:hint="eastAsia" w:eastAsia="黑体"/>
         </w:rPr>
         <w:t xml:space="preserve">引脚，构成并联谐振回路。电路共有</w:t>
       </w:r>
       <w:r>
+        <w:rPr>
+          <w:rFonts w:eastAsia="黑体"/>
+        </w:rPr>
         <w:t xml:space="preserve"> 4 </w:t>
       </w:r>
       <w:r>
         <w:rPr>
-          <w:rFonts w:hint="eastAsia"/>
+          <w:rFonts w:hint="eastAsia" w:eastAsia="黑体"/>
         </w:rPr>
         <w:t xml:space="preserve">个关键节点：</w:t>
       </w:r>
       <w:r>
         <w:rPr>
-          <w:rFonts w:hint="eastAsia"/>
+          <w:rFonts w:hint="eastAsia" w:eastAsia="黑体"/>
           <w:b/>
           <w:bCs/>
         </w:rPr>
@@ -137,6 +154,7 @@
       </w:r>
       <w:r>
         <w:rPr>
+          <w:rFonts w:eastAsia="黑体"/>
           <w:b/>
           <w:bCs/>
         </w:rPr>
@@ -144,7 +162,7 @@
       </w:r>
       <w:r>
         <w:rPr>
-          <w:rFonts w:hint="eastAsia"/>
+          <w:rFonts w:hint="eastAsia" w:eastAsia="黑体"/>
           <w:b/>
           <w:bCs/>
         </w:rPr>
@@ -152,40 +170,49 @@
       </w:r>
       <w:r>
         <w:rPr>
-          <w:rFonts w:hint="eastAsia"/>
+          <w:rFonts w:hint="eastAsia" w:eastAsia="黑体"/>
         </w:rPr>
         <w:t xml:space="preserve">（晶振一脚、C1</w:t>
       </w:r>
       <w:r>
+        <w:rPr>
+          <w:rFonts w:eastAsia="黑体"/>
+        </w:rPr>
         <w:t xml:space="preserve"> </w:t>
       </w:r>
       <w:r>
         <w:rPr>
-          <w:rFonts w:hint="eastAsia"/>
+          <w:rFonts w:hint="eastAsia" w:eastAsia="黑体"/>
         </w:rPr>
         <w:t xml:space="preserve">上端与</w:t>
       </w:r>
       <w:r>
+        <w:rPr>
+          <w:rFonts w:eastAsia="黑体"/>
+        </w:rPr>
         <w:t xml:space="preserve"> MCU </w:t>
       </w:r>
       <w:r>
         <w:rPr>
-          <w:rFonts w:hint="eastAsia"/>
+          <w:rFonts w:hint="eastAsia" w:eastAsia="黑体"/>
         </w:rPr>
         <w:t xml:space="preserve">的</w:t>
       </w:r>
       <w:r>
+        <w:rPr>
+          <w:rFonts w:eastAsia="黑体"/>
+        </w:rPr>
         <w:t xml:space="preserve"> XTAL1 </w:t>
       </w:r>
       <w:r>
         <w:rPr>
-          <w:rFonts w:hint="eastAsia"/>
+          <w:rFonts w:hint="eastAsia" w:eastAsia="黑体"/>
         </w:rPr>
         <w:t xml:space="preserve">相连）；</w:t>
       </w:r>
       <w:r>
         <w:rPr>
-          <w:rFonts w:hint="eastAsia"/>
+          <w:rFonts w:hint="eastAsia" w:eastAsia="黑体"/>
           <w:b/>
           <w:bCs/>
         </w:rPr>
@@ -193,6 +220,7 @@
       </w:r>
       <w:r>
         <w:rPr>
+          <w:rFonts w:eastAsia="黑体"/>
           <w:b/>
           <w:bCs/>
         </w:rPr>
@@ -200,7 +228,7 @@
       </w:r>
       <w:r>
         <w:rPr>
-          <w:rFonts w:hint="eastAsia"/>
+          <w:rFonts w:hint="eastAsia" w:eastAsia="黑体"/>
           <w:b/>
           <w:bCs/>
         </w:rPr>
@@ -208,40 +236,49 @@
       </w:r>
       <w:r>
         <w:rPr>
-          <w:rFonts w:hint="eastAsia"/>
+          <w:rFonts w:hint="eastAsia" w:eastAsia="黑体"/>
         </w:rPr>
         <w:t xml:space="preserve">（晶振另一脚、C2</w:t>
       </w:r>
       <w:r>
+        <w:rPr>
+          <w:rFonts w:eastAsia="黑体"/>
+        </w:rPr>
         <w:t xml:space="preserve"> </w:t>
       </w:r>
       <w:r>
         <w:rPr>
-          <w:rFonts w:hint="eastAsia"/>
+          <w:rFonts w:hint="eastAsia" w:eastAsia="黑体"/>
         </w:rPr>
         <w:t xml:space="preserve">上端与</w:t>
       </w:r>
       <w:r>
+        <w:rPr>
+          <w:rFonts w:eastAsia="黑体"/>
+        </w:rPr>
         <w:t xml:space="preserve"> MCU </w:t>
       </w:r>
       <w:r>
         <w:rPr>
-          <w:rFonts w:hint="eastAsia"/>
+          <w:rFonts w:hint="eastAsia" w:eastAsia="黑体"/>
         </w:rPr>
         <w:t xml:space="preserve">的</w:t>
       </w:r>
       <w:r>
+        <w:rPr>
+          <w:rFonts w:eastAsia="黑体"/>
+        </w:rPr>
         <w:t xml:space="preserve"> XTAL2 </w:t>
       </w:r>
       <w:r>
         <w:rPr>
-          <w:rFonts w:hint="eastAsia"/>
+          <w:rFonts w:hint="eastAsia" w:eastAsia="黑体"/>
         </w:rPr>
         <w:t xml:space="preserve">相连）；</w:t>
       </w:r>
       <w:r>
         <w:rPr>
-          <w:rFonts w:hint="eastAsia"/>
+          <w:rFonts w:hint="eastAsia" w:eastAsia="黑体"/>
           <w:b/>
           <w:bCs/>
         </w:rPr>
@@ -249,6 +286,7 @@
       </w:r>
       <w:r>
         <w:rPr>
+          <w:rFonts w:eastAsia="黑体"/>
           <w:b/>
           <w:bCs/>
         </w:rPr>
@@ -256,7 +294,7 @@
       </w:r>
       <w:r>
         <w:rPr>
-          <w:rFonts w:hint="eastAsia"/>
+          <w:rFonts w:hint="eastAsia" w:eastAsia="黑体"/>
           <w:b/>
           <w:bCs/>
         </w:rPr>
@@ -264,6 +302,7 @@
       </w:r>
       <w:r>
         <w:rPr>
+          <w:rFonts w:eastAsia="黑体"/>
           <w:b/>
           <w:bCs/>
         </w:rPr>
@@ -271,31 +310,37 @@
       </w:r>
       <w:r>
         <w:rPr>
-          <w:rFonts w:hint="eastAsia"/>
+          <w:rFonts w:hint="eastAsia" w:eastAsia="黑体"/>
         </w:rPr>
         <w:t xml:space="preserve">（C1、C2</w:t>
       </w:r>
       <w:r>
+        <w:rPr>
+          <w:rFonts w:eastAsia="黑体"/>
+        </w:rPr>
         <w:t xml:space="preserve"> </w:t>
       </w:r>
       <w:r>
         <w:rPr>
-          <w:rFonts w:hint="eastAsia"/>
+          <w:rFonts w:hint="eastAsia" w:eastAsia="黑体"/>
         </w:rPr>
         <w:t xml:space="preserve">下端与</w:t>
       </w:r>
       <w:r>
+        <w:rPr>
+          <w:rFonts w:eastAsia="黑体"/>
+        </w:rPr>
         <w:t xml:space="preserve"> MCU </w:t>
       </w:r>
       <w:r>
         <w:rPr>
-          <w:rFonts w:hint="eastAsia"/>
+          <w:rFonts w:hint="eastAsia" w:eastAsia="黑体"/>
         </w:rPr>
         <w:t xml:space="preserve">地）；</w:t>
       </w:r>
       <w:r>
         <w:rPr>
-          <w:rFonts w:hint="eastAsia"/>
+          <w:rFonts w:hint="eastAsia" w:eastAsia="黑体"/>
           <w:b/>
           <w:bCs/>
         </w:rPr>
@@ -303,6 +348,7 @@
       </w:r>
       <w:r>
         <w:rPr>
+          <w:rFonts w:eastAsia="黑体"/>
           <w:b/>
           <w:bCs/>
         </w:rPr>
@@ -310,7 +356,7 @@
       </w:r>
       <w:r>
         <w:rPr>
-          <w:rFonts w:hint="eastAsia"/>
+          <w:rFonts w:hint="eastAsia" w:eastAsia="黑体"/>
           <w:b/>
           <w:bCs/>
         </w:rPr>
@@ -318,6 +364,7 @@
       </w:r>
       <w:r>
         <w:rPr>
+          <w:rFonts w:eastAsia="黑体"/>
           <w:b/>
           <w:bCs/>
         </w:rPr>
@@ -348,7 +395,7 @@
       </m:oMath>
       <w:r>
         <w:rPr>
-          <w:rFonts w:hint="eastAsia"/>
+          <w:rFonts w:hint="eastAsia" w:eastAsia="黑体"/>
         </w:rPr>
         <w:t xml:space="preserve">（芯片振荡电路供电）。</w:t>
       </w:r>
@@ -357,13 +404,13 @@
       <w:pPr/>
       <w:r>
         <w:rPr>
-          <w:rFonts w:hint="eastAsia"/>
+          <w:rFonts w:hint="eastAsia" w:eastAsia="黑体"/>
         </w:rPr>
         <w:t xml:space="preserve">各元件管脚连接：</w:t>
       </w:r>
       <w:r>
         <w:rPr>
-          <w:rFonts w:hint="eastAsia"/>
+          <w:rFonts w:hint="eastAsia" w:eastAsia="黑体"/>
           <w:b/>
           <w:bCs/>
         </w:rPr>
@@ -371,23 +418,27 @@
       </w:r>
       <w:r>
         <w:rPr>
+          <w:rFonts w:eastAsia="黑体"/>
           <w:b/>
           <w:bCs/>
         </w:rPr>
         <w:t xml:space="preserve"> Y1</w:t>
       </w:r>
       <w:r>
+        <w:rPr>
+          <w:rFonts w:eastAsia="黑体"/>
+        </w:rPr>
         <w:t xml:space="preserve"> </w:t>
       </w:r>
       <w:r>
         <w:rPr>
-          <w:rFonts w:hint="eastAsia"/>
+          <w:rFonts w:hint="eastAsia" w:eastAsia="黑体"/>
         </w:rPr>
         <w:t xml:space="preserve">一脚接节点①、另一脚接节点②；</w:t>
       </w:r>
       <w:r>
         <w:rPr>
-          <w:rFonts w:hint="eastAsia"/>
+          <w:rFonts w:hint="eastAsia" w:eastAsia="黑体"/>
           <w:b/>
           <w:bCs/>
         </w:rPr>
@@ -395,23 +446,27 @@
       </w:r>
       <w:r>
         <w:rPr>
+          <w:rFonts w:eastAsia="黑体"/>
           <w:b/>
           <w:bCs/>
         </w:rPr>
         <w:t xml:space="preserve"> C1</w:t>
       </w:r>
       <w:r>
+        <w:rPr>
+          <w:rFonts w:eastAsia="黑体"/>
+        </w:rPr>
         <w:t xml:space="preserve"> </w:t>
       </w:r>
       <w:r>
         <w:rPr>
-          <w:rFonts w:hint="eastAsia"/>
+          <w:rFonts w:hint="eastAsia" w:eastAsia="黑体"/>
         </w:rPr>
         <w:t xml:space="preserve">一端接节点①、另一端接节点③（GND）；</w:t>
       </w:r>
       <w:r>
         <w:rPr>
-          <w:rFonts w:hint="eastAsia"/>
+          <w:rFonts w:hint="eastAsia" w:eastAsia="黑体"/>
           <w:b/>
           <w:bCs/>
         </w:rPr>
@@ -419,73 +474,96 @@
       </w:r>
       <w:r>
         <w:rPr>
+          <w:rFonts w:eastAsia="黑体"/>
           <w:b/>
           <w:bCs/>
         </w:rPr>
         <w:t xml:space="preserve"> C2</w:t>
       </w:r>
       <w:r>
+        <w:rPr>
+          <w:rFonts w:eastAsia="黑体"/>
+        </w:rPr>
         <w:t xml:space="preserve"> </w:t>
       </w:r>
       <w:r>
         <w:rPr>
-          <w:rFonts w:hint="eastAsia"/>
+          <w:rFonts w:hint="eastAsia" w:eastAsia="黑体"/>
         </w:rPr>
         <w:t xml:space="preserve">一端接节点②、另一端接节点③（GND）；</w:t>
       </w:r>
       <w:r>
         <w:rPr>
+          <w:rFonts w:eastAsia="黑体"/>
           <w:b/>
           <w:bCs/>
         </w:rPr>
         <w:t xml:space="preserve">MCU</w:t>
       </w:r>
       <w:r>
+        <w:rPr>
+          <w:rFonts w:eastAsia="黑体"/>
+        </w:rPr>
         <w:t xml:space="preserve"> </w:t>
       </w:r>
       <w:r>
         <w:rPr>
-          <w:rFonts w:hint="eastAsia"/>
+          <w:rFonts w:hint="eastAsia" w:eastAsia="黑体"/>
         </w:rPr>
         <w:t xml:space="preserve">的</w:t>
       </w:r>
       <w:r>
+        <w:rPr>
+          <w:rFonts w:eastAsia="黑体"/>
+        </w:rPr>
         <w:t xml:space="preserve"> XTAL1 </w:t>
       </w:r>
       <w:r>
         <w:rPr>
-          <w:rFonts w:hint="eastAsia"/>
+          <w:rFonts w:hint="eastAsia" w:eastAsia="黑体"/>
         </w:rPr>
         <w:t xml:space="preserve">脚接节点①、XTAL2</w:t>
       </w:r>
       <w:r>
+        <w:rPr>
+          <w:rFonts w:eastAsia="黑体"/>
+        </w:rPr>
         <w:t xml:space="preserve"> </w:t>
       </w:r>
       <w:r>
         <w:rPr>
-          <w:rFonts w:hint="eastAsia"/>
+          <w:rFonts w:hint="eastAsia" w:eastAsia="黑体"/>
         </w:rPr>
         <w:t xml:space="preserve">脚接节点②、地脚</w:t>
       </w:r>
       <w:r>
+        <w:rPr>
+          <w:rFonts w:eastAsia="黑体"/>
+        </w:rPr>
         <w:t xml:space="preserve"> GND </w:t>
       </w:r>
       <w:r>
         <w:rPr>
-          <w:rFonts w:hint="eastAsia"/>
+          <w:rFonts w:hint="eastAsia" w:eastAsia="黑体"/>
         </w:rPr>
         <w:t xml:space="preserve">接节点③、正电源脚</w:t>
       </w:r>
       <w:r>
+        <w:rPr>
+          <w:rFonts w:eastAsia="黑体"/>
+        </w:rPr>
         <w:t xml:space="preserve"> VCC </w:t>
       </w:r>
       <w:r>
         <w:rPr>
-          <w:rFonts w:hint="eastAsia"/>
+          <w:rFonts w:hint="eastAsia" w:eastAsia="黑体"/>
         </w:rPr>
         <w:t xml:space="preserve">接节点④。两个负载电容通常取相等值，且需满足</w:t>
       </w:r>
       <w:r>
+        <w:rPr>
+          <w:rFonts w:eastAsia="黑体"/>
+        </w:rPr>
         <w:t xml:space="preserve"> </w:t>
       </w:r>
       <m:oMath>
@@ -602,15 +680,21 @@
         </m:sSub>
       </m:oMath>
       <w:r>
+        <w:rPr>
+          <w:rFonts w:eastAsia="黑体"/>
+        </w:rPr>
         <w:t xml:space="preserve"> </w:t>
       </w:r>
       <w:r>
         <w:rPr>
-          <w:rFonts w:hint="eastAsia"/>
+          <w:rFonts w:hint="eastAsia" w:eastAsia="黑体"/>
         </w:rPr>
         <w:t xml:space="preserve">与晶振标称负载电容匹配，其中</w:t>
       </w:r>
       <w:r>
+        <w:rPr>
+          <w:rFonts w:eastAsia="黑体"/>
+        </w:rPr>
         <w:t xml:space="preserve"> </w:t>
       </w:r>
       <m:oMath>
@@ -640,15 +724,21 @@
         </m:sSub>
       </m:oMath>
       <w:r>
+        <w:rPr>
+          <w:rFonts w:eastAsia="黑体"/>
+        </w:rPr>
         <w:t xml:space="preserve"> </w:t>
       </w:r>
       <w:r>
         <w:rPr>
-          <w:rFonts w:hint="eastAsia"/>
+          <w:rFonts w:hint="eastAsia" w:eastAsia="黑体"/>
         </w:rPr>
         <w:t xml:space="preserve">为走线与引脚寄生电容（约</w:t>
       </w:r>
       <w:r>
+        <w:rPr>
+          <w:rFonts w:eastAsia="黑体"/>
+        </w:rPr>
         <w:t xml:space="preserve"> </w:t>
       </w:r>
       <m:oMath>
@@ -677,16 +767,19 @@
       </m:oMath>
       <w:r>
         <w:rPr>
-          <w:rFonts w:hint="eastAsia"/>
+          <w:rFonts w:hint="eastAsia" w:eastAsia="黑体"/>
         </w:rPr>
         <w:t xml:space="preserve">）。芯片内部的反相放大器作为负阻跨接在节点①、②</w:t>
       </w:r>
       <w:r>
+        <w:rPr>
+          <w:rFonts w:eastAsia="黑体"/>
+        </w:rPr>
         <w:t xml:space="preserve"> </w:t>
       </w:r>
       <w:r>
         <w:rPr>
-          <w:rFonts w:hint="eastAsia"/>
+          <w:rFonts w:hint="eastAsia" w:eastAsia="黑体"/>
         </w:rPr>
         <w:t xml:space="preserve">之间，抵消晶振损耗以维持振荡。</w:t>
       </w:r>
@@ -695,25 +788,31 @@
       <w:pPr/>
       <w:r>
         <w:rPr>
-          <w:rFonts w:hint="eastAsia"/>
+          <w:rFonts w:hint="eastAsia" w:eastAsia="黑体"/>
         </w:rPr>
         <w:t xml:space="preserve">由此构成晶振在串联谐振频率附近呈感性、与</w:t>
       </w:r>
       <w:r>
+        <w:rPr>
+          <w:rFonts w:eastAsia="黑体"/>
+        </w:rPr>
         <w:t xml:space="preserve"> C1/C2 </w:t>
       </w:r>
       <w:r>
         <w:rPr>
-          <w:rFonts w:hint="eastAsia"/>
+          <w:rFonts w:hint="eastAsia" w:eastAsia="黑体"/>
         </w:rPr>
         <w:t xml:space="preserve">构成并联谐振回路的皮尔斯振荡组态，经芯片内部整形与分频，为</w:t>
       </w:r>
       <w:r>
+        <w:rPr>
+          <w:rFonts w:eastAsia="黑体"/>
+        </w:rPr>
         <w:t xml:space="preserve"> </w:t>
       </w:r>
       <w:r>
         <w:rPr>
-          <w:rFonts w:hint="eastAsia"/>
+          <w:rFonts w:hint="eastAsia" w:eastAsia="黑体"/>
         </w:rPr>
         <w:t xml:space="preserve">CPU、定时器、通信外设提供统一系统时钟。</w:t>
       </w:r>
@@ -726,7 +825,7 @@
       </w:pPr>
       <w:r>
         <w:rPr>
-          <w:rFonts w:hint="eastAsia"/>
+          <w:rFonts w:hint="eastAsia" w:eastAsia="黑体"/>
         </w:rPr>
         <w:t xml:space="preserve">工作原理</w:t>
       </w:r>
@@ -737,16 +836,19 @@
       </w:pPr>
       <w:r>
         <w:rPr>
-          <w:rFonts w:hint="eastAsia"/>
+          <w:rFonts w:hint="eastAsia" w:eastAsia="黑体"/>
         </w:rPr>
         <w:t xml:space="preserve">晶振作为极高</w:t>
       </w:r>
       <w:r>
+        <w:rPr>
+          <w:rFonts w:eastAsia="黑体"/>
+        </w:rPr>
         <w:t xml:space="preserve"> Q </w:t>
       </w:r>
       <w:r>
         <w:rPr>
-          <w:rFonts w:hint="eastAsia"/>
+          <w:rFonts w:hint="eastAsia" w:eastAsia="黑体"/>
         </w:rPr>
         <w:t xml:space="preserve">值的压电谐振器件，在串联谐振频率附近呈现感性，与负载电容构成并联谐振并维持振荡。芯片内部的反相放大器提供负阻以抵消晶振的损耗，使振荡持续；信号再经内部整形与分频得到所需的系统时钟。</w:t>
       </w:r>
@@ -759,7 +861,7 @@
       </w:pPr>
       <w:r>
         <w:rPr>
-          <w:rFonts w:hint="eastAsia"/>
+          <w:rFonts w:hint="eastAsia" w:eastAsia="黑体"/>
         </w:rPr>
         <w:t xml:space="preserve">关键计算公式</w:t>
       </w:r>
@@ -773,7 +875,7 @@
       </w:pPr>
       <w:r>
         <w:rPr>
-          <w:rFonts w:hint="eastAsia"/>
+          <w:rFonts w:hint="eastAsia" w:eastAsia="黑体"/>
         </w:rPr>
         <w:t xml:space="preserve">负载电容（两电容串联）：</w:t>
       </w:r>
@@ -911,7 +1013,7 @@
       </w:pPr>
       <w:r>
         <w:rPr>
-          <w:rFonts w:hint="eastAsia"/>
+          <w:rFonts w:hint="eastAsia" w:eastAsia="黑体"/>
         </w:rPr>
         <w:t xml:space="preserve">皮尔斯振荡器增益裕度（负阻条件）：</w:t>
       </w:r>
@@ -1128,7 +1230,7 @@
       </w:pPr>
       <w:r>
         <w:rPr>
-          <w:rFonts w:hint="eastAsia"/>
+          <w:rFonts w:hint="eastAsia" w:eastAsia="黑体"/>
         </w:rPr>
         <w:t xml:space="preserve">谐振频率（若有外部串联或并联电容微调）：</w:t>
       </w:r>
@@ -1294,7 +1396,7 @@
             </w:pPr>
             <w:r>
               <w:rPr>
-                <w:rFonts w:hint="eastAsia"/>
+                <w:rFonts w:hint="eastAsia" w:eastAsia="黑体"/>
               </w:rPr>
               <w:t xml:space="preserve">符号</w:t>
             </w:r>
@@ -1308,7 +1410,7 @@
             </w:pPr>
             <w:r>
               <w:rPr>
-                <w:rFonts w:hint="eastAsia"/>
+                <w:rFonts w:hint="eastAsia" w:eastAsia="黑体"/>
               </w:rPr>
               <w:t xml:space="preserve">含义</w:t>
             </w:r>
@@ -1322,7 +1424,7 @@
             </w:pPr>
             <w:r>
               <w:rPr>
-                <w:rFonts w:hint="eastAsia"/>
+                <w:rFonts w:hint="eastAsia" w:eastAsia="黑体"/>
               </w:rPr>
               <w:t xml:space="preserve">单位</w:t>
             </w:r>
@@ -1372,6 +1474,9 @@
               </m:sSub>
             </m:oMath>
             <w:r>
+              <w:rPr>
+                <w:rFonts w:eastAsia="黑体"/>
+              </w:rPr>
               <w:t xml:space="preserve">​</w:t>
             </w:r>
           </w:p>
@@ -1384,7 +1489,7 @@
             </w:pPr>
             <w:r>
               <w:rPr>
-                <w:rFonts w:hint="eastAsia"/>
+                <w:rFonts w:hint="eastAsia" w:eastAsia="黑体"/>
               </w:rPr>
               <w:t xml:space="preserve">两个负载电容</w:t>
             </w:r>
@@ -1397,6 +1502,9 @@
               <w:pStyle w:val="Compact"/>
             </w:pPr>
             <w:r>
+              <w:rPr>
+                <w:rFonts w:eastAsia="黑体"/>
+              </w:rPr>
               <w:t xml:space="preserve">F</w:t>
             </w:r>
           </w:p>
@@ -1424,6 +1532,9 @@
               </m:sSub>
             </m:oMath>
             <w:r>
+              <w:rPr>
+                <w:rFonts w:eastAsia="黑体"/>
+              </w:rPr>
               <w:t xml:space="preserve">​</w:t>
             </w:r>
           </w:p>
@@ -1436,7 +1547,7 @@
             </w:pPr>
             <w:r>
               <w:rPr>
-                <w:rFonts w:hint="eastAsia"/>
+                <w:rFonts w:hint="eastAsia" w:eastAsia="黑体"/>
               </w:rPr>
               <w:t xml:space="preserve">等效负载电容</w:t>
             </w:r>
@@ -1449,6 +1560,9 @@
               <w:pStyle w:val="Compact"/>
             </w:pPr>
             <w:r>
+              <w:rPr>
+                <w:rFonts w:eastAsia="黑体"/>
+              </w:rPr>
               <w:t xml:space="preserve">F</w:t>
             </w:r>
           </w:p>
@@ -1476,6 +1590,9 @@
               </m:sSub>
             </m:oMath>
             <w:r>
+              <w:rPr>
+                <w:rFonts w:eastAsia="黑体"/>
+              </w:rPr>
               <w:t xml:space="preserve">​</w:t>
             </w:r>
           </w:p>
@@ -1488,7 +1605,7 @@
             </w:pPr>
             <w:r>
               <w:rPr>
-                <w:rFonts w:hint="eastAsia"/>
+                <w:rFonts w:hint="eastAsia" w:eastAsia="黑体"/>
               </w:rPr>
               <w:t xml:space="preserve">晶振并联（静态）电容</w:t>
             </w:r>
@@ -1501,6 +1618,9 @@
               <w:pStyle w:val="Compact"/>
             </w:pPr>
             <w:r>
+              <w:rPr>
+                <w:rFonts w:eastAsia="黑体"/>
+              </w:rPr>
               <w:t xml:space="preserve">F</w:t>
             </w:r>
           </w:p>
@@ -1540,6 +1660,9 @@
               </m:sSub>
             </m:oMath>
             <w:r>
+              <w:rPr>
+                <w:rFonts w:eastAsia="黑体"/>
+              </w:rPr>
               <w:t xml:space="preserve">​</w:t>
             </w:r>
           </w:p>
@@ -1552,7 +1675,7 @@
             </w:pPr>
             <w:r>
               <w:rPr>
-                <w:rFonts w:hint="eastAsia"/>
+                <w:rFonts w:hint="eastAsia" w:eastAsia="黑体"/>
               </w:rPr>
               <w:t xml:space="preserve">布线及引脚寄生电容</w:t>
             </w:r>
@@ -1565,6 +1688,9 @@
               <w:pStyle w:val="Compact"/>
             </w:pPr>
             <w:r>
+              <w:rPr>
+                <w:rFonts w:eastAsia="黑体"/>
+              </w:rPr>
               <w:t xml:space="preserve">F</w:t>
             </w:r>
           </w:p>
@@ -1589,6 +1715,9 @@
               </m:r>
             </m:oMath>
             <w:r>
+              <w:rPr>
+                <w:rFonts w:eastAsia="黑体"/>
+              </w:rPr>
               <w:t xml:space="preserve">​</w:t>
             </w:r>
           </w:p>
@@ -1601,7 +1730,7 @@
             </w:pPr>
             <w:r>
               <w:rPr>
-                <w:rFonts w:hint="eastAsia"/>
+                <w:rFonts w:hint="eastAsia" w:eastAsia="黑体"/>
               </w:rPr>
               <w:t xml:space="preserve">晶振等效串联电阻</w:t>
             </w:r>
@@ -1614,6 +1743,9 @@
               <w:pStyle w:val="Compact"/>
             </w:pPr>
             <w:r>
+              <w:rPr>
+                <w:rFonts w:eastAsia="黑体"/>
+              </w:rPr>
               <w:t xml:space="preserve">Ω</w:t>
             </w:r>
           </w:p>
@@ -1641,6 +1773,9 @@
               </m:sSub>
             </m:oMath>
             <w:r>
+              <w:rPr>
+                <w:rFonts w:eastAsia="黑体"/>
+              </w:rPr>
               <w:t xml:space="preserve">​</w:t>
             </w:r>
           </w:p>
@@ -1653,7 +1788,7 @@
             </w:pPr>
             <w:r>
               <w:rPr>
-                <w:rFonts w:hint="eastAsia"/>
+                <w:rFonts w:hint="eastAsia" w:eastAsia="黑体"/>
               </w:rPr>
               <w:t xml:space="preserve">晶振串联谐振频率</w:t>
             </w:r>
@@ -1666,6 +1801,9 @@
               <w:pStyle w:val="Compact"/>
             </w:pPr>
             <w:r>
+              <w:rPr>
+                <w:rFonts w:eastAsia="黑体"/>
+              </w:rPr>
               <w:t xml:space="preserve">Hz</w:t>
             </w:r>
           </w:p>
@@ -1693,6 +1831,9 @@
               </m:sSub>
             </m:oMath>
             <w:r>
+              <w:rPr>
+                <w:rFonts w:eastAsia="黑体"/>
+              </w:rPr>
               <w:t xml:space="preserve">​</w:t>
             </w:r>
           </w:p>
@@ -1705,7 +1846,7 @@
             </w:pPr>
             <w:r>
               <w:rPr>
-                <w:rFonts w:hint="eastAsia"/>
+                <w:rFonts w:hint="eastAsia" w:eastAsia="黑体"/>
               </w:rPr>
               <w:t xml:space="preserve">振荡器跨导</w:t>
             </w:r>
@@ -1718,6 +1859,9 @@
               <w:pStyle w:val="Compact"/>
             </w:pPr>
             <w:r>
+              <w:rPr>
+                <w:rFonts w:eastAsia="黑体"/>
+              </w:rPr>
               <w:t xml:space="preserve">S</w:t>
             </w:r>
           </w:p>
@@ -1732,7 +1876,7 @@
       </w:pPr>
       <w:r>
         <w:rPr>
-          <w:rFonts w:hint="eastAsia"/>
+          <w:rFonts w:hint="eastAsia" w:eastAsia="黑体"/>
         </w:rPr>
         <w:t xml:space="preserve">元件调整影响</w:t>
       </w:r>
@@ -1747,7 +1891,7 @@
       </w:pPr>
       <w:r>
         <w:rPr>
-          <w:rFonts w:hint="eastAsia"/>
+          <w:rFonts w:hint="eastAsia" w:eastAsia="黑体"/>
           <w:b/>
           <w:bCs/>
         </w:rPr>
@@ -1755,6 +1899,7 @@
       </w:r>
       <w:r>
         <w:rPr>
+          <w:rFonts w:eastAsia="黑体"/>
           <w:b/>
           <w:bCs/>
         </w:rPr>
@@ -1776,6 +1921,7 @@
       </m:oMath>
       <w:r>
         <w:rPr>
+          <w:rFonts w:eastAsia="黑体"/>
           <w:b/>
           <w:bCs/>
         </w:rPr>
@@ -1797,6 +1943,7 @@
       </m:oMath>
       <w:r>
         <w:rPr>
+          <w:rFonts w:eastAsia="黑体"/>
           <w:b/>
           <w:bCs/>
         </w:rPr>
@@ -1804,19 +1951,28 @@
       </w:r>
       <w:r>
         <w:rPr>
-          <w:rFonts w:hint="eastAsia"/>
+          <w:rFonts w:hint="eastAsia" w:eastAsia="黑体"/>
           <w:b/>
           <w:bCs/>
         </w:rPr>
         <w:t xml:space="preserve">增大</w:t>
       </w:r>
       <w:r>
+        <w:rPr>
+          <w:rFonts w:eastAsia="黑体"/>
+        </w:rPr>
         <w:t xml:space="preserve"> </w:t>
       </w:r>
       <w:r>
+        <w:rPr>
+          <w:rFonts w:eastAsia="黑体"/>
+        </w:rPr>
         <w:t xml:space="preserve">→</w:t>
       </w:r>
       <w:r>
+        <w:rPr>
+          <w:rFonts w:eastAsia="黑体"/>
+        </w:rPr>
         <w:t xml:space="preserve"> </w:t>
       </w:r>
       <m:oMath>
@@ -1834,11 +1990,14 @@
         </m:sSub>
       </m:oMath>
       <w:r>
+        <w:rPr>
+          <w:rFonts w:eastAsia="黑体"/>
+        </w:rPr>
         <w:t xml:space="preserve"> </w:t>
       </w:r>
       <w:r>
         <w:rPr>
-          <w:rFonts w:hint="eastAsia"/>
+          <w:rFonts w:hint="eastAsia" w:eastAsia="黑体"/>
         </w:rPr>
         <w:t xml:space="preserve">增大，起振更稳定，但实际振荡频率略微拉低、起振时间变长。</w:t>
       </w:r>
@@ -1853,21 +2012,27 @@
       </w:pPr>
       <w:r>
         <w:rPr>
-          <w:rFonts w:hint="eastAsia"/>
+          <w:rFonts w:hint="eastAsia" w:eastAsia="黑体"/>
           <w:b/>
           <w:bCs/>
         </w:rPr>
         <w:t xml:space="preserve">负载电容过小</w:t>
       </w:r>
       <w:r>
+        <w:rPr>
+          <w:rFonts w:eastAsia="黑体"/>
+        </w:rPr>
         <w:t xml:space="preserve"> </w:t>
       </w:r>
       <w:r>
+        <w:rPr>
+          <w:rFonts w:eastAsia="黑体"/>
+        </w:rPr>
         <w:t xml:space="preserve">→ </w:t>
       </w:r>
       <w:r>
         <w:rPr>
-          <w:rFonts w:hint="eastAsia"/>
+          <w:rFonts w:hint="eastAsia" w:eastAsia="黑体"/>
         </w:rPr>
         <w:t xml:space="preserve">起振困难、波形畸变，甚至不起振。</w:t>
       </w:r>
@@ -1882,6 +2047,7 @@
       </w:pPr>
       <w:r>
         <w:rPr>
+          <w:rFonts w:eastAsia="黑体"/>
           <w:b/>
           <w:bCs/>
         </w:rPr>
@@ -1889,21 +2055,27 @@
       </w:r>
       <w:r>
         <w:rPr>
-          <w:rFonts w:hint="eastAsia"/>
+          <w:rFonts w:hint="eastAsia" w:eastAsia="黑体"/>
           <w:b/>
           <w:bCs/>
         </w:rPr>
         <w:t xml:space="preserve">过大（晶振老化/误选型）</w:t>
       </w:r>
       <w:r>
+        <w:rPr>
+          <w:rFonts w:eastAsia="黑体"/>
+        </w:rPr>
         <w:t xml:space="preserve"> </w:t>
       </w:r>
       <w:r>
+        <w:rPr>
+          <w:rFonts w:eastAsia="黑体"/>
+        </w:rPr>
         <w:t xml:space="preserve">→ </w:t>
       </w:r>
       <w:r>
         <w:rPr>
-          <w:rFonts w:hint="eastAsia"/>
+          <w:rFonts w:hint="eastAsia" w:eastAsia="黑体"/>
         </w:rPr>
         <w:t xml:space="preserve">损耗增大，相位裕度不足，振荡不稳定或停振。</w:t>
       </w:r>
@@ -1918,25 +2090,31 @@
       </w:pPr>
       <w:r>
         <w:rPr>
-          <w:rFonts w:hint="eastAsia"/>
+          <w:rFonts w:hint="eastAsia" w:eastAsia="黑体"/>
         </w:rPr>
         <w:t xml:space="preserve">两个负载电容通常取相等，且应包含</w:t>
       </w:r>
       <w:r>
+        <w:rPr>
+          <w:rFonts w:eastAsia="黑体"/>
+        </w:rPr>
         <w:t xml:space="preserve"> PCB </w:t>
       </w:r>
       <w:r>
         <w:rPr>
-          <w:rFonts w:hint="eastAsia"/>
+          <w:rFonts w:hint="eastAsia" w:eastAsia="黑体"/>
         </w:rPr>
         <w:t xml:space="preserve">走线与引脚寄生电容（约</w:t>
       </w:r>
       <w:r>
+        <w:rPr>
+          <w:rFonts w:eastAsia="黑体"/>
+        </w:rPr>
         <w:t xml:space="preserve"> 3~5 </w:t>
       </w:r>
       <w:r>
         <w:rPr>
-          <w:rFonts w:hint="eastAsia"/>
+          <w:rFonts w:hint="eastAsia" w:eastAsia="黑体"/>
         </w:rPr>
         <w:t xml:space="preserve">pF）的影响。</w:t>
       </w:r>
@@ -1949,7 +2127,7 @@
       </w:pPr>
       <w:r>
         <w:rPr>
-          <w:rFonts w:hint="eastAsia"/>
+          <w:rFonts w:hint="eastAsia" w:eastAsia="黑体"/>
         </w:rPr>
         <w:t xml:space="preserve">典型参数示例</w:t>
       </w:r>
@@ -1963,11 +2141,14 @@
         </w:numPr>
       </w:pPr>
       <w:r>
+        <w:rPr>
+          <w:rFonts w:eastAsia="黑体"/>
+        </w:rPr>
         <w:t xml:space="preserve">12 MHz </w:t>
       </w:r>
       <w:r>
         <w:rPr>
-          <w:rFonts w:hint="eastAsia"/>
+          <w:rFonts w:hint="eastAsia" w:eastAsia="黑体"/>
         </w:rPr>
         <w:t xml:space="preserve">晶振，</w:t>
       </w:r>
@@ -2024,11 +2205,14 @@
       </m:oMath>
       <w:r>
         <w:rPr>
-          <w:rFonts w:hint="eastAsia"/>
+          <w:rFonts w:hint="eastAsia" w:eastAsia="黑体"/>
         </w:rPr>
         <w:t xml:space="preserve">，寄生电容</w:t>
       </w:r>
       <w:r>
+        <w:rPr>
+          <w:rFonts w:eastAsia="黑体"/>
+        </w:rPr>
         <w:t xml:space="preserve"> </w:t>
       </w:r>
       <m:oMath>
@@ -2078,7 +2262,7 @@
       </m:oMath>
       <w:r>
         <w:rPr>
-          <w:rFonts w:hint="eastAsia"/>
+          <w:rFonts w:hint="eastAsia" w:eastAsia="黑体"/>
         </w:rPr>
         <w:t xml:space="preserve">：</w:t>
       </w:r>
@@ -2204,29 +2388,38 @@
       </w:pPr>
       <w:r>
         <w:rPr>
-          <w:rFonts w:hint="eastAsia"/>
+          <w:rFonts w:hint="eastAsia" w:eastAsia="黑体"/>
         </w:rPr>
         <w:t xml:space="preserve">典型</w:t>
       </w:r>
       <w:r>
+        <w:rPr>
+          <w:rFonts w:eastAsia="黑体"/>
+        </w:rPr>
         <w:t xml:space="preserve"> 32.768 kHz </w:t>
       </w:r>
       <w:r>
         <w:rPr>
-          <w:rFonts w:hint="eastAsia"/>
+          <w:rFonts w:hint="eastAsia" w:eastAsia="黑体"/>
         </w:rPr>
         <w:t xml:space="preserve">表晶负载电容为</w:t>
       </w:r>
       <w:r>
+        <w:rPr>
+          <w:rFonts w:eastAsia="黑体"/>
+        </w:rPr>
         <w:t xml:space="preserve"> 12.5 </w:t>
       </w:r>
       <w:r>
         <w:rPr>
-          <w:rFonts w:hint="eastAsia"/>
+          <w:rFonts w:hint="eastAsia" w:eastAsia="黑体"/>
         </w:rPr>
         <w:t xml:space="preserve">pF，配</w:t>
       </w:r>
       <w:r>
+        <w:rPr>
+          <w:rFonts w:eastAsia="黑体"/>
+        </w:rPr>
         <w:t xml:space="preserve"> </w:t>
       </w:r>
       <m:oMath>
@@ -2281,6 +2474,9 @@
         </m:r>
       </m:oMath>
       <w:r>
+        <w:rPr>
+          <w:rFonts w:eastAsia="黑体"/>
+        </w:rPr>
         <w:t xml:space="preserve">。</w:t>
       </w:r>
     </w:p>
@@ -2292,7 +2488,7 @@
       </w:pPr>
       <w:r>
         <w:rPr>
-          <w:rFonts w:hint="eastAsia"/>
+          <w:rFonts w:hint="eastAsia" w:eastAsia="黑体"/>
         </w:rPr>
         <w:t xml:space="preserve">常见器件型号</w:t>
       </w:r>
@@ -2307,25 +2503,31 @@
       </w:pPr>
       <w:r>
         <w:rPr>
-          <w:rFonts w:hint="eastAsia"/>
+          <w:rFonts w:hint="eastAsia" w:eastAsia="黑体"/>
         </w:rPr>
         <w:t xml:space="preserve">晶振：HC-49S、5032</w:t>
       </w:r>
       <w:r>
+        <w:rPr>
+          <w:rFonts w:eastAsia="黑体"/>
+        </w:rPr>
         <w:t xml:space="preserve"> </w:t>
       </w:r>
       <w:r>
         <w:rPr>
-          <w:rFonts w:hint="eastAsia"/>
+          <w:rFonts w:hint="eastAsia" w:eastAsia="黑体"/>
         </w:rPr>
         <w:t xml:space="preserve">贴片晶振、3225</w:t>
       </w:r>
       <w:r>
+        <w:rPr>
+          <w:rFonts w:eastAsia="黑体"/>
+        </w:rPr>
         <w:t xml:space="preserve"> </w:t>
       </w:r>
       <w:r>
         <w:rPr>
-          <w:rFonts w:hint="eastAsia"/>
+          <w:rFonts w:hint="eastAsia" w:eastAsia="黑体"/>
         </w:rPr>
         <w:t xml:space="preserve">贴片晶振。</w:t>
       </w:r>
@@ -2340,25 +2542,31 @@
       </w:pPr>
       <w:r>
         <w:rPr>
-          <w:rFonts w:hint="eastAsia"/>
+          <w:rFonts w:hint="eastAsia" w:eastAsia="黑体"/>
         </w:rPr>
         <w:t xml:space="preserve">表晶：32.768</w:t>
       </w:r>
       <w:r>
+        <w:rPr>
+          <w:rFonts w:eastAsia="黑体"/>
+        </w:rPr>
         <w:t xml:space="preserve"> kHz </w:t>
       </w:r>
       <w:r>
         <w:rPr>
-          <w:rFonts w:hint="eastAsia"/>
+          <w:rFonts w:hint="eastAsia" w:eastAsia="黑体"/>
         </w:rPr>
         <w:t xml:space="preserve">圆柱晶振（如</w:t>
       </w:r>
       <w:r>
+        <w:rPr>
+          <w:rFonts w:eastAsia="黑体"/>
+        </w:rPr>
         <w:t xml:space="preserve"> 3×8 </w:t>
       </w:r>
       <w:r>
         <w:rPr>
-          <w:rFonts w:hint="eastAsia"/>
+          <w:rFonts w:hint="eastAsia" w:eastAsia="黑体"/>
         </w:rPr>
         <w:t xml:space="preserve">mm）。</w:t>
       </w:r>
@@ -2373,16 +2581,19 @@
       </w:pPr>
       <w:r>
         <w:rPr>
-          <w:rFonts w:hint="eastAsia"/>
+          <w:rFonts w:hint="eastAsia" w:eastAsia="黑体"/>
         </w:rPr>
         <w:t xml:space="preserve">陶瓷谐振器：村田（Murata）CSTCE/CSTCR</w:t>
       </w:r>
       <w:r>
+        <w:rPr>
+          <w:rFonts w:eastAsia="黑体"/>
+        </w:rPr>
         <w:t xml:space="preserve"> </w:t>
       </w:r>
       <w:r>
         <w:rPr>
-          <w:rFonts w:hint="eastAsia"/>
+          <w:rFonts w:hint="eastAsia" w:eastAsia="黑体"/>
         </w:rPr>
         <w:t xml:space="preserve">系列。</w:t>
       </w:r>
@@ -2397,25 +2608,31 @@
       </w:pPr>
       <w:r>
         <w:rPr>
-          <w:rFonts w:hint="eastAsia"/>
+          <w:rFonts w:hint="eastAsia" w:eastAsia="黑体"/>
         </w:rPr>
         <w:t xml:space="preserve">负载电容：C0G/NP0</w:t>
       </w:r>
       <w:r>
+        <w:rPr>
+          <w:rFonts w:eastAsia="黑体"/>
+        </w:rPr>
         <w:t xml:space="preserve"> </w:t>
       </w:r>
       <w:r>
         <w:rPr>
-          <w:rFonts w:hint="eastAsia"/>
+          <w:rFonts w:hint="eastAsia" w:eastAsia="黑体"/>
         </w:rPr>
         <w:t xml:space="preserve">贴片电容（精度</w:t>
       </w:r>
       <w:r>
+        <w:rPr>
+          <w:rFonts w:eastAsia="黑体"/>
+        </w:rPr>
         <w:t xml:space="preserve"> </w:t>
       </w:r>
       <w:r>
         <w:rPr>
-          <w:rFonts w:hint="eastAsia"/>
+          <w:rFonts w:hint="eastAsia" w:eastAsia="黑体"/>
         </w:rPr>
         <w:t xml:space="preserve">±5%）。</w:t>
       </w:r>
@@ -2428,7 +2645,7 @@
       </w:pPr>
       <w:r>
         <w:rPr>
-          <w:rFonts w:hint="eastAsia"/>
+          <w:rFonts w:hint="eastAsia" w:eastAsia="黑体"/>
         </w:rPr>
         <w:t xml:space="preserve">注意事项</w:t>
       </w:r>
@@ -2443,7 +2660,7 @@
       </w:pPr>
       <w:r>
         <w:rPr>
-          <w:rFonts w:hint="eastAsia"/>
+          <w:rFonts w:hint="eastAsia" w:eastAsia="黑体"/>
         </w:rPr>
         <w:t xml:space="preserve">晶振及负载电容应尽量靠近芯片引脚，走线短而对称，远离大电流开关走线。</w:t>
       </w:r>
@@ -2458,11 +2675,14 @@
       </w:pPr>
       <w:r>
         <w:rPr>
-          <w:rFonts w:hint="eastAsia"/>
+          <w:rFonts w:hint="eastAsia" w:eastAsia="黑体"/>
         </w:rPr>
         <w:t xml:space="preserve">负载电容值须与晶振标称</w:t>
       </w:r>
       <w:r>
+        <w:rPr>
+          <w:rFonts w:eastAsia="黑体"/>
+        </w:rPr>
         <w:t xml:space="preserve"> </w:t>
       </w:r>
       <m:oMath>
@@ -2480,15 +2700,21 @@
         </m:sSub>
       </m:oMath>
       <w:r>
+        <w:rPr>
+          <w:rFonts w:eastAsia="黑体"/>
+        </w:rPr>
         <w:t xml:space="preserve"> </w:t>
       </w:r>
       <w:r>
         <w:rPr>
-          <w:rFonts w:hint="eastAsia"/>
+          <w:rFonts w:hint="eastAsia" w:eastAsia="黑体"/>
         </w:rPr>
         <w:t xml:space="preserve">匹配，实际</w:t>
       </w:r>
       <w:r>
+        <w:rPr>
+          <w:rFonts w:eastAsia="黑体"/>
+        </w:rPr>
         <w:t xml:space="preserve"> </w:t>
       </w:r>
       <m:oMath>
@@ -2506,20 +2732,26 @@
         </m:sSub>
       </m:oMath>
       <w:r>
+        <w:rPr>
+          <w:rFonts w:eastAsia="黑体"/>
+        </w:rPr>
         <w:t xml:space="preserve"> </w:t>
       </w:r>
       <w:r>
         <w:rPr>
-          <w:rFonts w:hint="eastAsia"/>
+          <w:rFonts w:hint="eastAsia" w:eastAsia="黑体"/>
         </w:rPr>
         <w:t xml:space="preserve">包含</w:t>
       </w:r>
       <w:r>
+        <w:rPr>
+          <w:rFonts w:eastAsia="黑体"/>
+        </w:rPr>
         <w:t xml:space="preserve"> PCB </w:t>
       </w:r>
       <w:r>
         <w:rPr>
-          <w:rFonts w:hint="eastAsia"/>
+          <w:rFonts w:hint="eastAsia" w:eastAsia="黑体"/>
         </w:rPr>
         <w:t xml:space="preserve">寄生电容，需按数据手册微调。</w:t>
       </w:r>
@@ -2534,16 +2766,19 @@
       </w:pPr>
       <w:r>
         <w:rPr>
-          <w:rFonts w:hint="eastAsia"/>
+          <w:rFonts w:hint="eastAsia" w:eastAsia="黑体"/>
         </w:rPr>
         <w:t xml:space="preserve">晶振周围做地隔离环（guard</w:t>
       </w:r>
       <w:r>
+        <w:rPr>
+          <w:rFonts w:eastAsia="黑体"/>
+        </w:rPr>
         <w:t xml:space="preserve"> </w:t>
       </w:r>
       <w:r>
         <w:rPr>
-          <w:rFonts w:hint="eastAsia"/>
+          <w:rFonts w:hint="eastAsia" w:eastAsia="黑体"/>
         </w:rPr>
         <w:t xml:space="preserve">ring），避免数字噪声串扰。</w:t>
       </w:r>
@@ -2558,11 +2793,14 @@
       </w:pPr>
       <w:r>
         <w:rPr>
-          <w:rFonts w:hint="eastAsia"/>
+          <w:rFonts w:hint="eastAsia" w:eastAsia="黑体"/>
         </w:rPr>
         <w:t xml:space="preserve">上电后应校验起振时间与频率精度，必要时加匹配电阻或减小</w:t>
       </w:r>
       <w:r>
+        <w:rPr>
+          <w:rFonts w:eastAsia="黑体"/>
+        </w:rPr>
         <w:t xml:space="preserve"> </w:t>
       </w:r>
       <m:oMath>
@@ -2580,6 +2818,9 @@
         </m:sSub>
       </m:oMath>
       <w:r>
+        <w:rPr>
+          <w:rFonts w:eastAsia="黑体"/>
+        </w:rPr>
         <w:t xml:space="preserve">。</w:t>
       </w:r>
     </w:p>
@@ -2591,7 +2832,7 @@
       </w:pPr>
       <w:r>
         <w:rPr>
-          <w:rFonts w:hint="eastAsia"/>
+          <w:rFonts w:hint="eastAsia" w:eastAsia="黑体"/>
         </w:rPr>
         <w:t xml:space="preserve">参考资料</w:t>
       </w:r>
@@ -2605,6 +2846,9 @@
         </w:numPr>
       </w:pPr>
       <w:r>
+        <w:rPr>
+          <w:rFonts w:eastAsia="黑体"/>
+        </w:rPr>
         <w:t xml:space="preserve">Wikipedia: Crystal oscillator。</w:t>
       </w:r>
     </w:p>
@@ -2618,16 +2862,19 @@
       </w:pPr>
       <w:r>
         <w:rPr>
-          <w:rFonts w:hint="eastAsia"/>
+          <w:rFonts w:hint="eastAsia" w:eastAsia="黑体"/>
         </w:rPr>
         <w:t xml:space="preserve">《单片机原理及应用》（或</w:t>
       </w:r>
       <w:r>
+        <w:rPr>
+          <w:rFonts w:eastAsia="黑体"/>
+        </w:rPr>
         <w:t xml:space="preserve"> STC / STM32 </w:t>
       </w:r>
       <w:r>
         <w:rPr>
-          <w:rFonts w:hint="eastAsia"/>
+          <w:rFonts w:hint="eastAsia" w:eastAsia="黑体"/>
         </w:rPr>
         <w:t xml:space="preserve">数据手册时钟章节）。</w:t>
       </w:r>
@@ -2641,20 +2888,26 @@
         </w:numPr>
       </w:pPr>
       <w:r>
+        <w:rPr>
+          <w:rFonts w:eastAsia="黑体"/>
+        </w:rPr>
         <w:t xml:space="preserve">TI </w:t>
       </w:r>
       <w:r>
         <w:rPr>
-          <w:rFonts w:hint="eastAsia"/>
+          <w:rFonts w:hint="eastAsia" w:eastAsia="黑体"/>
         </w:rPr>
         <w:t xml:space="preserve">应用笔记：晶体振荡器设计（如</w:t>
       </w:r>
       <w:r>
+        <w:rPr>
+          <w:rFonts w:eastAsia="黑体"/>
+        </w:rPr>
         <w:t xml:space="preserve"> </w:t>
       </w:r>
       <w:r>
         <w:rPr>
-          <w:rFonts w:hint="eastAsia"/>
+          <w:rFonts w:hint="eastAsia" w:eastAsia="黑体"/>
         </w:rPr>
         <w:t xml:space="preserve">SZZA043）。</w:t>
       </w:r>
@@ -2668,11 +2921,11 @@
       </w:pPr>
       <w:r>
         <w:rPr>
-          <w:rFonts w:ascii="Times New Roman" w:hAnsi="Times New Roman"/>
+          <w:rFonts w:ascii="Times New Roman" w:hAnsi="Times New Roman" w:eastAsia="黑体"/>
           <w:color w:val="555555"/>
           <w:sz w:val="21"/>
         </w:rPr>
-        <w:t>材料收集者：杜文杰</w:t>
+        <w:t>材料收集者：杜文杰，WX手机：19519196569，QQ:3478827729</w:t>
       </w:r>
     </w:p>
     <w:sectPr>
@@ -2692,7 +2945,7 @@
 </file>
 
 <file path=word/footer1.xml><?xml version="1.0" encoding="utf-8"?>
-<w:ftr xmlns:m="http://schemas.openxmlformats.org/officeDocument/2006/math" xmlns:mc="http://schemas.openxmlformats.org/markup-compatibility/2006" xmlns:mo="http://schemas.microsoft.com/office/mac/office/2008/main" xmlns:mv="urn:schemas-microsoft-com:mac:vml" xmlns:o="urn:schemas-microsoft-com:office:office" xmlns:r="http://schemas.openxmlformats.org/officeDocument/2006/relationships" xmlns:v="urn:schemas-microsoft-com:vml" xmlns:w10="urn:schemas-microsoft-com:office:word" xmlns:w14="http://schemas.microsoft.com/office/word/2010/wordml" xmlns:w="http://schemas.openxmlformats.org/wordprocessingml/2006/main" xmlns:wne="http://schemas.microsoft.com/office/word/2006/wordml" xmlns:wp14="http://schemas.microsoft.com/office/word/2010/wordprocessingDrawing" xmlns:wp="http://schemas.openxmlformats.org/drawingml/2006/wordprocessingDrawing" xmlns:wpc="http://schemas.microsoft.com/office/word/2010/wordprocessingCanvas" xmlns:wpg="http://schemas.microsoft.com/office/word/2010/wordprocessingGroup" xmlns:wpi="http://schemas.microsoft.com/office/word/2010/wordprocessingInk" xmlns:wps="http://schemas.microsoft.com/office/word/2010/wordprocessingShape" mc:Ignorable="w14 wp14">
+<w:ftr xmlns:mc="http://schemas.openxmlformats.org/markup-compatibility/2006" xmlns:w="http://schemas.openxmlformats.org/wordprocessingml/2006/main" xmlns:m="http://schemas.openxmlformats.org/officeDocument/2006/math" xmlns:mo="http://schemas.microsoft.com/office/mac/office/2008/main" xmlns:mv="urn:schemas-microsoft-com:mac:vml" xmlns:o="urn:schemas-microsoft-com:office:office" xmlns:r="http://schemas.openxmlformats.org/officeDocument/2006/relationships" xmlns:v="urn:schemas-microsoft-com:vml" xmlns:w10="urn:schemas-microsoft-com:office:word" xmlns:w14="http://schemas.microsoft.com/office/word/2010/wordml" xmlns:wne="http://schemas.microsoft.com/office/word/2006/wordml" xmlns:wp14="http://schemas.microsoft.com/office/word/2010/wordprocessingDrawing" xmlns:wp="http://schemas.openxmlformats.org/drawingml/2006/wordprocessingDrawing" xmlns:wpc="http://schemas.microsoft.com/office/word/2010/wordprocessingCanvas" xmlns:wpg="http://schemas.microsoft.com/office/word/2010/wordprocessingGroup" xmlns:wpi="http://schemas.microsoft.com/office/word/2010/wordprocessingInk" xmlns:wps="http://schemas.microsoft.com/office/word/2010/wordprocessingShape" mc:Ignorable="w14 wp14">
   <w:p>
     <w:pPr>
       <w:pStyle w:val="Footer"/>
@@ -2700,12 +2953,14 @@
     </w:pPr>
     <w:r>
       <w:rPr>
+        <w:rFonts w:eastAsia="黑体"/>
         <w:sz w:val="18"/>
       </w:rPr>
       <w:t xml:space="preserve">第 </w:t>
     </w:r>
     <w:r>
       <w:rPr>
+        <w:rFonts w:eastAsia="黑体"/>
         <w:sz w:val="18"/>
       </w:rPr>
       <w:fldChar w:fldCharType="begin"/>
@@ -2714,6 +2969,7 @@
     </w:r>
     <w:r>
       <w:rPr>
+        <w:rFonts w:eastAsia="黑体"/>
         <w:sz w:val="18"/>
       </w:rPr>
       <w:t xml:space="preserve"> 页</w:t>
@@ -2727,6 +2983,9 @@
   <w:footnote w:type="continuationSeparator" w:id="0">
     <w:p>
       <w:r>
+        <w:rPr>
+          <w:rFonts w:eastAsia="黑体"/>
+        </w:rPr>
         <w:continuationSeparator/>
       </w:r>
     </w:p>
@@ -2734,6 +2993,9 @@
   <w:footnote w:type="separator" w:id="-1">
     <w:p>
       <w:r>
+        <w:rPr>
+          <w:rFonts w:eastAsia="黑体"/>
+        </w:rPr>
         <w:separator/>
       </w:r>
     </w:p>
@@ -2742,7 +3004,7 @@
 </file>
 
 <file path=word/header1.xml><?xml version="1.0" encoding="utf-8"?>
-<w:hdr xmlns:m="http://schemas.openxmlformats.org/officeDocument/2006/math" xmlns:mc="http://schemas.openxmlformats.org/markup-compatibility/2006" xmlns:mo="http://schemas.microsoft.com/office/mac/office/2008/main" xmlns:mv="urn:schemas-microsoft-com:mac:vml" xmlns:o="urn:schemas-microsoft-com:office:office" xmlns:r="http://schemas.openxmlformats.org/officeDocument/2006/relationships" xmlns:v="urn:schemas-microsoft-com:vml" xmlns:w10="urn:schemas-microsoft-com:office:word" xmlns:w14="http://schemas.microsoft.com/office/word/2010/wordml" xmlns:w="http://schemas.openxmlformats.org/wordprocessingml/2006/main" xmlns:wne="http://schemas.microsoft.com/office/word/2006/wordml" xmlns:wp14="http://schemas.microsoft.com/office/word/2010/wordprocessingDrawing" xmlns:wp="http://schemas.openxmlformats.org/drawingml/2006/wordprocessingDrawing" xmlns:wpc="http://schemas.microsoft.com/office/word/2010/wordprocessingCanvas" xmlns:wpg="http://schemas.microsoft.com/office/word/2010/wordprocessingGroup" xmlns:wpi="http://schemas.microsoft.com/office/word/2010/wordprocessingInk" xmlns:wps="http://schemas.microsoft.com/office/word/2010/wordprocessingShape" mc:Ignorable="w14 wp14">
+<w:hdr xmlns:mc="http://schemas.openxmlformats.org/markup-compatibility/2006" xmlns:w="http://schemas.openxmlformats.org/wordprocessingml/2006/main" xmlns:m="http://schemas.openxmlformats.org/officeDocument/2006/math" xmlns:mo="http://schemas.microsoft.com/office/mac/office/2008/main" xmlns:mv="urn:schemas-microsoft-com:mac:vml" xmlns:o="urn:schemas-microsoft-com:office:office" xmlns:r="http://schemas.openxmlformats.org/officeDocument/2006/relationships" xmlns:v="urn:schemas-microsoft-com:vml" xmlns:w10="urn:schemas-microsoft-com:office:word" xmlns:w14="http://schemas.microsoft.com/office/word/2010/wordml" xmlns:wne="http://schemas.microsoft.com/office/word/2006/wordml" xmlns:wp14="http://schemas.microsoft.com/office/word/2010/wordprocessingDrawing" xmlns:wp="http://schemas.openxmlformats.org/drawingml/2006/wordprocessingDrawing" xmlns:wpc="http://schemas.microsoft.com/office/word/2010/wordprocessingCanvas" xmlns:wpg="http://schemas.microsoft.com/office/word/2010/wordprocessingGroup" xmlns:wpi="http://schemas.microsoft.com/office/word/2010/wordprocessingInk" xmlns:wps="http://schemas.microsoft.com/office/word/2010/wordprocessingShape" mc:Ignorable="w14 wp14">
   <w:p>
     <w:pPr>
       <w:pStyle w:val="Header"/>
@@ -2750,7 +3012,7 @@
     </w:pPr>
     <w:r>
       <w:rPr>
-        <w:rFonts w:ascii="Times New Roman" w:hAnsi="Times New Roman"/>
+        <w:rFonts w:ascii="Times New Roman" w:hAnsi="Times New Roman" w:eastAsia="黑体"/>
         <w:sz w:val="18"/>
         <w:rFonts w:eastAsia="黑体"/>
         <w:rFonts w:eastAsia="黑体"/>
@@ -2762,7 +3024,7 @@
 </file>
 
 <file path=word/numbering.xml><?xml version="1.0" encoding="utf-8"?>
-<w:numbering xmlns:m="http://schemas.openxmlformats.org/officeDocument/2006/math" xmlns:mc="http://schemas.openxmlformats.org/markup-compatibility/2006" xmlns:mo="http://schemas.microsoft.com/office/mac/office/2008/main" xmlns:mv="urn:schemas-microsoft-com:mac:vml" xmlns:o="urn:schemas-microsoft-com:office:office" xmlns:r="http://schemas.openxmlformats.org/officeDocument/2006/relationships" xmlns:v="urn:schemas-microsoft-com:vml" xmlns:w="http://schemas.openxmlformats.org/wordprocessingml/2006/main" xmlns:w10="urn:schemas-microsoft-com:office:word" xmlns:w14="http://schemas.microsoft.com/office/word/2010/wordml" xmlns:wne="http://schemas.microsoft.com/office/word/2006/wordml" xmlns:wp="http://schemas.openxmlformats.org/drawingml/2006/wordprocessingDrawing" xmlns:wp14="http://schemas.microsoft.com/office/word/2010/wordprocessingDrawing" xmlns:wpc="http://schemas.microsoft.com/office/word/2010/wordprocessingCanvas" xmlns:wpg="http://schemas.microsoft.com/office/word/2010/wordprocessingGroup" xmlns:wpi="http://schemas.microsoft.com/office/word/2010/wordprocessingInk" xmlns:wps="http://schemas.microsoft.com/office/word/2010/wordprocessingShape" mc:Ignorable="w14 wp14">
+<w:numbering xmlns:mc="http://schemas.openxmlformats.org/markup-compatibility/2006" xmlns:w="http://schemas.openxmlformats.org/wordprocessingml/2006/main" xmlns:m="http://schemas.openxmlformats.org/officeDocument/2006/math" xmlns:mo="http://schemas.microsoft.com/office/mac/office/2008/main" xmlns:mv="urn:schemas-microsoft-com:mac:vml" xmlns:o="urn:schemas-microsoft-com:office:office" xmlns:r="http://schemas.openxmlformats.org/officeDocument/2006/relationships" xmlns:v="urn:schemas-microsoft-com:vml" xmlns:w10="urn:schemas-microsoft-com:office:word" xmlns:w14="http://schemas.microsoft.com/office/word/2010/wordml" xmlns:wne="http://schemas.microsoft.com/office/word/2006/wordml" xmlns:wp="http://schemas.openxmlformats.org/drawingml/2006/wordprocessingDrawing" xmlns:wp14="http://schemas.microsoft.com/office/word/2010/wordprocessingDrawing" xmlns:wpc="http://schemas.microsoft.com/office/word/2010/wordprocessingCanvas" xmlns:wpg="http://schemas.microsoft.com/office/word/2010/wordprocessingGroup" xmlns:wpi="http://schemas.microsoft.com/office/word/2010/wordprocessingInk" xmlns:wps="http://schemas.microsoft.com/office/word/2010/wordprocessingShape" mc:Ignorable="w14 wp14">
   <w:abstractNum w:abstractNumId="0">
     <w:nsid w:val="FFFFFF7C"/>
     <w:multiLevelType w:val="singleLevel"/>
@@ -2849,7 +3111,7 @@
         <w:ind w:hanging="360" w:left="1440"/>
       </w:pPr>
       <w:rPr>
-        <w:rFonts w:ascii="Symbol" w:hAnsi="Symbol" w:hint="default"/>
+        <w:rFonts w:ascii="Symbol" w:hAnsi="Symbol" w:hint="default" w:eastAsia="黑体"/>
       </w:rPr>
     </w:lvl>
   </w:abstractNum>
@@ -2870,7 +3132,7 @@
         <w:ind w:hanging="360" w:left="1080"/>
       </w:pPr>
       <w:rPr>
-        <w:rFonts w:ascii="Symbol" w:hAnsi="Symbol" w:hint="default"/>
+        <w:rFonts w:ascii="Symbol" w:hAnsi="Symbol" w:hint="default" w:eastAsia="黑体"/>
       </w:rPr>
     </w:lvl>
   </w:abstractNum>
@@ -2891,7 +3153,7 @@
         <w:ind w:hanging="360" w:left="720"/>
       </w:pPr>
       <w:rPr>
-        <w:rFonts w:ascii="Symbol" w:hAnsi="Symbol" w:hint="default"/>
+        <w:rFonts w:ascii="Symbol" w:hAnsi="Symbol" w:hint="default" w:eastAsia="黑体"/>
       </w:rPr>
     </w:lvl>
   </w:abstractNum>
@@ -2930,7 +3192,7 @@
         <w:ind w:hanging="360" w:left="360"/>
       </w:pPr>
       <w:rPr>
-        <w:rFonts w:ascii="Symbol" w:hAnsi="Symbol" w:hint="default"/>
+        <w:rFonts w:ascii="Symbol" w:hAnsi="Symbol" w:hint="default" w:eastAsia="黑体"/>
       </w:rPr>
     </w:lvl>
   </w:abstractNum>
@@ -3021,7 +3283,7 @@
         <w:ind w:left="720" w:hanging="360"/>
       </w:pPr>
       <w:rPr>
-        <w:rFonts w:ascii="Symbol" w:hAnsi="Symbol" w:cs="Symbol" w:hint="default"/>
+        <w:rFonts w:ascii="Symbol" w:hAnsi="Symbol" w:cs="Symbol" w:hint="default" w:eastAsia="黑体"/>
       </w:rPr>
     </w:lvl>
     <w:lvl w:ilvl="1">
@@ -3032,7 +3294,7 @@
         <w:ind w:left="1440" w:hanging="360"/>
       </w:pPr>
       <w:rPr>
-        <w:rFonts w:ascii="Courier New" w:hAnsi="Courier New" w:cs="Courier New" w:hint="default"/>
+        <w:rFonts w:ascii="Courier New" w:hAnsi="Courier New" w:cs="Courier New" w:hint="default" w:eastAsia="黑体"/>
       </w:rPr>
     </w:lvl>
     <w:lvl w:ilvl="2">
@@ -3043,7 +3305,7 @@
         <w:ind w:left="2160" w:hanging="360"/>
       </w:pPr>
       <w:rPr>
-        <w:rFonts w:ascii="Wingdings" w:hAnsi="Wingdings" w:cs="Wingdings" w:hint="default"/>
+        <w:rFonts w:ascii="Wingdings" w:hAnsi="Wingdings" w:cs="Wingdings" w:hint="default" w:eastAsia="黑体"/>
       </w:rPr>
     </w:lvl>
     <w:lvl w:ilvl="3">
@@ -3054,7 +3316,7 @@
         <w:ind w:left="2880" w:hanging="360"/>
       </w:pPr>
       <w:rPr>
-        <w:rFonts w:ascii="Symbol" w:hAnsi="Symbol" w:cs="Symbol" w:hint="default"/>
+        <w:rFonts w:ascii="Symbol" w:hAnsi="Symbol" w:cs="Symbol" w:hint="default" w:eastAsia="黑体"/>
       </w:rPr>
     </w:lvl>
     <w:lvl w:ilvl="4">
@@ -3065,7 +3327,7 @@
         <w:ind w:left="3600" w:hanging="360"/>
       </w:pPr>
       <w:rPr>
-        <w:rFonts w:ascii="Courier New" w:hAnsi="Courier New" w:cs="Courier New" w:hint="default"/>
+        <w:rFonts w:ascii="Courier New" w:hAnsi="Courier New" w:cs="Courier New" w:hint="default" w:eastAsia="黑体"/>
       </w:rPr>
     </w:lvl>
     <w:lvl w:ilvl="5">
@@ -3076,7 +3338,7 @@
         <w:ind w:left="4320" w:hanging="360"/>
       </w:pPr>
       <w:rPr>
-        <w:rFonts w:ascii="Wingdings" w:hAnsi="Wingdings" w:cs="Wingdings" w:hint="default"/>
+        <w:rFonts w:ascii="Wingdings" w:hAnsi="Wingdings" w:cs="Wingdings" w:hint="default" w:eastAsia="黑体"/>
       </w:rPr>
     </w:lvl>
     <w:lvl w:ilvl="6">
@@ -3087,7 +3349,7 @@
         <w:ind w:left="5040" w:hanging="360"/>
       </w:pPr>
       <w:rPr>
-        <w:rFonts w:ascii="Symbol" w:hAnsi="Symbol" w:cs="Symbol" w:hint="default"/>
+        <w:rFonts w:ascii="Symbol" w:hAnsi="Symbol" w:cs="Symbol" w:hint="default" w:eastAsia="黑体"/>
       </w:rPr>
     </w:lvl>
     <w:lvl w:ilvl="7">
@@ -3098,7 +3360,7 @@
         <w:ind w:left="5760" w:hanging="360"/>
       </w:pPr>
       <w:rPr>
-        <w:rFonts w:ascii="Courier New" w:hAnsi="Courier New" w:cs="Courier New" w:hint="default"/>
+        <w:rFonts w:ascii="Courier New" w:hAnsi="Courier New" w:cs="Courier New" w:hint="default" w:eastAsia="黑体"/>
       </w:rPr>
     </w:lvl>
     <w:lvl w:ilvl="8">
@@ -3109,7 +3371,7 @@
         <w:ind w:left="6480" w:hanging="360"/>
       </w:pPr>
       <w:rPr>
-        <w:rFonts w:ascii="Wingdings" w:hAnsi="Wingdings" w:cs="Wingdings" w:hint="default"/>
+        <w:rFonts w:ascii="Wingdings" w:hAnsi="Wingdings" w:cs="Wingdings" w:hint="default" w:eastAsia="黑体"/>
       </w:rPr>
     </w:lvl>
   </w:abstractNum>
@@ -3165,11 +3427,11 @@
 </file>
 
 <file path=word/styles.xml><?xml version="1.0" encoding="utf-8"?>
-<w:styles xmlns:mc="http://schemas.openxmlformats.org/markup-compatibility/2006" xmlns:r="http://schemas.openxmlformats.org/officeDocument/2006/relationships" xmlns:w="http://schemas.openxmlformats.org/wordprocessingml/2006/main" xmlns:w14="http://schemas.microsoft.com/office/word/2010/wordml" mc:Ignorable="w14">
+<w:styles xmlns:mc="http://schemas.openxmlformats.org/markup-compatibility/2006" xmlns:w="http://schemas.openxmlformats.org/wordprocessingml/2006/main" xmlns:r="http://schemas.openxmlformats.org/officeDocument/2006/relationships" xmlns:w14="http://schemas.microsoft.com/office/word/2010/wordml" mc:Ignorable="w14">
   <w:docDefaults>
     <w:rPrDefault>
       <w:rPr>
-        <w:rFonts w:asciiTheme="minorHAnsi" w:cstheme="minorBidi" w:eastAsiaTheme="minorEastAsia" w:hAnsiTheme="minorHAnsi"/>
+        <w:rFonts w:asciiTheme="minorHAnsi" w:cstheme="minorBidi" w:hAnsiTheme="minorHAnsi" w:eastAsia="黑体"/>
         <w:sz w:val="22"/>
         <w:szCs w:val="22"/>
         <w:lang w:bidi="ar-SA" w:eastAsia="en-US" w:val="en-US"/>
@@ -3391,7 +3653,7 @@
       <w:outlineLvl w:val="0"/>
     </w:pPr>
     <w:rPr>
-      <w:rFonts w:ascii="Times New Roman" w:asciiTheme="majorHAnsi" w:cstheme="majorBidi" w:eastAsia="黑体" w:eastAsiaTheme="majorEastAsia" w:hAnsi="Times New Roman" w:hAnsiTheme="majorHAnsi"/>
+      <w:rFonts w:ascii="Times New Roman" w:asciiTheme="majorHAnsi" w:cstheme="majorBidi" w:eastAsia="黑体" w:hAnsi="Times New Roman" w:hAnsiTheme="majorHAnsi"/>
       <w:b/>
       <w:bCs/>
       <w:color w:val="1F3864"/>
@@ -3415,7 +3677,7 @@
       <w:outlineLvl w:val="1"/>
     </w:pPr>
     <w:rPr>
-      <w:rFonts w:ascii="Times New Roman" w:asciiTheme="majorHAnsi" w:cstheme="majorBidi" w:eastAsia="黑体" w:eastAsiaTheme="majorEastAsia" w:hAnsi="Times New Roman" w:hAnsiTheme="majorHAnsi"/>
+      <w:rFonts w:ascii="Times New Roman" w:asciiTheme="majorHAnsi" w:cstheme="majorBidi" w:eastAsia="黑体" w:hAnsi="Times New Roman" w:hAnsiTheme="majorHAnsi"/>
       <w:b/>
       <w:bCs/>
       <w:color w:val="2E4E7E"/>
@@ -3439,7 +3701,7 @@
       <w:outlineLvl w:val="2"/>
     </w:pPr>
     <w:rPr>
-      <w:rFonts w:ascii="Times New Roman" w:asciiTheme="majorHAnsi" w:cstheme="majorBidi" w:eastAsia="黑体" w:eastAsiaTheme="majorEastAsia" w:hAnsi="Times New Roman" w:hAnsiTheme="majorHAnsi"/>
+      <w:rFonts w:ascii="Times New Roman" w:asciiTheme="majorHAnsi" w:cstheme="majorBidi" w:eastAsia="黑体" w:hAnsi="Times New Roman" w:hAnsiTheme="majorHAnsi"/>
       <w:b/>
       <w:bCs/>
       <w:color w:val="2E4E7E"/>
@@ -3463,7 +3725,7 @@
       <w:outlineLvl w:val="3"/>
     </w:pPr>
     <w:rPr>
-      <w:rFonts w:ascii="Times New Roman" w:asciiTheme="majorHAnsi" w:cstheme="majorBidi" w:eastAsia="黑体" w:eastAsiaTheme="majorEastAsia" w:hAnsi="Times New Roman" w:hAnsiTheme="majorHAnsi"/>
+      <w:rFonts w:ascii="Times New Roman" w:asciiTheme="majorHAnsi" w:cstheme="majorBidi" w:eastAsia="黑体" w:hAnsi="Times New Roman" w:hAnsiTheme="majorHAnsi"/>
       <w:b/>
       <w:bCs/>
       <w:i/>
@@ -3489,7 +3751,7 @@
       <w:outlineLvl w:val="4"/>
     </w:pPr>
     <w:rPr>
-      <w:rFonts w:ascii="Times New Roman" w:asciiTheme="majorHAnsi" w:cstheme="majorBidi" w:eastAsia="黑体" w:eastAsiaTheme="majorEastAsia" w:hAnsi="Times New Roman" w:hAnsiTheme="majorHAnsi"/>
+      <w:rFonts w:ascii="Times New Roman" w:asciiTheme="majorHAnsi" w:cstheme="majorBidi" w:eastAsia="黑体" w:hAnsi="Times New Roman" w:hAnsiTheme="majorHAnsi"/>
       <w:b/>
       <w:color w:val="333333"/>
       <w:sz w:val="22"/>
@@ -3512,7 +3774,7 @@
       <w:outlineLvl w:val="5"/>
     </w:pPr>
     <w:rPr>
-      <w:rFonts w:asciiTheme="majorHAnsi" w:cstheme="majorBidi" w:eastAsiaTheme="majorEastAsia" w:hAnsiTheme="majorHAnsi"/>
+      <w:rFonts w:asciiTheme="majorHAnsi" w:cstheme="majorBidi" w:hAnsiTheme="majorHAnsi" w:eastAsia="黑体"/>
       <w:i/>
       <w:iCs/>
       <w:color w:themeColor="accent1" w:themeShade="7F" w:val="243F60"/>
@@ -3535,7 +3797,7 @@
       <w:outlineLvl w:val="6"/>
     </w:pPr>
     <w:rPr>
-      <w:rFonts w:asciiTheme="majorHAnsi" w:cstheme="majorBidi" w:eastAsiaTheme="majorEastAsia" w:hAnsiTheme="majorHAnsi"/>
+      <w:rFonts w:asciiTheme="majorHAnsi" w:cstheme="majorBidi" w:hAnsiTheme="majorHAnsi" w:eastAsia="黑体"/>
       <w:i/>
       <w:iCs/>
       <w:color w:themeColor="text1" w:themeTint="BF" w:val="404040"/>
@@ -3558,7 +3820,7 @@
       <w:outlineLvl w:val="7"/>
     </w:pPr>
     <w:rPr>
-      <w:rFonts w:asciiTheme="majorHAnsi" w:cstheme="majorBidi" w:eastAsiaTheme="majorEastAsia" w:hAnsiTheme="majorHAnsi"/>
+      <w:rFonts w:asciiTheme="majorHAnsi" w:cstheme="majorBidi" w:hAnsiTheme="majorHAnsi" w:eastAsia="黑体"/>
       <w:color w:themeColor="accent1" w:val="4F81BD"/>
       <w:sz w:val="20"/>
       <w:szCs w:val="20"/>
@@ -3581,7 +3843,7 @@
       <w:outlineLvl w:val="8"/>
     </w:pPr>
     <w:rPr>
-      <w:rFonts w:asciiTheme="majorHAnsi" w:cstheme="majorBidi" w:eastAsiaTheme="majorEastAsia" w:hAnsiTheme="majorHAnsi"/>
+      <w:rFonts w:asciiTheme="majorHAnsi" w:cstheme="majorBidi" w:hAnsiTheme="majorHAnsi" w:eastAsia="黑体"/>
       <w:i/>
       <w:iCs/>
       <w:color w:themeColor="text1" w:themeTint="BF" w:val="404040"/>
@@ -3632,7 +3894,7 @@
     <w:uiPriority w:val="9"/>
     <w:rsid w:val="00FC693F"/>
     <w:rPr>
-      <w:rFonts w:asciiTheme="majorHAnsi" w:cstheme="majorBidi" w:eastAsiaTheme="majorEastAsia" w:hAnsiTheme="majorHAnsi"/>
+      <w:rFonts w:asciiTheme="majorHAnsi" w:cstheme="majorBidi" w:hAnsiTheme="majorHAnsi" w:eastAsia="黑体"/>
       <w:b/>
       <w:bCs/>
       <w:color w:themeColor="accent1" w:themeShade="BF" w:val="365F91"/>
@@ -3647,7 +3909,7 @@
     <w:uiPriority w:val="9"/>
     <w:rsid w:val="00FC693F"/>
     <w:rPr>
-      <w:rFonts w:asciiTheme="majorHAnsi" w:cstheme="majorBidi" w:eastAsiaTheme="majorEastAsia" w:hAnsiTheme="majorHAnsi"/>
+      <w:rFonts w:asciiTheme="majorHAnsi" w:cstheme="majorBidi" w:hAnsiTheme="majorHAnsi" w:eastAsia="黑体"/>
       <w:b/>
       <w:bCs/>
       <w:color w:themeColor="accent1" w:val="4F81BD"/>
@@ -3662,7 +3924,7 @@
     <w:uiPriority w:val="9"/>
     <w:rsid w:val="00FC693F"/>
     <w:rPr>
-      <w:rFonts w:asciiTheme="majorHAnsi" w:cstheme="majorBidi" w:eastAsiaTheme="majorEastAsia" w:hAnsiTheme="majorHAnsi"/>
+      <w:rFonts w:asciiTheme="majorHAnsi" w:cstheme="majorBidi" w:hAnsiTheme="majorHAnsi" w:eastAsia="黑体"/>
       <w:b/>
       <w:bCs/>
       <w:color w:themeColor="accent1" w:val="4F81BD"/>
@@ -3685,7 +3947,7 @@
       <w:contextualSpacing/>
     </w:pPr>
     <w:rPr>
-      <w:rFonts w:ascii="Times New Roman" w:asciiTheme="majorHAnsi" w:cstheme="majorBidi" w:eastAsia="黑体" w:eastAsiaTheme="majorEastAsia" w:hAnsi="Times New Roman" w:hAnsiTheme="majorHAnsi"/>
+      <w:rFonts w:ascii="Times New Roman" w:asciiTheme="majorHAnsi" w:cstheme="majorBidi" w:eastAsia="黑体" w:hAnsi="Times New Roman" w:hAnsiTheme="majorHAnsi"/>
       <w:b/>
       <w:color w:val="1F3864"/>
       <w:spacing w:val="5"/>
@@ -3701,7 +3963,7 @@
     <w:uiPriority w:val="10"/>
     <w:rsid w:val="00FC693F"/>
     <w:rPr>
-      <w:rFonts w:asciiTheme="majorHAnsi" w:cstheme="majorBidi" w:eastAsiaTheme="majorEastAsia" w:hAnsiTheme="majorHAnsi"/>
+      <w:rFonts w:asciiTheme="majorHAnsi" w:cstheme="majorBidi" w:hAnsiTheme="majorHAnsi" w:eastAsia="黑体"/>
       <w:color w:themeColor="text2" w:themeShade="BF" w:val="17365D"/>
       <w:spacing w:val="5"/>
       <w:kern w:val="28"/>
@@ -3723,7 +3985,7 @@
       </w:numPr>
     </w:pPr>
     <w:rPr>
-      <w:rFonts w:asciiTheme="majorHAnsi" w:cstheme="majorBidi" w:eastAsiaTheme="majorEastAsia" w:hAnsiTheme="majorHAnsi"/>
+      <w:rFonts w:asciiTheme="majorHAnsi" w:cstheme="majorBidi" w:hAnsiTheme="majorHAnsi" w:eastAsia="黑体"/>
       <w:i/>
       <w:iCs/>
       <w:color w:themeColor="accent1" w:val="4F81BD"/>
@@ -3739,7 +4001,7 @@
     <w:uiPriority w:val="11"/>
     <w:rsid w:val="00FC693F"/>
     <w:rPr>
-      <w:rFonts w:asciiTheme="majorHAnsi" w:cstheme="majorBidi" w:eastAsiaTheme="majorEastAsia" w:hAnsiTheme="majorHAnsi"/>
+      <w:rFonts w:asciiTheme="majorHAnsi" w:cstheme="majorBidi" w:hAnsiTheme="majorHAnsi" w:eastAsia="黑体"/>
       <w:i/>
       <w:iCs/>
       <w:color w:themeColor="accent1" w:val="4F81BD"/>
@@ -3806,6 +4068,7 @@
       <w:spacing w:after="120"/>
     </w:pPr>
     <w:rPr>
+      <w:rFonts w:eastAsia="黑体"/>
       <w:sz w:val="16"/>
       <w:szCs w:val="16"/>
     </w:rPr>
@@ -3817,6 +4080,7 @@
     <w:uiPriority w:val="99"/>
     <w:rsid w:val="00AA1D8D"/>
     <w:rPr>
+      <w:rFonts w:eastAsia="黑体"/>
       <w:sz w:val="16"/>
       <w:szCs w:val="16"/>
     </w:rPr>
@@ -3986,7 +4250,7 @@
       </w:tabs>
     </w:pPr>
     <w:rPr>
-      <w:rFonts w:ascii="Courier" w:hAnsi="Courier"/>
+      <w:rFonts w:ascii="Courier" w:hAnsi="Courier" w:eastAsia="黑体"/>
       <w:sz w:val="20"/>
       <w:szCs w:val="20"/>
     </w:rPr>
@@ -3998,7 +4262,7 @@
     <w:uiPriority w:val="99"/>
     <w:rsid w:val="0029639D"/>
     <w:rPr>
-      <w:rFonts w:ascii="Courier" w:hAnsi="Courier"/>
+      <w:rFonts w:ascii="Courier" w:hAnsi="Courier" w:eastAsia="黑体"/>
       <w:sz w:val="20"/>
       <w:szCs w:val="20"/>
     </w:rPr>
@@ -4034,6 +4298,7 @@
     <w:uiPriority w:val="29"/>
     <w:rsid w:val="00FC693F"/>
     <w:rPr>
+      <w:rFonts w:eastAsia="黑体"/>
       <w:i/>
       <w:iCs/>
       <w:color w:themeColor="text1" w:val="000000"/>
@@ -4047,7 +4312,7 @@
     <w:semiHidden/>
     <w:rsid w:val="00FC693F"/>
     <w:rPr>
-      <w:rFonts w:asciiTheme="majorHAnsi" w:cstheme="majorBidi" w:eastAsiaTheme="majorEastAsia" w:hAnsiTheme="majorHAnsi"/>
+      <w:rFonts w:asciiTheme="majorHAnsi" w:cstheme="majorBidi" w:hAnsiTheme="majorHAnsi" w:eastAsia="黑体"/>
       <w:b/>
       <w:bCs/>
       <w:i/>
@@ -4063,7 +4328,7 @@
     <w:semiHidden/>
     <w:rsid w:val="00FC693F"/>
     <w:rPr>
-      <w:rFonts w:asciiTheme="majorHAnsi" w:cstheme="majorBidi" w:eastAsiaTheme="majorEastAsia" w:hAnsiTheme="majorHAnsi"/>
+      <w:rFonts w:asciiTheme="majorHAnsi" w:cstheme="majorBidi" w:hAnsiTheme="majorHAnsi" w:eastAsia="黑体"/>
       <w:color w:themeColor="accent1" w:themeShade="7F" w:val="243F60"/>
     </w:rPr>
   </w:style>
@@ -4075,7 +4340,7 @@
     <w:semiHidden/>
     <w:rsid w:val="00FC693F"/>
     <w:rPr>
-      <w:rFonts w:asciiTheme="majorHAnsi" w:cstheme="majorBidi" w:eastAsiaTheme="majorEastAsia" w:hAnsiTheme="majorHAnsi"/>
+      <w:rFonts w:asciiTheme="majorHAnsi" w:cstheme="majorBidi" w:hAnsiTheme="majorHAnsi" w:eastAsia="黑体"/>
       <w:i/>
       <w:iCs/>
       <w:color w:themeColor="accent1" w:themeShade="7F" w:val="243F60"/>
@@ -4089,7 +4354,7 @@
     <w:semiHidden/>
     <w:rsid w:val="00FC693F"/>
     <w:rPr>
-      <w:rFonts w:asciiTheme="majorHAnsi" w:cstheme="majorBidi" w:eastAsiaTheme="majorEastAsia" w:hAnsiTheme="majorHAnsi"/>
+      <w:rFonts w:asciiTheme="majorHAnsi" w:cstheme="majorBidi" w:hAnsiTheme="majorHAnsi" w:eastAsia="黑体"/>
       <w:i/>
       <w:iCs/>
       <w:color w:themeColor="text1" w:themeTint="BF" w:val="404040"/>
@@ -4103,7 +4368,7 @@
     <w:semiHidden/>
     <w:rsid w:val="00FC693F"/>
     <w:rPr>
-      <w:rFonts w:asciiTheme="majorHAnsi" w:cstheme="majorBidi" w:eastAsiaTheme="majorEastAsia" w:hAnsiTheme="majorHAnsi"/>
+      <w:rFonts w:asciiTheme="majorHAnsi" w:cstheme="majorBidi" w:hAnsiTheme="majorHAnsi" w:eastAsia="黑体"/>
       <w:color w:themeColor="accent1" w:val="4F81BD"/>
       <w:sz w:val="20"/>
       <w:szCs w:val="20"/>
@@ -4117,7 +4382,7 @@
     <w:semiHidden/>
     <w:rsid w:val="00FC693F"/>
     <w:rPr>
-      <w:rFonts w:asciiTheme="majorHAnsi" w:cstheme="majorBidi" w:eastAsiaTheme="majorEastAsia" w:hAnsiTheme="majorHAnsi"/>
+      <w:rFonts w:asciiTheme="majorHAnsi" w:cstheme="majorBidi" w:hAnsiTheme="majorHAnsi" w:eastAsia="黑体"/>
       <w:i/>
       <w:iCs/>
       <w:color w:themeColor="text1" w:themeTint="BF" w:val="404040"/>
@@ -4138,6 +4403,7 @@
       <w:spacing w:line="240" w:lineRule="auto"/>
     </w:pPr>
     <w:rPr>
+      <w:rFonts w:eastAsia="黑体"/>
       <w:b/>
       <w:bCs/>
       <w:color w:themeColor="accent1" w:val="4F81BD"/>
@@ -4152,6 +4418,7 @@
     <w:qFormat/>
     <w:rsid w:val="00FC693F"/>
     <w:rPr>
+      <w:rFonts w:eastAsia="黑体"/>
       <w:b/>
       <w:bCs/>
     </w:rPr>
@@ -4163,6 +4430,7 @@
     <w:qFormat/>
     <w:rsid w:val="00FC693F"/>
     <w:rPr>
+      <w:rFonts w:eastAsia="黑体"/>
       <w:i/>
       <w:iCs/>
     </w:rPr>
@@ -4183,6 +4451,7 @@
       <w:ind w:left="936" w:right="936"/>
     </w:pPr>
     <w:rPr>
+      <w:rFonts w:eastAsia="黑体"/>
       <w:b/>
       <w:bCs/>
       <w:i/>
@@ -4197,6 +4466,7 @@
     <w:uiPriority w:val="30"/>
     <w:rsid w:val="00FC693F"/>
     <w:rPr>
+      <w:rFonts w:eastAsia="黑体"/>
       <w:b/>
       <w:bCs/>
       <w:i/>
@@ -4211,6 +4481,7 @@
     <w:qFormat/>
     <w:rsid w:val="00FC693F"/>
     <w:rPr>
+      <w:rFonts w:eastAsia="黑体"/>
       <w:i/>
       <w:iCs/>
       <w:color w:themeColor="text1" w:themeTint="7F" w:val="808080"/>
@@ -4223,6 +4494,7 @@
     <w:qFormat/>
     <w:rsid w:val="00FC693F"/>
     <w:rPr>
+      <w:rFonts w:eastAsia="黑体"/>
       <w:b/>
       <w:bCs/>
       <w:i/>
@@ -4237,6 +4509,7 @@
     <w:qFormat/>
     <w:rsid w:val="00FC693F"/>
     <w:rPr>
+      <w:rFonts w:eastAsia="黑体"/>
       <w:smallCaps/>
       <w:color w:themeColor="accent2" w:val="C0504D"/>
       <w:u w:val="single"/>
@@ -4249,6 +4522,7 @@
     <w:qFormat/>
     <w:rsid w:val="00FC693F"/>
     <w:rPr>
+      <w:rFonts w:eastAsia="黑体"/>
       <w:b/>
       <w:bCs/>
       <w:smallCaps/>
@@ -4264,6 +4538,7 @@
     <w:qFormat/>
     <w:rsid w:val="00FC693F"/>
     <w:rPr>
+      <w:rFonts w:eastAsia="黑体"/>
       <w:b/>
       <w:bCs/>
       <w:smallCaps/>
@@ -4318,6 +4593,7 @@
       <w:spacing w:after="0" w:line="240" w:lineRule="auto"/>
     </w:pPr>
     <w:rPr>
+      <w:rFonts w:eastAsia="黑体"/>
       <w:color w:themeColor="text1" w:themeShade="BF" w:val="000000"/>
     </w:rPr>
     <w:tblPr>
@@ -4340,6 +4616,7 @@
         <w:spacing w:after="0" w:before="0" w:line="240" w:lineRule="auto"/>
       </w:pPr>
       <w:rPr>
+        <w:rFonts w:eastAsia="黑体"/>
         <w:b/>
         <w:bCs/>
       </w:rPr>
@@ -4360,6 +4637,7 @@
         <w:spacing w:after="0" w:before="0" w:line="240" w:lineRule="auto"/>
       </w:pPr>
       <w:rPr>
+        <w:rFonts w:eastAsia="黑体"/>
         <w:b/>
         <w:bCs/>
       </w:rPr>
@@ -4377,12 +4655,14 @@
     </w:tblStylePr>
     <w:tblStylePr w:type="firstCol">
       <w:rPr>
+        <w:rFonts w:eastAsia="黑体"/>
         <w:b/>
         <w:bCs/>
       </w:rPr>
     </w:tblStylePr>
     <w:tblStylePr w:type="lastCol">
       <w:rPr>
+        <w:rFonts w:eastAsia="黑体"/>
         <w:b/>
         <w:bCs/>
       </w:rPr>
@@ -4421,6 +4701,7 @@
       <w:spacing w:after="0" w:line="240" w:lineRule="auto"/>
     </w:pPr>
     <w:rPr>
+      <w:rFonts w:eastAsia="黑体"/>
       <w:color w:themeColor="accent1" w:themeShade="BF" w:val="365F91"/>
     </w:rPr>
     <w:tblPr>
@@ -4443,6 +4724,7 @@
         <w:spacing w:after="0" w:before="0" w:line="240" w:lineRule="auto"/>
       </w:pPr>
       <w:rPr>
+        <w:rFonts w:eastAsia="黑体"/>
         <w:b/>
         <w:bCs/>
       </w:rPr>
@@ -4463,6 +4745,7 @@
         <w:spacing w:after="0" w:before="0" w:line="240" w:lineRule="auto"/>
       </w:pPr>
       <w:rPr>
+        <w:rFonts w:eastAsia="黑体"/>
         <w:b/>
         <w:bCs/>
       </w:rPr>
@@ -4480,12 +4763,14 @@
     </w:tblStylePr>
     <w:tblStylePr w:type="firstCol">
       <w:rPr>
+        <w:rFonts w:eastAsia="黑体"/>
         <w:b/>
         <w:bCs/>
       </w:rPr>
     </w:tblStylePr>
     <w:tblStylePr w:type="lastCol">
       <w:rPr>
+        <w:rFonts w:eastAsia="黑体"/>
         <w:b/>
         <w:bCs/>
       </w:rPr>
@@ -4524,6 +4809,7 @@
       <w:spacing w:after="0" w:line="240" w:lineRule="auto"/>
     </w:pPr>
     <w:rPr>
+      <w:rFonts w:eastAsia="黑体"/>
       <w:color w:themeColor="accent2" w:themeShade="BF" w:val="943634"/>
     </w:rPr>
     <w:tblPr>
@@ -4546,6 +4832,7 @@
         <w:spacing w:after="0" w:before="0" w:line="240" w:lineRule="auto"/>
       </w:pPr>
       <w:rPr>
+        <w:rFonts w:eastAsia="黑体"/>
         <w:b/>
         <w:bCs/>
       </w:rPr>
@@ -4566,6 +4853,7 @@
         <w:spacing w:after="0" w:before="0" w:line="240" w:lineRule="auto"/>
       </w:pPr>
       <w:rPr>
+        <w:rFonts w:eastAsia="黑体"/>
         <w:b/>
         <w:bCs/>
       </w:rPr>
@@ -4583,12 +4871,14 @@
     </w:tblStylePr>
     <w:tblStylePr w:type="firstCol">
       <w:rPr>
+        <w:rFonts w:eastAsia="黑体"/>
         <w:b/>
         <w:bCs/>
       </w:rPr>
     </w:tblStylePr>
     <w:tblStylePr w:type="lastCol">
       <w:rPr>
+        <w:rFonts w:eastAsia="黑体"/>
         <w:b/>
         <w:bCs/>
       </w:rPr>
@@ -4627,6 +4917,7 @@
       <w:spacing w:after="0" w:line="240" w:lineRule="auto"/>
     </w:pPr>
     <w:rPr>
+      <w:rFonts w:eastAsia="黑体"/>
       <w:color w:themeColor="accent3" w:themeShade="BF" w:val="76923C"/>
     </w:rPr>
     <w:tblPr>
@@ -4649,6 +4940,7 @@
         <w:spacing w:after="0" w:before="0" w:line="240" w:lineRule="auto"/>
       </w:pPr>
       <w:rPr>
+        <w:rFonts w:eastAsia="黑体"/>
         <w:b/>
         <w:bCs/>
       </w:rPr>
@@ -4669,6 +4961,7 @@
         <w:spacing w:after="0" w:before="0" w:line="240" w:lineRule="auto"/>
       </w:pPr>
       <w:rPr>
+        <w:rFonts w:eastAsia="黑体"/>
         <w:b/>
         <w:bCs/>
       </w:rPr>
@@ -4686,12 +4979,14 @@
     </w:tblStylePr>
     <w:tblStylePr w:type="firstCol">
       <w:rPr>
+        <w:rFonts w:eastAsia="黑体"/>
         <w:b/>
         <w:bCs/>
       </w:rPr>
     </w:tblStylePr>
     <w:tblStylePr w:type="lastCol">
       <w:rPr>
+        <w:rFonts w:eastAsia="黑体"/>
         <w:b/>
         <w:bCs/>
       </w:rPr>
@@ -4730,6 +5025,7 @@
       <w:spacing w:after="0" w:line="240" w:lineRule="auto"/>
     </w:pPr>
     <w:rPr>
+      <w:rFonts w:eastAsia="黑体"/>
       <w:color w:themeColor="accent4" w:themeShade="BF" w:val="5F497A"/>
     </w:rPr>
     <w:tblPr>
@@ -4752,6 +5048,7 @@
         <w:spacing w:after="0" w:before="0" w:line="240" w:lineRule="auto"/>
       </w:pPr>
       <w:rPr>
+        <w:rFonts w:eastAsia="黑体"/>
         <w:b/>
         <w:bCs/>
       </w:rPr>
@@ -4772,6 +5069,7 @@
         <w:spacing w:after="0" w:before="0" w:line="240" w:lineRule="auto"/>
       </w:pPr>
       <w:rPr>
+        <w:rFonts w:eastAsia="黑体"/>
         <w:b/>
         <w:bCs/>
       </w:rPr>
@@ -4789,12 +5087,14 @@
     </w:tblStylePr>
     <w:tblStylePr w:type="firstCol">
       <w:rPr>
+        <w:rFonts w:eastAsia="黑体"/>
         <w:b/>
         <w:bCs/>
       </w:rPr>
     </w:tblStylePr>
     <w:tblStylePr w:type="lastCol">
       <w:rPr>
+        <w:rFonts w:eastAsia="黑体"/>
         <w:b/>
         <w:bCs/>
       </w:rPr>
@@ -4833,6 +5133,7 @@
       <w:spacing w:after="0" w:line="240" w:lineRule="auto"/>
     </w:pPr>
     <w:rPr>
+      <w:rFonts w:eastAsia="黑体"/>
       <w:color w:themeColor="accent5" w:themeShade="BF" w:val="31849B"/>
     </w:rPr>
     <w:tblPr>
@@ -4855,6 +5156,7 @@
         <w:spacing w:after="0" w:before="0" w:line="240" w:lineRule="auto"/>
       </w:pPr>
       <w:rPr>
+        <w:rFonts w:eastAsia="黑体"/>
         <w:b/>
         <w:bCs/>
       </w:rPr>
@@ -4875,6 +5177,7 @@
         <w:spacing w:after="0" w:before="0" w:line="240" w:lineRule="auto"/>
       </w:pPr>
       <w:rPr>
+        <w:rFonts w:eastAsia="黑体"/>
         <w:b/>
         <w:bCs/>
       </w:rPr>
@@ -4892,12 +5195,14 @@
     </w:tblStylePr>
     <w:tblStylePr w:type="firstCol">
       <w:rPr>
+        <w:rFonts w:eastAsia="黑体"/>
         <w:b/>
         <w:bCs/>
       </w:rPr>
     </w:tblStylePr>
     <w:tblStylePr w:type="lastCol">
       <w:rPr>
+        <w:rFonts w:eastAsia="黑体"/>
         <w:b/>
         <w:bCs/>
       </w:rPr>
@@ -4936,6 +5241,7 @@
       <w:spacing w:after="0" w:line="240" w:lineRule="auto"/>
     </w:pPr>
     <w:rPr>
+      <w:rFonts w:eastAsia="黑体"/>
       <w:color w:themeColor="accent6" w:themeShade="BF" w:val="E36C0A"/>
     </w:rPr>
     <w:tblPr>
@@ -4958,6 +5264,7 @@
         <w:spacing w:after="0" w:before="0" w:line="240" w:lineRule="auto"/>
       </w:pPr>
       <w:rPr>
+        <w:rFonts w:eastAsia="黑体"/>
         <w:b/>
         <w:bCs/>
       </w:rPr>
@@ -4978,6 +5285,7 @@
         <w:spacing w:after="0" w:before="0" w:line="240" w:lineRule="auto"/>
       </w:pPr>
       <w:rPr>
+        <w:rFonts w:eastAsia="黑体"/>
         <w:b/>
         <w:bCs/>
       </w:rPr>
@@ -4995,12 +5303,14 @@
     </w:tblStylePr>
     <w:tblStylePr w:type="firstCol">
       <w:rPr>
+        <w:rFonts w:eastAsia="黑体"/>
         <w:b/>
         <w:bCs/>
       </w:rPr>
     </w:tblStylePr>
     <w:tblStylePr w:type="lastCol">
       <w:rPr>
+        <w:rFonts w:eastAsia="黑体"/>
         <w:b/>
         <w:bCs/>
       </w:rPr>
@@ -5060,6 +5370,7 @@
         <w:spacing w:after="0" w:before="0" w:line="240" w:lineRule="auto"/>
       </w:pPr>
       <w:rPr>
+        <w:rFonts w:eastAsia="黑体"/>
         <w:b/>
         <w:bCs/>
         <w:color w:themeColor="background1" w:val="FFFFFF"/>
@@ -5074,6 +5385,7 @@
         <w:spacing w:after="0" w:before="0" w:line="240" w:lineRule="auto"/>
       </w:pPr>
       <w:rPr>
+        <w:rFonts w:eastAsia="黑体"/>
         <w:b/>
         <w:bCs/>
       </w:rPr>
@@ -5089,12 +5401,14 @@
     </w:tblStylePr>
     <w:tblStylePr w:type="firstCol">
       <w:rPr>
+        <w:rFonts w:eastAsia="黑体"/>
         <w:b/>
         <w:bCs/>
       </w:rPr>
     </w:tblStylePr>
     <w:tblStylePr w:type="lastCol">
       <w:rPr>
+        <w:rFonts w:eastAsia="黑体"/>
         <w:b/>
         <w:bCs/>
       </w:rPr>
@@ -5152,6 +5466,7 @@
         <w:spacing w:after="0" w:before="0" w:line="240" w:lineRule="auto"/>
       </w:pPr>
       <w:rPr>
+        <w:rFonts w:eastAsia="黑体"/>
         <w:b/>
         <w:bCs/>
         <w:color w:themeColor="background1" w:val="FFFFFF"/>
@@ -5166,6 +5481,7 @@
         <w:spacing w:after="0" w:before="0" w:line="240" w:lineRule="auto"/>
       </w:pPr>
       <w:rPr>
+        <w:rFonts w:eastAsia="黑体"/>
         <w:b/>
         <w:bCs/>
       </w:rPr>
@@ -5181,12 +5497,14 @@
     </w:tblStylePr>
     <w:tblStylePr w:type="firstCol">
       <w:rPr>
+        <w:rFonts w:eastAsia="黑体"/>
         <w:b/>
         <w:bCs/>
       </w:rPr>
     </w:tblStylePr>
     <w:tblStylePr w:type="lastCol">
       <w:rPr>
+        <w:rFonts w:eastAsia="黑体"/>
         <w:b/>
         <w:bCs/>
       </w:rPr>
@@ -5244,6 +5562,7 @@
         <w:spacing w:after="0" w:before="0" w:line="240" w:lineRule="auto"/>
       </w:pPr>
       <w:rPr>
+        <w:rFonts w:eastAsia="黑体"/>
         <w:b/>
         <w:bCs/>
         <w:color w:themeColor="background1" w:val="FFFFFF"/>
@@ -5258,6 +5577,7 @@
         <w:spacing w:after="0" w:before="0" w:line="240" w:lineRule="auto"/>
       </w:pPr>
       <w:rPr>
+        <w:rFonts w:eastAsia="黑体"/>
         <w:b/>
         <w:bCs/>
       </w:rPr>
@@ -5273,12 +5593,14 @@
     </w:tblStylePr>
     <w:tblStylePr w:type="firstCol">
       <w:rPr>
+        <w:rFonts w:eastAsia="黑体"/>
         <w:b/>
         <w:bCs/>
       </w:rPr>
     </w:tblStylePr>
     <w:tblStylePr w:type="lastCol">
       <w:rPr>
+        <w:rFonts w:eastAsia="黑体"/>
         <w:b/>
         <w:bCs/>
       </w:rPr>
@@ -5336,6 +5658,7 @@
         <w:spacing w:after="0" w:before="0" w:line="240" w:lineRule="auto"/>
       </w:pPr>
       <w:rPr>
+        <w:rFonts w:eastAsia="黑体"/>
         <w:b/>
         <w:bCs/>
         <w:color w:themeColor="background1" w:val="FFFFFF"/>
@@ -5350,6 +5673,7 @@
         <w:spacing w:after="0" w:before="0" w:line="240" w:lineRule="auto"/>
       </w:pPr>
       <w:rPr>
+        <w:rFonts w:eastAsia="黑体"/>
         <w:b/>
         <w:bCs/>
       </w:rPr>
@@ -5365,12 +5689,14 @@
     </w:tblStylePr>
     <w:tblStylePr w:type="firstCol">
       <w:rPr>
+        <w:rFonts w:eastAsia="黑体"/>
         <w:b/>
         <w:bCs/>
       </w:rPr>
     </w:tblStylePr>
     <w:tblStylePr w:type="lastCol">
       <w:rPr>
+        <w:rFonts w:eastAsia="黑体"/>
         <w:b/>
         <w:bCs/>
       </w:rPr>
@@ -5428,6 +5754,7 @@
         <w:spacing w:after="0" w:before="0" w:line="240" w:lineRule="auto"/>
       </w:pPr>
       <w:rPr>
+        <w:rFonts w:eastAsia="黑体"/>
         <w:b/>
         <w:bCs/>
         <w:color w:themeColor="background1" w:val="FFFFFF"/>
@@ -5442,6 +5769,7 @@
         <w:spacing w:after="0" w:before="0" w:line="240" w:lineRule="auto"/>
       </w:pPr>
       <w:rPr>
+        <w:rFonts w:eastAsia="黑体"/>
         <w:b/>
         <w:bCs/>
       </w:rPr>
@@ -5457,12 +5785,14 @@
     </w:tblStylePr>
     <w:tblStylePr w:type="firstCol">
       <w:rPr>
+        <w:rFonts w:eastAsia="黑体"/>
         <w:b/>
         <w:bCs/>
       </w:rPr>
     </w:tblStylePr>
     <w:tblStylePr w:type="lastCol">
       <w:rPr>
+        <w:rFonts w:eastAsia="黑体"/>
         <w:b/>
         <w:bCs/>
       </w:rPr>
@@ -5520,6 +5850,7 @@
         <w:spacing w:after="0" w:before="0" w:line="240" w:lineRule="auto"/>
       </w:pPr>
       <w:rPr>
+        <w:rFonts w:eastAsia="黑体"/>
         <w:b/>
         <w:bCs/>
         <w:color w:themeColor="background1" w:val="FFFFFF"/>
@@ -5534,6 +5865,7 @@
         <w:spacing w:after="0" w:before="0" w:line="240" w:lineRule="auto"/>
       </w:pPr>
       <w:rPr>
+        <w:rFonts w:eastAsia="黑体"/>
         <w:b/>
         <w:bCs/>
       </w:rPr>
@@ -5549,12 +5881,14 @@
     </w:tblStylePr>
     <w:tblStylePr w:type="firstCol">
       <w:rPr>
+        <w:rFonts w:eastAsia="黑体"/>
         <w:b/>
         <w:bCs/>
       </w:rPr>
     </w:tblStylePr>
     <w:tblStylePr w:type="lastCol">
       <w:rPr>
+        <w:rFonts w:eastAsia="黑体"/>
         <w:b/>
         <w:bCs/>
       </w:rPr>
@@ -5612,6 +5946,7 @@
         <w:spacing w:after="0" w:before="0" w:line="240" w:lineRule="auto"/>
       </w:pPr>
       <w:rPr>
+        <w:rFonts w:eastAsia="黑体"/>
         <w:b/>
         <w:bCs/>
         <w:color w:themeColor="background1" w:val="FFFFFF"/>
@@ -5626,6 +5961,7 @@
         <w:spacing w:after="0" w:before="0" w:line="240" w:lineRule="auto"/>
       </w:pPr>
       <w:rPr>
+        <w:rFonts w:eastAsia="黑体"/>
         <w:b/>
         <w:bCs/>
       </w:rPr>
@@ -5641,12 +5977,14 @@
     </w:tblStylePr>
     <w:tblStylePr w:type="firstCol">
       <w:rPr>
+        <w:rFonts w:eastAsia="黑体"/>
         <w:b/>
         <w:bCs/>
       </w:rPr>
     </w:tblStylePr>
     <w:tblStylePr w:type="lastCol">
       <w:rPr>
+        <w:rFonts w:eastAsia="黑体"/>
         <w:b/>
         <w:bCs/>
       </w:rPr>
@@ -5706,7 +6044,7 @@
         <w:spacing w:after="0" w:before="0" w:line="240" w:lineRule="auto"/>
       </w:pPr>
       <w:rPr>
-        <w:rFonts w:asciiTheme="majorHAnsi" w:cstheme="majorBidi" w:eastAsiaTheme="majorEastAsia" w:hAnsiTheme="majorHAnsi"/>
+        <w:rFonts w:asciiTheme="majorHAnsi" w:cstheme="majorBidi" w:hAnsiTheme="majorHAnsi" w:eastAsia="黑体"/>
         <w:b/>
         <w:bCs/>
       </w:rPr>
@@ -5727,7 +6065,7 @@
         <w:spacing w:after="0" w:before="0" w:line="240" w:lineRule="auto"/>
       </w:pPr>
       <w:rPr>
-        <w:rFonts w:asciiTheme="majorHAnsi" w:cstheme="majorBidi" w:eastAsiaTheme="majorEastAsia" w:hAnsiTheme="majorHAnsi"/>
+        <w:rFonts w:asciiTheme="majorHAnsi" w:cstheme="majorBidi" w:hAnsiTheme="majorHAnsi" w:eastAsia="黑体"/>
         <w:b/>
         <w:bCs/>
       </w:rPr>
@@ -5745,14 +6083,14 @@
     </w:tblStylePr>
     <w:tblStylePr w:type="firstCol">
       <w:rPr>
-        <w:rFonts w:asciiTheme="majorHAnsi" w:cstheme="majorBidi" w:eastAsiaTheme="majorEastAsia" w:hAnsiTheme="majorHAnsi"/>
+        <w:rFonts w:asciiTheme="majorHAnsi" w:cstheme="majorBidi" w:hAnsiTheme="majorHAnsi" w:eastAsia="黑体"/>
         <w:b/>
         <w:bCs/>
       </w:rPr>
     </w:tblStylePr>
     <w:tblStylePr w:type="lastCol">
       <w:rPr>
-        <w:rFonts w:asciiTheme="majorHAnsi" w:cstheme="majorBidi" w:eastAsiaTheme="majorEastAsia" w:hAnsiTheme="majorHAnsi"/>
+        <w:rFonts w:asciiTheme="majorHAnsi" w:cstheme="majorBidi" w:hAnsiTheme="majorHAnsi" w:eastAsia="黑体"/>
         <w:b/>
         <w:bCs/>
       </w:rPr>
@@ -5836,7 +6174,7 @@
         <w:spacing w:after="0" w:before="0" w:line="240" w:lineRule="auto"/>
       </w:pPr>
       <w:rPr>
-        <w:rFonts w:asciiTheme="majorHAnsi" w:cstheme="majorBidi" w:eastAsiaTheme="majorEastAsia" w:hAnsiTheme="majorHAnsi"/>
+        <w:rFonts w:asciiTheme="majorHAnsi" w:cstheme="majorBidi" w:hAnsiTheme="majorHAnsi" w:eastAsia="黑体"/>
         <w:b/>
         <w:bCs/>
       </w:rPr>
@@ -5857,7 +6195,7 @@
         <w:spacing w:after="0" w:before="0" w:line="240" w:lineRule="auto"/>
       </w:pPr>
       <w:rPr>
-        <w:rFonts w:asciiTheme="majorHAnsi" w:cstheme="majorBidi" w:eastAsiaTheme="majorEastAsia" w:hAnsiTheme="majorHAnsi"/>
+        <w:rFonts w:asciiTheme="majorHAnsi" w:cstheme="majorBidi" w:hAnsiTheme="majorHAnsi" w:eastAsia="黑体"/>
         <w:b/>
         <w:bCs/>
       </w:rPr>
@@ -5875,14 +6213,14 @@
     </w:tblStylePr>
     <w:tblStylePr w:type="firstCol">
       <w:rPr>
-        <w:rFonts w:asciiTheme="majorHAnsi" w:cstheme="majorBidi" w:eastAsiaTheme="majorEastAsia" w:hAnsiTheme="majorHAnsi"/>
+        <w:rFonts w:asciiTheme="majorHAnsi" w:cstheme="majorBidi" w:hAnsiTheme="majorHAnsi" w:eastAsia="黑体"/>
         <w:b/>
         <w:bCs/>
       </w:rPr>
     </w:tblStylePr>
     <w:tblStylePr w:type="lastCol">
       <w:rPr>
-        <w:rFonts w:asciiTheme="majorHAnsi" w:cstheme="majorBidi" w:eastAsiaTheme="majorEastAsia" w:hAnsiTheme="majorHAnsi"/>
+        <w:rFonts w:asciiTheme="majorHAnsi" w:cstheme="majorBidi" w:hAnsiTheme="majorHAnsi" w:eastAsia="黑体"/>
         <w:b/>
         <w:bCs/>
       </w:rPr>
@@ -5966,7 +6304,7 @@
         <w:spacing w:after="0" w:before="0" w:line="240" w:lineRule="auto"/>
       </w:pPr>
       <w:rPr>
-        <w:rFonts w:asciiTheme="majorHAnsi" w:cstheme="majorBidi" w:eastAsiaTheme="majorEastAsia" w:hAnsiTheme="majorHAnsi"/>
+        <w:rFonts w:asciiTheme="majorHAnsi" w:cstheme="majorBidi" w:hAnsiTheme="majorHAnsi" w:eastAsia="黑体"/>
         <w:b/>
         <w:bCs/>
       </w:rPr>
@@ -5987,7 +6325,7 @@
         <w:spacing w:after="0" w:before="0" w:line="240" w:lineRule="auto"/>
       </w:pPr>
       <w:rPr>
-        <w:rFonts w:asciiTheme="majorHAnsi" w:cstheme="majorBidi" w:eastAsiaTheme="majorEastAsia" w:hAnsiTheme="majorHAnsi"/>
+        <w:rFonts w:asciiTheme="majorHAnsi" w:cstheme="majorBidi" w:hAnsiTheme="majorHAnsi" w:eastAsia="黑体"/>
         <w:b/>
         <w:bCs/>
       </w:rPr>
@@ -6005,14 +6343,14 @@
     </w:tblStylePr>
     <w:tblStylePr w:type="firstCol">
       <w:rPr>
-        <w:rFonts w:asciiTheme="majorHAnsi" w:cstheme="majorBidi" w:eastAsiaTheme="majorEastAsia" w:hAnsiTheme="majorHAnsi"/>
+        <w:rFonts w:asciiTheme="majorHAnsi" w:cstheme="majorBidi" w:hAnsiTheme="majorHAnsi" w:eastAsia="黑体"/>
         <w:b/>
         <w:bCs/>
       </w:rPr>
     </w:tblStylePr>
     <w:tblStylePr w:type="lastCol">
       <w:rPr>
-        <w:rFonts w:asciiTheme="majorHAnsi" w:cstheme="majorBidi" w:eastAsiaTheme="majorEastAsia" w:hAnsiTheme="majorHAnsi"/>
+        <w:rFonts w:asciiTheme="majorHAnsi" w:cstheme="majorBidi" w:hAnsiTheme="majorHAnsi" w:eastAsia="黑体"/>
         <w:b/>
         <w:bCs/>
       </w:rPr>
@@ -6096,7 +6434,7 @@
         <w:spacing w:after="0" w:before="0" w:line="240" w:lineRule="auto"/>
       </w:pPr>
       <w:rPr>
-        <w:rFonts w:asciiTheme="majorHAnsi" w:cstheme="majorBidi" w:eastAsiaTheme="majorEastAsia" w:hAnsiTheme="majorHAnsi"/>
+        <w:rFonts w:asciiTheme="majorHAnsi" w:cstheme="majorBidi" w:hAnsiTheme="majorHAnsi" w:eastAsia="黑体"/>
         <w:b/>
         <w:bCs/>
       </w:rPr>
@@ -6117,7 +6455,7 @@
         <w:spacing w:after="0" w:before="0" w:line="240" w:lineRule="auto"/>
       </w:pPr>
       <w:rPr>
-        <w:rFonts w:asciiTheme="majorHAnsi" w:cstheme="majorBidi" w:eastAsiaTheme="majorEastAsia" w:hAnsiTheme="majorHAnsi"/>
+        <w:rFonts w:asciiTheme="majorHAnsi" w:cstheme="majorBidi" w:hAnsiTheme="majorHAnsi" w:eastAsia="黑体"/>
         <w:b/>
         <w:bCs/>
       </w:rPr>
@@ -6135,14 +6473,14 @@
     </w:tblStylePr>
     <w:tblStylePr w:type="firstCol">
       <w:rPr>
-        <w:rFonts w:asciiTheme="majorHAnsi" w:cstheme="majorBidi" w:eastAsiaTheme="majorEastAsia" w:hAnsiTheme="majorHAnsi"/>
+        <w:rFonts w:asciiTheme="majorHAnsi" w:cstheme="majorBidi" w:hAnsiTheme="majorHAnsi" w:eastAsia="黑体"/>
         <w:b/>
         <w:bCs/>
       </w:rPr>
     </w:tblStylePr>
     <w:tblStylePr w:type="lastCol">
       <w:rPr>
-        <w:rFonts w:asciiTheme="majorHAnsi" w:cstheme="majorBidi" w:eastAsiaTheme="majorEastAsia" w:hAnsiTheme="majorHAnsi"/>
+        <w:rFonts w:asciiTheme="majorHAnsi" w:cstheme="majorBidi" w:hAnsiTheme="majorHAnsi" w:eastAsia="黑体"/>
         <w:b/>
         <w:bCs/>
       </w:rPr>
@@ -6226,7 +6564,7 @@
         <w:spacing w:after="0" w:before="0" w:line="240" w:lineRule="auto"/>
       </w:pPr>
       <w:rPr>
-        <w:rFonts w:asciiTheme="majorHAnsi" w:cstheme="majorBidi" w:eastAsiaTheme="majorEastAsia" w:hAnsiTheme="majorHAnsi"/>
+        <w:rFonts w:asciiTheme="majorHAnsi" w:cstheme="majorBidi" w:hAnsiTheme="majorHAnsi" w:eastAsia="黑体"/>
         <w:b/>
         <w:bCs/>
       </w:rPr>
@@ -6247,7 +6585,7 @@
         <w:spacing w:after="0" w:before="0" w:line="240" w:lineRule="auto"/>
       </w:pPr>
       <w:rPr>
-        <w:rFonts w:asciiTheme="majorHAnsi" w:cstheme="majorBidi" w:eastAsiaTheme="majorEastAsia" w:hAnsiTheme="majorHAnsi"/>
+        <w:rFonts w:asciiTheme="majorHAnsi" w:cstheme="majorBidi" w:hAnsiTheme="majorHAnsi" w:eastAsia="黑体"/>
         <w:b/>
         <w:bCs/>
       </w:rPr>
@@ -6265,14 +6603,14 @@
     </w:tblStylePr>
     <w:tblStylePr w:type="firstCol">
       <w:rPr>
-        <w:rFonts w:asciiTheme="majorHAnsi" w:cstheme="majorBidi" w:eastAsiaTheme="majorEastAsia" w:hAnsiTheme="majorHAnsi"/>
+        <w:rFonts w:asciiTheme="majorHAnsi" w:cstheme="majorBidi" w:hAnsiTheme="majorHAnsi" w:eastAsia="黑体"/>
         <w:b/>
         <w:bCs/>
       </w:rPr>
     </w:tblStylePr>
     <w:tblStylePr w:type="lastCol">
       <w:rPr>
-        <w:rFonts w:asciiTheme="majorHAnsi" w:cstheme="majorBidi" w:eastAsiaTheme="majorEastAsia" w:hAnsiTheme="majorHAnsi"/>
+        <w:rFonts w:asciiTheme="majorHAnsi" w:cstheme="majorBidi" w:hAnsiTheme="majorHAnsi" w:eastAsia="黑体"/>
         <w:b/>
         <w:bCs/>
       </w:rPr>
@@ -6356,7 +6694,7 @@
         <w:spacing w:after="0" w:before="0" w:line="240" w:lineRule="auto"/>
       </w:pPr>
       <w:rPr>
-        <w:rFonts w:asciiTheme="majorHAnsi" w:cstheme="majorBidi" w:eastAsiaTheme="majorEastAsia" w:hAnsiTheme="majorHAnsi"/>
+        <w:rFonts w:asciiTheme="majorHAnsi" w:cstheme="majorBidi" w:hAnsiTheme="majorHAnsi" w:eastAsia="黑体"/>
         <w:b/>
         <w:bCs/>
       </w:rPr>
@@ -6377,7 +6715,7 @@
         <w:spacing w:after="0" w:before="0" w:line="240" w:lineRule="auto"/>
       </w:pPr>
       <w:rPr>
-        <w:rFonts w:asciiTheme="majorHAnsi" w:cstheme="majorBidi" w:eastAsiaTheme="majorEastAsia" w:hAnsiTheme="majorHAnsi"/>
+        <w:rFonts w:asciiTheme="majorHAnsi" w:cstheme="majorBidi" w:hAnsiTheme="majorHAnsi" w:eastAsia="黑体"/>
         <w:b/>
         <w:bCs/>
       </w:rPr>
@@ -6395,14 +6733,14 @@
     </w:tblStylePr>
     <w:tblStylePr w:type="firstCol">
       <w:rPr>
-        <w:rFonts w:asciiTheme="majorHAnsi" w:cstheme="majorBidi" w:eastAsiaTheme="majorEastAsia" w:hAnsiTheme="majorHAnsi"/>
+        <w:rFonts w:asciiTheme="majorHAnsi" w:cstheme="majorBidi" w:hAnsiTheme="majorHAnsi" w:eastAsia="黑体"/>
         <w:b/>
         <w:bCs/>
       </w:rPr>
     </w:tblStylePr>
     <w:tblStylePr w:type="lastCol">
       <w:rPr>
-        <w:rFonts w:asciiTheme="majorHAnsi" w:cstheme="majorBidi" w:eastAsiaTheme="majorEastAsia" w:hAnsiTheme="majorHAnsi"/>
+        <w:rFonts w:asciiTheme="majorHAnsi" w:cstheme="majorBidi" w:hAnsiTheme="majorHAnsi" w:eastAsia="黑体"/>
         <w:b/>
         <w:bCs/>
       </w:rPr>
@@ -6486,7 +6824,7 @@
         <w:spacing w:after="0" w:before="0" w:line="240" w:lineRule="auto"/>
       </w:pPr>
       <w:rPr>
-        <w:rFonts w:asciiTheme="majorHAnsi" w:cstheme="majorBidi" w:eastAsiaTheme="majorEastAsia" w:hAnsiTheme="majorHAnsi"/>
+        <w:rFonts w:asciiTheme="majorHAnsi" w:cstheme="majorBidi" w:hAnsiTheme="majorHAnsi" w:eastAsia="黑体"/>
         <w:b/>
         <w:bCs/>
       </w:rPr>
@@ -6507,7 +6845,7 @@
         <w:spacing w:after="0" w:before="0" w:line="240" w:lineRule="auto"/>
       </w:pPr>
       <w:rPr>
-        <w:rFonts w:asciiTheme="majorHAnsi" w:cstheme="majorBidi" w:eastAsiaTheme="majorEastAsia" w:hAnsiTheme="majorHAnsi"/>
+        <w:rFonts w:asciiTheme="majorHAnsi" w:cstheme="majorBidi" w:hAnsiTheme="majorHAnsi" w:eastAsia="黑体"/>
         <w:b/>
         <w:bCs/>
       </w:rPr>
@@ -6525,14 +6863,14 @@
     </w:tblStylePr>
     <w:tblStylePr w:type="firstCol">
       <w:rPr>
-        <w:rFonts w:asciiTheme="majorHAnsi" w:cstheme="majorBidi" w:eastAsiaTheme="majorEastAsia" w:hAnsiTheme="majorHAnsi"/>
+        <w:rFonts w:asciiTheme="majorHAnsi" w:cstheme="majorBidi" w:hAnsiTheme="majorHAnsi" w:eastAsia="黑体"/>
         <w:b/>
         <w:bCs/>
       </w:rPr>
     </w:tblStylePr>
     <w:tblStylePr w:type="lastCol">
       <w:rPr>
-        <w:rFonts w:asciiTheme="majorHAnsi" w:cstheme="majorBidi" w:eastAsiaTheme="majorEastAsia" w:hAnsiTheme="majorHAnsi"/>
+        <w:rFonts w:asciiTheme="majorHAnsi" w:cstheme="majorBidi" w:hAnsiTheme="majorHAnsi" w:eastAsia="黑体"/>
         <w:b/>
         <w:bCs/>
       </w:rPr>
@@ -6615,6 +6953,7 @@
         <w:spacing w:after="0" w:before="0" w:line="240" w:lineRule="auto"/>
       </w:pPr>
       <w:rPr>
+        <w:rFonts w:eastAsia="黑体"/>
         <w:b/>
         <w:bCs/>
         <w:color w:themeColor="background1" w:val="FFFFFF"/>
@@ -6637,6 +6976,7 @@
         <w:spacing w:after="0" w:before="0" w:line="240" w:lineRule="auto"/>
       </w:pPr>
       <w:rPr>
+        <w:rFonts w:eastAsia="黑体"/>
         <w:b/>
         <w:bCs/>
       </w:rPr>
@@ -6654,12 +6994,14 @@
     </w:tblStylePr>
     <w:tblStylePr w:type="firstCol">
       <w:rPr>
+        <w:rFonts w:eastAsia="黑体"/>
         <w:b/>
         <w:bCs/>
       </w:rPr>
     </w:tblStylePr>
     <w:tblStylePr w:type="lastCol">
       <w:rPr>
+        <w:rFonts w:eastAsia="黑体"/>
         <w:b/>
         <w:bCs/>
       </w:rPr>
@@ -6721,6 +7063,7 @@
         <w:spacing w:after="0" w:before="0" w:line="240" w:lineRule="auto"/>
       </w:pPr>
       <w:rPr>
+        <w:rFonts w:eastAsia="黑体"/>
         <w:b/>
         <w:bCs/>
         <w:color w:themeColor="background1" w:val="FFFFFF"/>
@@ -6743,6 +7086,7 @@
         <w:spacing w:after="0" w:before="0" w:line="240" w:lineRule="auto"/>
       </w:pPr>
       <w:rPr>
+        <w:rFonts w:eastAsia="黑体"/>
         <w:b/>
         <w:bCs/>
       </w:rPr>
@@ -6760,12 +7104,14 @@
     </w:tblStylePr>
     <w:tblStylePr w:type="firstCol">
       <w:rPr>
+        <w:rFonts w:eastAsia="黑体"/>
         <w:b/>
         <w:bCs/>
       </w:rPr>
     </w:tblStylePr>
     <w:tblStylePr w:type="lastCol">
       <w:rPr>
+        <w:rFonts w:eastAsia="黑体"/>
         <w:b/>
         <w:bCs/>
       </w:rPr>
@@ -6827,6 +7173,7 @@
         <w:spacing w:after="0" w:before="0" w:line="240" w:lineRule="auto"/>
       </w:pPr>
       <w:rPr>
+        <w:rFonts w:eastAsia="黑体"/>
         <w:b/>
         <w:bCs/>
         <w:color w:themeColor="background1" w:val="FFFFFF"/>
@@ -6849,6 +7196,7 @@
         <w:spacing w:after="0" w:before="0" w:line="240" w:lineRule="auto"/>
       </w:pPr>
       <w:rPr>
+        <w:rFonts w:eastAsia="黑体"/>
         <w:b/>
         <w:bCs/>
       </w:rPr>
@@ -6866,12 +7214,14 @@
     </w:tblStylePr>
     <w:tblStylePr w:type="firstCol">
       <w:rPr>
+        <w:rFonts w:eastAsia="黑体"/>
         <w:b/>
         <w:bCs/>
       </w:rPr>
     </w:tblStylePr>
     <w:tblStylePr w:type="lastCol">
       <w:rPr>
+        <w:rFonts w:eastAsia="黑体"/>
         <w:b/>
         <w:bCs/>
       </w:rPr>
@@ -6933,6 +7283,7 @@
         <w:spacing w:after="0" w:before="0" w:line="240" w:lineRule="auto"/>
       </w:pPr>
       <w:rPr>
+        <w:rFonts w:eastAsia="黑体"/>
         <w:b/>
         <w:bCs/>
         <w:color w:themeColor="background1" w:val="FFFFFF"/>
@@ -6955,6 +7306,7 @@
         <w:spacing w:after="0" w:before="0" w:line="240" w:lineRule="auto"/>
       </w:pPr>
       <w:rPr>
+        <w:rFonts w:eastAsia="黑体"/>
         <w:b/>
         <w:bCs/>
       </w:rPr>
@@ -6972,12 +7324,14 @@
     </w:tblStylePr>
     <w:tblStylePr w:type="firstCol">
       <w:rPr>
+        <w:rFonts w:eastAsia="黑体"/>
         <w:b/>
         <w:bCs/>
       </w:rPr>
     </w:tblStylePr>
     <w:tblStylePr w:type="lastCol">
       <w:rPr>
+        <w:rFonts w:eastAsia="黑体"/>
         <w:b/>
         <w:bCs/>
       </w:rPr>
@@ -7039,6 +7393,7 @@
         <w:spacing w:after="0" w:before="0" w:line="240" w:lineRule="auto"/>
       </w:pPr>
       <w:rPr>
+        <w:rFonts w:eastAsia="黑体"/>
         <w:b/>
         <w:bCs/>
         <w:color w:themeColor="background1" w:val="FFFFFF"/>
@@ -7061,6 +7416,7 @@
         <w:spacing w:after="0" w:before="0" w:line="240" w:lineRule="auto"/>
       </w:pPr>
       <w:rPr>
+        <w:rFonts w:eastAsia="黑体"/>
         <w:b/>
         <w:bCs/>
       </w:rPr>
@@ -7078,12 +7434,14 @@
     </w:tblStylePr>
     <w:tblStylePr w:type="firstCol">
       <w:rPr>
+        <w:rFonts w:eastAsia="黑体"/>
         <w:b/>
         <w:bCs/>
       </w:rPr>
     </w:tblStylePr>
     <w:tblStylePr w:type="lastCol">
       <w:rPr>
+        <w:rFonts w:eastAsia="黑体"/>
         <w:b/>
         <w:bCs/>
       </w:rPr>
@@ -7145,6 +7503,7 @@
         <w:spacing w:after="0" w:before="0" w:line="240" w:lineRule="auto"/>
       </w:pPr>
       <w:rPr>
+        <w:rFonts w:eastAsia="黑体"/>
         <w:b/>
         <w:bCs/>
         <w:color w:themeColor="background1" w:val="FFFFFF"/>
@@ -7167,6 +7526,7 @@
         <w:spacing w:after="0" w:before="0" w:line="240" w:lineRule="auto"/>
       </w:pPr>
       <w:rPr>
+        <w:rFonts w:eastAsia="黑体"/>
         <w:b/>
         <w:bCs/>
       </w:rPr>
@@ -7184,12 +7544,14 @@
     </w:tblStylePr>
     <w:tblStylePr w:type="firstCol">
       <w:rPr>
+        <w:rFonts w:eastAsia="黑体"/>
         <w:b/>
         <w:bCs/>
       </w:rPr>
     </w:tblStylePr>
     <w:tblStylePr w:type="lastCol">
       <w:rPr>
+        <w:rFonts w:eastAsia="黑体"/>
         <w:b/>
         <w:bCs/>
       </w:rPr>
@@ -7251,6 +7613,7 @@
         <w:spacing w:after="0" w:before="0" w:line="240" w:lineRule="auto"/>
       </w:pPr>
       <w:rPr>
+        <w:rFonts w:eastAsia="黑体"/>
         <w:b/>
         <w:bCs/>
         <w:color w:themeColor="background1" w:val="FFFFFF"/>
@@ -7273,6 +7636,7 @@
         <w:spacing w:after="0" w:before="0" w:line="240" w:lineRule="auto"/>
       </w:pPr>
       <w:rPr>
+        <w:rFonts w:eastAsia="黑体"/>
         <w:b/>
         <w:bCs/>
       </w:rPr>
@@ -7290,12 +7654,14 @@
     </w:tblStylePr>
     <w:tblStylePr w:type="firstCol">
       <w:rPr>
+        <w:rFonts w:eastAsia="黑体"/>
         <w:b/>
         <w:bCs/>
       </w:rPr>
     </w:tblStylePr>
     <w:tblStylePr w:type="lastCol">
       <w:rPr>
+        <w:rFonts w:eastAsia="黑体"/>
         <w:b/>
         <w:bCs/>
       </w:rPr>
@@ -7354,6 +7720,7 @@
         <w:spacing w:after="0" w:before="0" w:line="240" w:lineRule="auto"/>
       </w:pPr>
       <w:rPr>
+        <w:rFonts w:eastAsia="黑体"/>
         <w:b/>
         <w:bCs/>
         <w:color w:themeColor="background1" w:val="FFFFFF"/>
@@ -7376,6 +7743,7 @@
         <w:spacing w:after="0" w:before="0" w:line="240" w:lineRule="auto"/>
       </w:pPr>
       <w:rPr>
+        <w:rFonts w:eastAsia="黑体"/>
         <w:color w:val="auto"/>
       </w:rPr>
       <w:tblPr/>
@@ -7393,6 +7761,7 @@
     </w:tblStylePr>
     <w:tblStylePr w:type="firstCol">
       <w:rPr>
+        <w:rFonts w:eastAsia="黑体"/>
         <w:b/>
         <w:bCs/>
         <w:color w:themeColor="background1" w:val="FFFFFF"/>
@@ -7412,6 +7781,7 @@
     </w:tblStylePr>
     <w:tblStylePr w:type="lastCol">
       <w:rPr>
+        <w:rFonts w:eastAsia="黑体"/>
         <w:b/>
         <w:bCs/>
         <w:color w:themeColor="background1" w:val="FFFFFF"/>
@@ -7460,6 +7830,7 @@
     </w:tblStylePr>
     <w:tblStylePr w:type="nwCell">
       <w:rPr>
+        <w:rFonts w:eastAsia="黑体"/>
         <w:color w:themeColor="background1" w:val="FFFFFF"/>
       </w:rPr>
       <w:tblPr/>
@@ -7503,6 +7874,7 @@
         <w:spacing w:after="0" w:before="0" w:line="240" w:lineRule="auto"/>
       </w:pPr>
       <w:rPr>
+        <w:rFonts w:eastAsia="黑体"/>
         <w:b/>
         <w:bCs/>
         <w:color w:themeColor="background1" w:val="FFFFFF"/>
@@ -7525,6 +7897,7 @@
         <w:spacing w:after="0" w:before="0" w:line="240" w:lineRule="auto"/>
       </w:pPr>
       <w:rPr>
+        <w:rFonts w:eastAsia="黑体"/>
         <w:color w:val="auto"/>
       </w:rPr>
       <w:tblPr/>
@@ -7542,6 +7915,7 @@
     </w:tblStylePr>
     <w:tblStylePr w:type="firstCol">
       <w:rPr>
+        <w:rFonts w:eastAsia="黑体"/>
         <w:b/>
         <w:bCs/>
         <w:color w:themeColor="background1" w:val="FFFFFF"/>
@@ -7561,6 +7935,7 @@
     </w:tblStylePr>
     <w:tblStylePr w:type="lastCol">
       <w:rPr>
+        <w:rFonts w:eastAsia="黑体"/>
         <w:b/>
         <w:bCs/>
         <w:color w:themeColor="background1" w:val="FFFFFF"/>
@@ -7609,6 +7984,7 @@
     </w:tblStylePr>
     <w:tblStylePr w:type="nwCell">
       <w:rPr>
+        <w:rFonts w:eastAsia="黑体"/>
         <w:color w:themeColor="background1" w:val="FFFFFF"/>
       </w:rPr>
       <w:tblPr/>
@@ -7652,6 +8028,7 @@
         <w:spacing w:after="0" w:before="0" w:line="240" w:lineRule="auto"/>
       </w:pPr>
       <w:rPr>
+        <w:rFonts w:eastAsia="黑体"/>
         <w:b/>
         <w:bCs/>
         <w:color w:themeColor="background1" w:val="FFFFFF"/>
@@ -7674,6 +8051,7 @@
         <w:spacing w:after="0" w:before="0" w:line="240" w:lineRule="auto"/>
       </w:pPr>
       <w:rPr>
+        <w:rFonts w:eastAsia="黑体"/>
         <w:color w:val="auto"/>
       </w:rPr>
       <w:tblPr/>
@@ -7691,6 +8069,7 @@
     </w:tblStylePr>
     <w:tblStylePr w:type="firstCol">
       <w:rPr>
+        <w:rFonts w:eastAsia="黑体"/>
         <w:b/>
         <w:bCs/>
         <w:color w:themeColor="background1" w:val="FFFFFF"/>
@@ -7710,6 +8089,7 @@
     </w:tblStylePr>
     <w:tblStylePr w:type="lastCol">
       <w:rPr>
+        <w:rFonts w:eastAsia="黑体"/>
         <w:b/>
         <w:bCs/>
         <w:color w:themeColor="background1" w:val="FFFFFF"/>
@@ -7758,6 +8138,7 @@
     </w:tblStylePr>
     <w:tblStylePr w:type="nwCell">
       <w:rPr>
+        <w:rFonts w:eastAsia="黑体"/>
         <w:color w:themeColor="background1" w:val="FFFFFF"/>
       </w:rPr>
       <w:tblPr/>
@@ -7801,6 +8182,7 @@
         <w:spacing w:after="0" w:before="0" w:line="240" w:lineRule="auto"/>
       </w:pPr>
       <w:rPr>
+        <w:rFonts w:eastAsia="黑体"/>
         <w:b/>
         <w:bCs/>
         <w:color w:themeColor="background1" w:val="FFFFFF"/>
@@ -7823,6 +8205,7 @@
         <w:spacing w:after="0" w:before="0" w:line="240" w:lineRule="auto"/>
       </w:pPr>
       <w:rPr>
+        <w:rFonts w:eastAsia="黑体"/>
         <w:color w:val="auto"/>
       </w:rPr>
       <w:tblPr/>
@@ -7840,6 +8223,7 @@
     </w:tblStylePr>
     <w:tblStylePr w:type="firstCol">
       <w:rPr>
+        <w:rFonts w:eastAsia="黑体"/>
         <w:b/>
         <w:bCs/>
         <w:color w:themeColor="background1" w:val="FFFFFF"/>
@@ -7859,6 +8243,7 @@
     </w:tblStylePr>
     <w:tblStylePr w:type="lastCol">
       <w:rPr>
+        <w:rFonts w:eastAsia="黑体"/>
         <w:b/>
         <w:bCs/>
         <w:color w:themeColor="background1" w:val="FFFFFF"/>
@@ -7907,6 +8292,7 @@
     </w:tblStylePr>
     <w:tblStylePr w:type="nwCell">
       <w:rPr>
+        <w:rFonts w:eastAsia="黑体"/>
         <w:color w:themeColor="background1" w:val="FFFFFF"/>
       </w:rPr>
       <w:tblPr/>
@@ -7950,6 +8336,7 @@
         <w:spacing w:after="0" w:before="0" w:line="240" w:lineRule="auto"/>
       </w:pPr>
       <w:rPr>
+        <w:rFonts w:eastAsia="黑体"/>
         <w:b/>
         <w:bCs/>
         <w:color w:themeColor="background1" w:val="FFFFFF"/>
@@ -7972,6 +8359,7 @@
         <w:spacing w:after="0" w:before="0" w:line="240" w:lineRule="auto"/>
       </w:pPr>
       <w:rPr>
+        <w:rFonts w:eastAsia="黑体"/>
         <w:color w:val="auto"/>
       </w:rPr>
       <w:tblPr/>
@@ -7989,6 +8377,7 @@
     </w:tblStylePr>
     <w:tblStylePr w:type="firstCol">
       <w:rPr>
+        <w:rFonts w:eastAsia="黑体"/>
         <w:b/>
         <w:bCs/>
         <w:color w:themeColor="background1" w:val="FFFFFF"/>
@@ -8008,6 +8397,7 @@
     </w:tblStylePr>
     <w:tblStylePr w:type="lastCol">
       <w:rPr>
+        <w:rFonts w:eastAsia="黑体"/>
         <w:b/>
         <w:bCs/>
         <w:color w:themeColor="background1" w:val="FFFFFF"/>
@@ -8056,6 +8446,7 @@
     </w:tblStylePr>
     <w:tblStylePr w:type="nwCell">
       <w:rPr>
+        <w:rFonts w:eastAsia="黑体"/>
         <w:color w:themeColor="background1" w:val="FFFFFF"/>
       </w:rPr>
       <w:tblPr/>
@@ -8099,6 +8490,7 @@
         <w:spacing w:after="0" w:before="0" w:line="240" w:lineRule="auto"/>
       </w:pPr>
       <w:rPr>
+        <w:rFonts w:eastAsia="黑体"/>
         <w:b/>
         <w:bCs/>
         <w:color w:themeColor="background1" w:val="FFFFFF"/>
@@ -8121,6 +8513,7 @@
         <w:spacing w:after="0" w:before="0" w:line="240" w:lineRule="auto"/>
       </w:pPr>
       <w:rPr>
+        <w:rFonts w:eastAsia="黑体"/>
         <w:color w:val="auto"/>
       </w:rPr>
       <w:tblPr/>
@@ -8138,6 +8531,7 @@
     </w:tblStylePr>
     <w:tblStylePr w:type="firstCol">
       <w:rPr>
+        <w:rFonts w:eastAsia="黑体"/>
         <w:b/>
         <w:bCs/>
         <w:color w:themeColor="background1" w:val="FFFFFF"/>
@@ -8157,6 +8551,7 @@
     </w:tblStylePr>
     <w:tblStylePr w:type="lastCol">
       <w:rPr>
+        <w:rFonts w:eastAsia="黑体"/>
         <w:b/>
         <w:bCs/>
         <w:color w:themeColor="background1" w:val="FFFFFF"/>
@@ -8205,6 +8600,7 @@
     </w:tblStylePr>
     <w:tblStylePr w:type="nwCell">
       <w:rPr>
+        <w:rFonts w:eastAsia="黑体"/>
         <w:color w:themeColor="background1" w:val="FFFFFF"/>
       </w:rPr>
       <w:tblPr/>
@@ -8248,6 +8644,7 @@
         <w:spacing w:after="0" w:before="0" w:line="240" w:lineRule="auto"/>
       </w:pPr>
       <w:rPr>
+        <w:rFonts w:eastAsia="黑体"/>
         <w:b/>
         <w:bCs/>
         <w:color w:themeColor="background1" w:val="FFFFFF"/>
@@ -8270,6 +8667,7 @@
         <w:spacing w:after="0" w:before="0" w:line="240" w:lineRule="auto"/>
       </w:pPr>
       <w:rPr>
+        <w:rFonts w:eastAsia="黑体"/>
         <w:color w:val="auto"/>
       </w:rPr>
       <w:tblPr/>
@@ -8287,6 +8685,7 @@
     </w:tblStylePr>
     <w:tblStylePr w:type="firstCol">
       <w:rPr>
+        <w:rFonts w:eastAsia="黑体"/>
         <w:b/>
         <w:bCs/>
         <w:color w:themeColor="background1" w:val="FFFFFF"/>
@@ -8306,6 +8705,7 @@
     </w:tblStylePr>
     <w:tblStylePr w:type="lastCol">
       <w:rPr>
+        <w:rFonts w:eastAsia="黑体"/>
         <w:b/>
         <w:bCs/>
         <w:color w:themeColor="background1" w:val="FFFFFF"/>
@@ -8354,6 +8754,7 @@
     </w:tblStylePr>
     <w:tblStylePr w:type="nwCell">
       <w:rPr>
+        <w:rFonts w:eastAsia="黑体"/>
         <w:color w:themeColor="background1" w:val="FFFFFF"/>
       </w:rPr>
       <w:tblPr/>
@@ -8378,6 +8779,7 @@
       <w:spacing w:after="0" w:line="240" w:lineRule="auto"/>
     </w:pPr>
     <w:rPr>
+      <w:rFonts w:eastAsia="黑体"/>
       <w:color w:themeColor="text1" w:val="000000"/>
     </w:rPr>
     <w:tblPr>
@@ -8397,7 +8799,7 @@
     </w:tblPr>
     <w:tblStylePr w:type="firstRow">
       <w:rPr>
-        <w:rFonts w:asciiTheme="majorHAnsi" w:cstheme="majorBidi" w:eastAsiaTheme="majorEastAsia" w:hAnsiTheme="majorHAnsi"/>
+        <w:rFonts w:asciiTheme="majorHAnsi" w:cstheme="majorBidi" w:hAnsiTheme="majorHAnsi" w:eastAsia="黑体"/>
       </w:rPr>
       <w:tblPr/>
       <w:tcPr>
@@ -8409,6 +8811,7 @@
     </w:tblStylePr>
     <w:tblStylePr w:type="lastRow">
       <w:rPr>
+        <w:rFonts w:eastAsia="黑体"/>
         <w:b/>
         <w:bCs/>
         <w:color w:themeColor="text2" w:val="1F497D"/>
@@ -8423,12 +8826,14 @@
     </w:tblStylePr>
     <w:tblStylePr w:type="firstCol">
       <w:rPr>
+        <w:rFonts w:eastAsia="黑体"/>
         <w:b/>
         <w:bCs/>
       </w:rPr>
     </w:tblStylePr>
     <w:tblStylePr w:type="lastCol">
       <w:rPr>
+        <w:rFonts w:eastAsia="黑体"/>
         <w:b/>
         <w:bCs/>
       </w:rPr>
@@ -8462,6 +8867,7 @@
       <w:spacing w:after="0" w:line="240" w:lineRule="auto"/>
     </w:pPr>
     <w:rPr>
+      <w:rFonts w:eastAsia="黑体"/>
       <w:color w:themeColor="text1" w:val="000000"/>
     </w:rPr>
     <w:tblPr>
@@ -8481,7 +8887,7 @@
     </w:tblPr>
     <w:tblStylePr w:type="firstRow">
       <w:rPr>
-        <w:rFonts w:asciiTheme="majorHAnsi" w:cstheme="majorBidi" w:eastAsiaTheme="majorEastAsia" w:hAnsiTheme="majorHAnsi"/>
+        <w:rFonts w:asciiTheme="majorHAnsi" w:cstheme="majorBidi" w:hAnsiTheme="majorHAnsi" w:eastAsia="黑体"/>
       </w:rPr>
       <w:tblPr/>
       <w:tcPr>
@@ -8493,6 +8899,7 @@
     </w:tblStylePr>
     <w:tblStylePr w:type="lastRow">
       <w:rPr>
+        <w:rFonts w:eastAsia="黑体"/>
         <w:b/>
         <w:bCs/>
         <w:color w:themeColor="text2" w:val="1F497D"/>
@@ -8507,12 +8914,14 @@
     </w:tblStylePr>
     <w:tblStylePr w:type="firstCol">
       <w:rPr>
+        <w:rFonts w:eastAsia="黑体"/>
         <w:b/>
         <w:bCs/>
       </w:rPr>
     </w:tblStylePr>
     <w:tblStylePr w:type="lastCol">
       <w:rPr>
+        <w:rFonts w:eastAsia="黑体"/>
         <w:b/>
         <w:bCs/>
       </w:rPr>
@@ -8546,6 +8955,7 @@
       <w:spacing w:after="0" w:line="240" w:lineRule="auto"/>
     </w:pPr>
     <w:rPr>
+      <w:rFonts w:eastAsia="黑体"/>
       <w:color w:themeColor="text1" w:val="000000"/>
     </w:rPr>
     <w:tblPr>
@@ -8565,7 +8975,7 @@
     </w:tblPr>
     <w:tblStylePr w:type="firstRow">
       <w:rPr>
-        <w:rFonts w:asciiTheme="majorHAnsi" w:cstheme="majorBidi" w:eastAsiaTheme="majorEastAsia" w:hAnsiTheme="majorHAnsi"/>
+        <w:rFonts w:asciiTheme="majorHAnsi" w:cstheme="majorBidi" w:hAnsiTheme="majorHAnsi" w:eastAsia="黑体"/>
       </w:rPr>
       <w:tblPr/>
       <w:tcPr>
@@ -8577,6 +8987,7 @@
     </w:tblStylePr>
     <w:tblStylePr w:type="lastRow">
       <w:rPr>
+        <w:rFonts w:eastAsia="黑体"/>
         <w:b/>
         <w:bCs/>
         <w:color w:themeColor="text2" w:val="1F497D"/>
@@ -8591,12 +9002,14 @@
     </w:tblStylePr>
     <w:tblStylePr w:type="firstCol">
       <w:rPr>
+        <w:rFonts w:eastAsia="黑体"/>
         <w:b/>
         <w:bCs/>
       </w:rPr>
     </w:tblStylePr>
     <w:tblStylePr w:type="lastCol">
       <w:rPr>
+        <w:rFonts w:eastAsia="黑体"/>
         <w:b/>
         <w:bCs/>
       </w:rPr>
@@ -8630,6 +9043,7 @@
       <w:spacing w:after="0" w:line="240" w:lineRule="auto"/>
     </w:pPr>
     <w:rPr>
+      <w:rFonts w:eastAsia="黑体"/>
       <w:color w:themeColor="text1" w:val="000000"/>
     </w:rPr>
     <w:tblPr>
@@ -8649,7 +9063,7 @@
     </w:tblPr>
     <w:tblStylePr w:type="firstRow">
       <w:rPr>
-        <w:rFonts w:asciiTheme="majorHAnsi" w:cstheme="majorBidi" w:eastAsiaTheme="majorEastAsia" w:hAnsiTheme="majorHAnsi"/>
+        <w:rFonts w:asciiTheme="majorHAnsi" w:cstheme="majorBidi" w:hAnsiTheme="majorHAnsi" w:eastAsia="黑体"/>
       </w:rPr>
       <w:tblPr/>
       <w:tcPr>
@@ -8661,6 +9075,7 @@
     </w:tblStylePr>
     <w:tblStylePr w:type="lastRow">
       <w:rPr>
+        <w:rFonts w:eastAsia="黑体"/>
         <w:b/>
         <w:bCs/>
         <w:color w:themeColor="text2" w:val="1F497D"/>
@@ -8675,12 +9090,14 @@
     </w:tblStylePr>
     <w:tblStylePr w:type="firstCol">
       <w:rPr>
+        <w:rFonts w:eastAsia="黑体"/>
         <w:b/>
         <w:bCs/>
       </w:rPr>
     </w:tblStylePr>
     <w:tblStylePr w:type="lastCol">
       <w:rPr>
+        <w:rFonts w:eastAsia="黑体"/>
         <w:b/>
         <w:bCs/>
       </w:rPr>
@@ -8714,6 +9131,7 @@
       <w:spacing w:after="0" w:line="240" w:lineRule="auto"/>
     </w:pPr>
     <w:rPr>
+      <w:rFonts w:eastAsia="黑体"/>
       <w:color w:themeColor="text1" w:val="000000"/>
     </w:rPr>
     <w:tblPr>
@@ -8733,7 +9151,7 @@
     </w:tblPr>
     <w:tblStylePr w:type="firstRow">
       <w:rPr>
-        <w:rFonts w:asciiTheme="majorHAnsi" w:cstheme="majorBidi" w:eastAsiaTheme="majorEastAsia" w:hAnsiTheme="majorHAnsi"/>
+        <w:rFonts w:asciiTheme="majorHAnsi" w:cstheme="majorBidi" w:hAnsiTheme="majorHAnsi" w:eastAsia="黑体"/>
       </w:rPr>
       <w:tblPr/>
       <w:tcPr>
@@ -8745,6 +9163,7 @@
     </w:tblStylePr>
     <w:tblStylePr w:type="lastRow">
       <w:rPr>
+        <w:rFonts w:eastAsia="黑体"/>
         <w:b/>
         <w:bCs/>
         <w:color w:themeColor="text2" w:val="1F497D"/>
@@ -8759,12 +9178,14 @@
     </w:tblStylePr>
     <w:tblStylePr w:type="firstCol">
       <w:rPr>
+        <w:rFonts w:eastAsia="黑体"/>
         <w:b/>
         <w:bCs/>
       </w:rPr>
     </w:tblStylePr>
     <w:tblStylePr w:type="lastCol">
       <w:rPr>
+        <w:rFonts w:eastAsia="黑体"/>
         <w:b/>
         <w:bCs/>
       </w:rPr>
@@ -8798,6 +9219,7 @@
       <w:spacing w:after="0" w:line="240" w:lineRule="auto"/>
     </w:pPr>
     <w:rPr>
+      <w:rFonts w:eastAsia="黑体"/>
       <w:color w:themeColor="text1" w:val="000000"/>
     </w:rPr>
     <w:tblPr>
@@ -8817,7 +9239,7 @@
     </w:tblPr>
     <w:tblStylePr w:type="firstRow">
       <w:rPr>
-        <w:rFonts w:asciiTheme="majorHAnsi" w:cstheme="majorBidi" w:eastAsiaTheme="majorEastAsia" w:hAnsiTheme="majorHAnsi"/>
+        <w:rFonts w:asciiTheme="majorHAnsi" w:cstheme="majorBidi" w:hAnsiTheme="majorHAnsi" w:eastAsia="黑体"/>
       </w:rPr>
       <w:tblPr/>
       <w:tcPr>
@@ -8829,6 +9251,7 @@
     </w:tblStylePr>
     <w:tblStylePr w:type="lastRow">
       <w:rPr>
+        <w:rFonts w:eastAsia="黑体"/>
         <w:b/>
         <w:bCs/>
         <w:color w:themeColor="text2" w:val="1F497D"/>
@@ -8843,12 +9266,14 @@
     </w:tblStylePr>
     <w:tblStylePr w:type="firstCol">
       <w:rPr>
+        <w:rFonts w:eastAsia="黑体"/>
         <w:b/>
         <w:bCs/>
       </w:rPr>
     </w:tblStylePr>
     <w:tblStylePr w:type="lastCol">
       <w:rPr>
+        <w:rFonts w:eastAsia="黑体"/>
         <w:b/>
         <w:bCs/>
       </w:rPr>
@@ -8882,6 +9307,7 @@
       <w:spacing w:after="0" w:line="240" w:lineRule="auto"/>
     </w:pPr>
     <w:rPr>
+      <w:rFonts w:eastAsia="黑体"/>
       <w:color w:themeColor="text1" w:val="000000"/>
     </w:rPr>
     <w:tblPr>
@@ -8901,7 +9327,7 @@
     </w:tblPr>
     <w:tblStylePr w:type="firstRow">
       <w:rPr>
-        <w:rFonts w:asciiTheme="majorHAnsi" w:cstheme="majorBidi" w:eastAsiaTheme="majorEastAsia" w:hAnsiTheme="majorHAnsi"/>
+        <w:rFonts w:asciiTheme="majorHAnsi" w:cstheme="majorBidi" w:hAnsiTheme="majorHAnsi" w:eastAsia="黑体"/>
       </w:rPr>
       <w:tblPr/>
       <w:tcPr>
@@ -8913,6 +9339,7 @@
     </w:tblStylePr>
     <w:tblStylePr w:type="lastRow">
       <w:rPr>
+        <w:rFonts w:eastAsia="黑体"/>
         <w:b/>
         <w:bCs/>
         <w:color w:themeColor="text2" w:val="1F497D"/>
@@ -8927,12 +9354,14 @@
     </w:tblStylePr>
     <w:tblStylePr w:type="firstCol">
       <w:rPr>
+        <w:rFonts w:eastAsia="黑体"/>
         <w:b/>
         <w:bCs/>
       </w:rPr>
     </w:tblStylePr>
     <w:tblStylePr w:type="lastCol">
       <w:rPr>
+        <w:rFonts w:eastAsia="黑体"/>
         <w:b/>
         <w:bCs/>
       </w:rPr>
@@ -8966,7 +9395,7 @@
       <w:spacing w:after="0" w:line="240" w:lineRule="auto"/>
     </w:pPr>
     <w:rPr>
-      <w:rFonts w:asciiTheme="majorHAnsi" w:cstheme="majorBidi" w:eastAsiaTheme="majorEastAsia" w:hAnsiTheme="majorHAnsi"/>
+      <w:rFonts w:asciiTheme="majorHAnsi" w:cstheme="majorBidi" w:hAnsiTheme="majorHAnsi" w:eastAsia="黑体"/>
       <w:color w:themeColor="text1" w:val="000000"/>
     </w:rPr>
     <w:tblPr>
@@ -8988,6 +9417,7 @@
     </w:tblPr>
     <w:tblStylePr w:type="firstRow">
       <w:rPr>
+        <w:rFonts w:eastAsia="黑体"/>
         <w:sz w:val="24"/>
         <w:szCs w:val="24"/>
       </w:rPr>
@@ -9094,7 +9524,7 @@
       <w:spacing w:after="0" w:line="240" w:lineRule="auto"/>
     </w:pPr>
     <w:rPr>
-      <w:rFonts w:asciiTheme="majorHAnsi" w:cstheme="majorBidi" w:eastAsiaTheme="majorEastAsia" w:hAnsiTheme="majorHAnsi"/>
+      <w:rFonts w:asciiTheme="majorHAnsi" w:cstheme="majorBidi" w:hAnsiTheme="majorHAnsi" w:eastAsia="黑体"/>
       <w:color w:themeColor="text1" w:val="000000"/>
     </w:rPr>
     <w:tblPr>
@@ -9116,6 +9546,7 @@
     </w:tblPr>
     <w:tblStylePr w:type="firstRow">
       <w:rPr>
+        <w:rFonts w:eastAsia="黑体"/>
         <w:sz w:val="24"/>
         <w:szCs w:val="24"/>
       </w:rPr>
@@ -9222,7 +9653,7 @@
       <w:spacing w:after="0" w:line="240" w:lineRule="auto"/>
     </w:pPr>
     <w:rPr>
-      <w:rFonts w:asciiTheme="majorHAnsi" w:cstheme="majorBidi" w:eastAsiaTheme="majorEastAsia" w:hAnsiTheme="majorHAnsi"/>
+      <w:rFonts w:asciiTheme="majorHAnsi" w:cstheme="majorBidi" w:hAnsiTheme="majorHAnsi" w:eastAsia="黑体"/>
       <w:color w:themeColor="text1" w:val="000000"/>
     </w:rPr>
     <w:tblPr>
@@ -9244,6 +9675,7 @@
     </w:tblPr>
     <w:tblStylePr w:type="firstRow">
       <w:rPr>
+        <w:rFonts w:eastAsia="黑体"/>
         <w:sz w:val="24"/>
         <w:szCs w:val="24"/>
       </w:rPr>
@@ -9350,7 +9782,7 @@
       <w:spacing w:after="0" w:line="240" w:lineRule="auto"/>
     </w:pPr>
     <w:rPr>
-      <w:rFonts w:asciiTheme="majorHAnsi" w:cstheme="majorBidi" w:eastAsiaTheme="majorEastAsia" w:hAnsiTheme="majorHAnsi"/>
+      <w:rFonts w:asciiTheme="majorHAnsi" w:cstheme="majorBidi" w:hAnsiTheme="majorHAnsi" w:eastAsia="黑体"/>
       <w:color w:themeColor="text1" w:val="000000"/>
     </w:rPr>
     <w:tblPr>
@@ -9372,6 +9804,7 @@
     </w:tblPr>
     <w:tblStylePr w:type="firstRow">
       <w:rPr>
+        <w:rFonts w:eastAsia="黑体"/>
         <w:sz w:val="24"/>
         <w:szCs w:val="24"/>
       </w:rPr>
@@ -9478,7 +9911,7 @@
       <w:spacing w:after="0" w:line="240" w:lineRule="auto"/>
     </w:pPr>
     <w:rPr>
-      <w:rFonts w:asciiTheme="majorHAnsi" w:cstheme="majorBidi" w:eastAsiaTheme="majorEastAsia" w:hAnsiTheme="majorHAnsi"/>
+      <w:rFonts w:asciiTheme="majorHAnsi" w:cstheme="majorBidi" w:hAnsiTheme="majorHAnsi" w:eastAsia="黑体"/>
       <w:color w:themeColor="text1" w:val="000000"/>
     </w:rPr>
     <w:tblPr>
@@ -9500,6 +9933,7 @@
     </w:tblPr>
     <w:tblStylePr w:type="firstRow">
       <w:rPr>
+        <w:rFonts w:eastAsia="黑体"/>
         <w:sz w:val="24"/>
         <w:szCs w:val="24"/>
       </w:rPr>
@@ -9606,7 +10040,7 @@
       <w:spacing w:after="0" w:line="240" w:lineRule="auto"/>
     </w:pPr>
     <w:rPr>
-      <w:rFonts w:asciiTheme="majorHAnsi" w:cstheme="majorBidi" w:eastAsiaTheme="majorEastAsia" w:hAnsiTheme="majorHAnsi"/>
+      <w:rFonts w:asciiTheme="majorHAnsi" w:cstheme="majorBidi" w:hAnsiTheme="majorHAnsi" w:eastAsia="黑体"/>
       <w:color w:themeColor="text1" w:val="000000"/>
     </w:rPr>
     <w:tblPr>
@@ -9628,6 +10062,7 @@
     </w:tblPr>
     <w:tblStylePr w:type="firstRow">
       <w:rPr>
+        <w:rFonts w:eastAsia="黑体"/>
         <w:sz w:val="24"/>
         <w:szCs w:val="24"/>
       </w:rPr>
@@ -9734,7 +10169,7 @@
       <w:spacing w:after="0" w:line="240" w:lineRule="auto"/>
     </w:pPr>
     <w:rPr>
-      <w:rFonts w:asciiTheme="majorHAnsi" w:cstheme="majorBidi" w:eastAsiaTheme="majorEastAsia" w:hAnsiTheme="majorHAnsi"/>
+      <w:rFonts w:asciiTheme="majorHAnsi" w:cstheme="majorBidi" w:hAnsiTheme="majorHAnsi" w:eastAsia="黑体"/>
       <w:color w:themeColor="text1" w:val="000000"/>
     </w:rPr>
     <w:tblPr>
@@ -9756,6 +10191,7 @@
     </w:tblPr>
     <w:tblStylePr w:type="firstRow">
       <w:rPr>
+        <w:rFonts w:eastAsia="黑体"/>
         <w:sz w:val="24"/>
         <w:szCs w:val="24"/>
       </w:rPr>
@@ -9885,12 +10321,14 @@
     </w:tcPr>
     <w:tblStylePr w:type="firstRow">
       <w:rPr>
+        <w:rFonts w:eastAsia="黑体"/>
         <w:b/>
         <w:bCs/>
       </w:rPr>
     </w:tblStylePr>
     <w:tblStylePr w:type="lastRow">
       <w:rPr>
+        <w:rFonts w:eastAsia="黑体"/>
         <w:b/>
         <w:bCs/>
       </w:rPr>
@@ -9903,12 +10341,14 @@
     </w:tblStylePr>
     <w:tblStylePr w:type="firstCol">
       <w:rPr>
+        <w:rFonts w:eastAsia="黑体"/>
         <w:b/>
         <w:bCs/>
       </w:rPr>
     </w:tblStylePr>
     <w:tblStylePr w:type="lastCol">
       <w:rPr>
+        <w:rFonts w:eastAsia="黑体"/>
         <w:b/>
         <w:bCs/>
       </w:rPr>
@@ -9958,12 +10398,14 @@
     </w:tcPr>
     <w:tblStylePr w:type="firstRow">
       <w:rPr>
+        <w:rFonts w:eastAsia="黑体"/>
         <w:b/>
         <w:bCs/>
       </w:rPr>
     </w:tblStylePr>
     <w:tblStylePr w:type="lastRow">
       <w:rPr>
+        <w:rFonts w:eastAsia="黑体"/>
         <w:b/>
         <w:bCs/>
       </w:rPr>
@@ -9976,12 +10418,14 @@
     </w:tblStylePr>
     <w:tblStylePr w:type="firstCol">
       <w:rPr>
+        <w:rFonts w:eastAsia="黑体"/>
         <w:b/>
         <w:bCs/>
       </w:rPr>
     </w:tblStylePr>
     <w:tblStylePr w:type="lastCol">
       <w:rPr>
+        <w:rFonts w:eastAsia="黑体"/>
         <w:b/>
         <w:bCs/>
       </w:rPr>
@@ -10031,12 +10475,14 @@
     </w:tcPr>
     <w:tblStylePr w:type="firstRow">
       <w:rPr>
+        <w:rFonts w:eastAsia="黑体"/>
         <w:b/>
         <w:bCs/>
       </w:rPr>
     </w:tblStylePr>
     <w:tblStylePr w:type="lastRow">
       <w:rPr>
+        <w:rFonts w:eastAsia="黑体"/>
         <w:b/>
         <w:bCs/>
       </w:rPr>
@@ -10049,12 +10495,14 @@
     </w:tblStylePr>
     <w:tblStylePr w:type="firstCol">
       <w:rPr>
+        <w:rFonts w:eastAsia="黑体"/>
         <w:b/>
         <w:bCs/>
       </w:rPr>
     </w:tblStylePr>
     <w:tblStylePr w:type="lastCol">
       <w:rPr>
+        <w:rFonts w:eastAsia="黑体"/>
         <w:b/>
         <w:bCs/>
       </w:rPr>
@@ -10104,12 +10552,14 @@
     </w:tcPr>
     <w:tblStylePr w:type="firstRow">
       <w:rPr>
+        <w:rFonts w:eastAsia="黑体"/>
         <w:b/>
         <w:bCs/>
       </w:rPr>
     </w:tblStylePr>
     <w:tblStylePr w:type="lastRow">
       <w:rPr>
+        <w:rFonts w:eastAsia="黑体"/>
         <w:b/>
         <w:bCs/>
       </w:rPr>
@@ -10122,12 +10572,14 @@
     </w:tblStylePr>
     <w:tblStylePr w:type="firstCol">
       <w:rPr>
+        <w:rFonts w:eastAsia="黑体"/>
         <w:b/>
         <w:bCs/>
       </w:rPr>
     </w:tblStylePr>
     <w:tblStylePr w:type="lastCol">
       <w:rPr>
+        <w:rFonts w:eastAsia="黑体"/>
         <w:b/>
         <w:bCs/>
       </w:rPr>
@@ -10177,12 +10629,14 @@
     </w:tcPr>
     <w:tblStylePr w:type="firstRow">
       <w:rPr>
+        <w:rFonts w:eastAsia="黑体"/>
         <w:b/>
         <w:bCs/>
       </w:rPr>
     </w:tblStylePr>
     <w:tblStylePr w:type="lastRow">
       <w:rPr>
+        <w:rFonts w:eastAsia="黑体"/>
         <w:b/>
         <w:bCs/>
       </w:rPr>
@@ -10195,12 +10649,14 @@
     </w:tblStylePr>
     <w:tblStylePr w:type="firstCol">
       <w:rPr>
+        <w:rFonts w:eastAsia="黑体"/>
         <w:b/>
         <w:bCs/>
       </w:rPr>
     </w:tblStylePr>
     <w:tblStylePr w:type="lastCol">
       <w:rPr>
+        <w:rFonts w:eastAsia="黑体"/>
         <w:b/>
         <w:bCs/>
       </w:rPr>
@@ -10250,12 +10706,14 @@
     </w:tcPr>
     <w:tblStylePr w:type="firstRow">
       <w:rPr>
+        <w:rFonts w:eastAsia="黑体"/>
         <w:b/>
         <w:bCs/>
       </w:rPr>
     </w:tblStylePr>
     <w:tblStylePr w:type="lastRow">
       <w:rPr>
+        <w:rFonts w:eastAsia="黑体"/>
         <w:b/>
         <w:bCs/>
       </w:rPr>
@@ -10268,12 +10726,14 @@
     </w:tblStylePr>
     <w:tblStylePr w:type="firstCol">
       <w:rPr>
+        <w:rFonts w:eastAsia="黑体"/>
         <w:b/>
         <w:bCs/>
       </w:rPr>
     </w:tblStylePr>
     <w:tblStylePr w:type="lastCol">
       <w:rPr>
+        <w:rFonts w:eastAsia="黑体"/>
         <w:b/>
         <w:bCs/>
       </w:rPr>
@@ -10323,12 +10783,14 @@
     </w:tcPr>
     <w:tblStylePr w:type="firstRow">
       <w:rPr>
+        <w:rFonts w:eastAsia="黑体"/>
         <w:b/>
         <w:bCs/>
       </w:rPr>
     </w:tblStylePr>
     <w:tblStylePr w:type="lastRow">
       <w:rPr>
+        <w:rFonts w:eastAsia="黑体"/>
         <w:b/>
         <w:bCs/>
       </w:rPr>
@@ -10341,12 +10803,14 @@
     </w:tblStylePr>
     <w:tblStylePr w:type="firstCol">
       <w:rPr>
+        <w:rFonts w:eastAsia="黑体"/>
         <w:b/>
         <w:bCs/>
       </w:rPr>
     </w:tblStylePr>
     <w:tblStylePr w:type="lastCol">
       <w:rPr>
+        <w:rFonts w:eastAsia="黑体"/>
         <w:b/>
         <w:bCs/>
       </w:rPr>
@@ -10373,7 +10837,7 @@
       <w:spacing w:after="0" w:line="240" w:lineRule="auto"/>
     </w:pPr>
     <w:rPr>
-      <w:rFonts w:asciiTheme="majorHAnsi" w:cstheme="majorBidi" w:eastAsiaTheme="majorEastAsia" w:hAnsiTheme="majorHAnsi"/>
+      <w:rFonts w:asciiTheme="majorHAnsi" w:cstheme="majorBidi" w:hAnsiTheme="majorHAnsi" w:eastAsia="黑体"/>
       <w:color w:themeColor="text1" w:val="000000"/>
     </w:rPr>
     <w:tblPr>
@@ -10400,6 +10864,7 @@
     </w:tcPr>
     <w:tblStylePr w:type="firstRow">
       <w:rPr>
+        <w:rFonts w:eastAsia="黑体"/>
         <w:b/>
         <w:bCs/>
         <w:color w:themeColor="text1" w:val="000000"/>
@@ -10411,6 +10876,7 @@
     </w:tblStylePr>
     <w:tblStylePr w:type="lastRow">
       <w:rPr>
+        <w:rFonts w:eastAsia="黑体"/>
         <w:b/>
         <w:bCs/>
         <w:color w:themeColor="text1" w:val="000000"/>
@@ -10430,6 +10896,7 @@
     </w:tblStylePr>
     <w:tblStylePr w:type="firstCol">
       <w:rPr>
+        <w:rFonts w:eastAsia="黑体"/>
         <w:b/>
         <w:bCs/>
         <w:color w:themeColor="text1" w:val="000000"/>
@@ -10449,6 +10916,7 @@
     </w:tblStylePr>
     <w:tblStylePr w:type="lastCol">
       <w:rPr>
+        <w:rFonts w:eastAsia="黑体"/>
         <w:b w:val="0"/>
         <w:bCs w:val="0"/>
         <w:color w:themeColor="text1" w:val="000000"/>
@@ -10498,7 +10966,7 @@
       <w:spacing w:after="0" w:line="240" w:lineRule="auto"/>
     </w:pPr>
     <w:rPr>
-      <w:rFonts w:asciiTheme="majorHAnsi" w:cstheme="majorBidi" w:eastAsiaTheme="majorEastAsia" w:hAnsiTheme="majorHAnsi"/>
+      <w:rFonts w:asciiTheme="majorHAnsi" w:cstheme="majorBidi" w:hAnsiTheme="majorHAnsi" w:eastAsia="黑体"/>
       <w:color w:themeColor="text1" w:val="000000"/>
     </w:rPr>
     <w:tblPr>
@@ -10525,6 +10993,7 @@
     </w:tcPr>
     <w:tblStylePr w:type="firstRow">
       <w:rPr>
+        <w:rFonts w:eastAsia="黑体"/>
         <w:b/>
         <w:bCs/>
         <w:color w:themeColor="text1" w:val="000000"/>
@@ -10536,6 +11005,7 @@
     </w:tblStylePr>
     <w:tblStylePr w:type="lastRow">
       <w:rPr>
+        <w:rFonts w:eastAsia="黑体"/>
         <w:b/>
         <w:bCs/>
         <w:color w:themeColor="text1" w:val="000000"/>
@@ -10555,6 +11025,7 @@
     </w:tblStylePr>
     <w:tblStylePr w:type="firstCol">
       <w:rPr>
+        <w:rFonts w:eastAsia="黑体"/>
         <w:b/>
         <w:bCs/>
         <w:color w:themeColor="text1" w:val="000000"/>
@@ -10574,6 +11045,7 @@
     </w:tblStylePr>
     <w:tblStylePr w:type="lastCol">
       <w:rPr>
+        <w:rFonts w:eastAsia="黑体"/>
         <w:b w:val="0"/>
         <w:bCs w:val="0"/>
         <w:color w:themeColor="text1" w:val="000000"/>
@@ -10623,7 +11095,7 @@
       <w:spacing w:after="0" w:line="240" w:lineRule="auto"/>
     </w:pPr>
     <w:rPr>
-      <w:rFonts w:asciiTheme="majorHAnsi" w:cstheme="majorBidi" w:eastAsiaTheme="majorEastAsia" w:hAnsiTheme="majorHAnsi"/>
+      <w:rFonts w:asciiTheme="majorHAnsi" w:cstheme="majorBidi" w:hAnsiTheme="majorHAnsi" w:eastAsia="黑体"/>
       <w:color w:themeColor="text1" w:val="000000"/>
     </w:rPr>
     <w:tblPr>
@@ -10650,6 +11122,7 @@
     </w:tcPr>
     <w:tblStylePr w:type="firstRow">
       <w:rPr>
+        <w:rFonts w:eastAsia="黑体"/>
         <w:b/>
         <w:bCs/>
         <w:color w:themeColor="text1" w:val="000000"/>
@@ -10661,6 +11134,7 @@
     </w:tblStylePr>
     <w:tblStylePr w:type="lastRow">
       <w:rPr>
+        <w:rFonts w:eastAsia="黑体"/>
         <w:b/>
         <w:bCs/>
         <w:color w:themeColor="text1" w:val="000000"/>
@@ -10680,6 +11154,7 @@
     </w:tblStylePr>
     <w:tblStylePr w:type="firstCol">
       <w:rPr>
+        <w:rFonts w:eastAsia="黑体"/>
         <w:b/>
         <w:bCs/>
         <w:color w:themeColor="text1" w:val="000000"/>
@@ -10699,6 +11174,7 @@
     </w:tblStylePr>
     <w:tblStylePr w:type="lastCol">
       <w:rPr>
+        <w:rFonts w:eastAsia="黑体"/>
         <w:b w:val="0"/>
         <w:bCs w:val="0"/>
         <w:color w:themeColor="text1" w:val="000000"/>
@@ -10748,7 +11224,7 @@
       <w:spacing w:after="0" w:line="240" w:lineRule="auto"/>
     </w:pPr>
     <w:rPr>
-      <w:rFonts w:asciiTheme="majorHAnsi" w:cstheme="majorBidi" w:eastAsiaTheme="majorEastAsia" w:hAnsiTheme="majorHAnsi"/>
+      <w:rFonts w:asciiTheme="majorHAnsi" w:cstheme="majorBidi" w:hAnsiTheme="majorHAnsi" w:eastAsia="黑体"/>
       <w:color w:themeColor="text1" w:val="000000"/>
     </w:rPr>
     <w:tblPr>
@@ -10775,6 +11251,7 @@
     </w:tcPr>
     <w:tblStylePr w:type="firstRow">
       <w:rPr>
+        <w:rFonts w:eastAsia="黑体"/>
         <w:b/>
         <w:bCs/>
         <w:color w:themeColor="text1" w:val="000000"/>
@@ -10786,6 +11263,7 @@
     </w:tblStylePr>
     <w:tblStylePr w:type="lastRow">
       <w:rPr>
+        <w:rFonts w:eastAsia="黑体"/>
         <w:b/>
         <w:bCs/>
         <w:color w:themeColor="text1" w:val="000000"/>
@@ -10805,6 +11283,7 @@
     </w:tblStylePr>
     <w:tblStylePr w:type="firstCol">
       <w:rPr>
+        <w:rFonts w:eastAsia="黑体"/>
         <w:b/>
         <w:bCs/>
         <w:color w:themeColor="text1" w:val="000000"/>
@@ -10824,6 +11303,7 @@
     </w:tblStylePr>
     <w:tblStylePr w:type="lastCol">
       <w:rPr>
+        <w:rFonts w:eastAsia="黑体"/>
         <w:b w:val="0"/>
         <w:bCs w:val="0"/>
         <w:color w:themeColor="text1" w:val="000000"/>
@@ -10873,7 +11353,7 @@
       <w:spacing w:after="0" w:line="240" w:lineRule="auto"/>
     </w:pPr>
     <w:rPr>
-      <w:rFonts w:asciiTheme="majorHAnsi" w:cstheme="majorBidi" w:eastAsiaTheme="majorEastAsia" w:hAnsiTheme="majorHAnsi"/>
+      <w:rFonts w:asciiTheme="majorHAnsi" w:cstheme="majorBidi" w:hAnsiTheme="majorHAnsi" w:eastAsia="黑体"/>
       <w:color w:themeColor="text1" w:val="000000"/>
     </w:rPr>
     <w:tblPr>
@@ -10900,6 +11380,7 @@
     </w:tcPr>
     <w:tblStylePr w:type="firstRow">
       <w:rPr>
+        <w:rFonts w:eastAsia="黑体"/>
         <w:b/>
         <w:bCs/>
         <w:color w:themeColor="text1" w:val="000000"/>
@@ -10911,6 +11392,7 @@
     </w:tblStylePr>
     <w:tblStylePr w:type="lastRow">
       <w:rPr>
+        <w:rFonts w:eastAsia="黑体"/>
         <w:b/>
         <w:bCs/>
         <w:color w:themeColor="text1" w:val="000000"/>
@@ -10930,6 +11412,7 @@
     </w:tblStylePr>
     <w:tblStylePr w:type="firstCol">
       <w:rPr>
+        <w:rFonts w:eastAsia="黑体"/>
         <w:b/>
         <w:bCs/>
         <w:color w:themeColor="text1" w:val="000000"/>
@@ -10949,6 +11432,7 @@
     </w:tblStylePr>
     <w:tblStylePr w:type="lastCol">
       <w:rPr>
+        <w:rFonts w:eastAsia="黑体"/>
         <w:b w:val="0"/>
         <w:bCs w:val="0"/>
         <w:color w:themeColor="text1" w:val="000000"/>
@@ -10998,7 +11482,7 @@
       <w:spacing w:after="0" w:line="240" w:lineRule="auto"/>
     </w:pPr>
     <w:rPr>
-      <w:rFonts w:asciiTheme="majorHAnsi" w:cstheme="majorBidi" w:eastAsiaTheme="majorEastAsia" w:hAnsiTheme="majorHAnsi"/>
+      <w:rFonts w:asciiTheme="majorHAnsi" w:cstheme="majorBidi" w:hAnsiTheme="majorHAnsi" w:eastAsia="黑体"/>
       <w:color w:themeColor="text1" w:val="000000"/>
     </w:rPr>
     <w:tblPr>
@@ -11025,6 +11509,7 @@
     </w:tcPr>
     <w:tblStylePr w:type="firstRow">
       <w:rPr>
+        <w:rFonts w:eastAsia="黑体"/>
         <w:b/>
         <w:bCs/>
         <w:color w:themeColor="text1" w:val="000000"/>
@@ -11036,6 +11521,7 @@
     </w:tblStylePr>
     <w:tblStylePr w:type="lastRow">
       <w:rPr>
+        <w:rFonts w:eastAsia="黑体"/>
         <w:b/>
         <w:bCs/>
         <w:color w:themeColor="text1" w:val="000000"/>
@@ -11055,6 +11541,7 @@
     </w:tblStylePr>
     <w:tblStylePr w:type="firstCol">
       <w:rPr>
+        <w:rFonts w:eastAsia="黑体"/>
         <w:b/>
         <w:bCs/>
         <w:color w:themeColor="text1" w:val="000000"/>
@@ -11074,6 +11561,7 @@
     </w:tblStylePr>
     <w:tblStylePr w:type="lastCol">
       <w:rPr>
+        <w:rFonts w:eastAsia="黑体"/>
         <w:b w:val="0"/>
         <w:bCs w:val="0"/>
         <w:color w:themeColor="text1" w:val="000000"/>
@@ -11123,7 +11611,7 @@
       <w:spacing w:after="0" w:line="240" w:lineRule="auto"/>
     </w:pPr>
     <w:rPr>
-      <w:rFonts w:asciiTheme="majorHAnsi" w:cstheme="majorBidi" w:eastAsiaTheme="majorEastAsia" w:hAnsiTheme="majorHAnsi"/>
+      <w:rFonts w:asciiTheme="majorHAnsi" w:cstheme="majorBidi" w:hAnsiTheme="majorHAnsi" w:eastAsia="黑体"/>
       <w:color w:themeColor="text1" w:val="000000"/>
     </w:rPr>
     <w:tblPr>
@@ -11150,6 +11638,7 @@
     </w:tcPr>
     <w:tblStylePr w:type="firstRow">
       <w:rPr>
+        <w:rFonts w:eastAsia="黑体"/>
         <w:b/>
         <w:bCs/>
         <w:color w:themeColor="text1" w:val="000000"/>
@@ -11161,6 +11650,7 @@
     </w:tblStylePr>
     <w:tblStylePr w:type="lastRow">
       <w:rPr>
+        <w:rFonts w:eastAsia="黑体"/>
         <w:b/>
         <w:bCs/>
         <w:color w:themeColor="text1" w:val="000000"/>
@@ -11180,6 +11670,7 @@
     </w:tblStylePr>
     <w:tblStylePr w:type="firstCol">
       <w:rPr>
+        <w:rFonts w:eastAsia="黑体"/>
         <w:b/>
         <w:bCs/>
         <w:color w:themeColor="text1" w:val="000000"/>
@@ -11199,6 +11690,7 @@
     </w:tblStylePr>
     <w:tblStylePr w:type="lastCol">
       <w:rPr>
+        <w:rFonts w:eastAsia="黑体"/>
         <w:b w:val="0"/>
         <w:bCs w:val="0"/>
         <w:color w:themeColor="text1" w:val="000000"/>
@@ -11271,6 +11763,7 @@
     </w:tcPr>
     <w:tblStylePr w:type="firstRow">
       <w:rPr>
+        <w:rFonts w:eastAsia="黑体"/>
         <w:b/>
         <w:bCs/>
         <w:i w:val="0"/>
@@ -11292,6 +11785,7 @@
     </w:tblStylePr>
     <w:tblStylePr w:type="lastRow">
       <w:rPr>
+        <w:rFonts w:eastAsia="黑体"/>
         <w:b/>
         <w:bCs/>
         <w:i w:val="0"/>
@@ -11313,6 +11807,7 @@
     </w:tblStylePr>
     <w:tblStylePr w:type="firstCol">
       <w:rPr>
+        <w:rFonts w:eastAsia="黑体"/>
         <w:b/>
         <w:bCs/>
         <w:i w:val="0"/>
@@ -11332,6 +11827,7 @@
     </w:tblStylePr>
     <w:tblStylePr w:type="lastCol">
       <w:rPr>
+        <w:rFonts w:eastAsia="黑体"/>
         <w:b/>
         <w:bCs/>
         <w:i w:val="0"/>
@@ -11412,6 +11908,7 @@
     </w:tcPr>
     <w:tblStylePr w:type="firstRow">
       <w:rPr>
+        <w:rFonts w:eastAsia="黑体"/>
         <w:b/>
         <w:bCs/>
         <w:i w:val="0"/>
@@ -11433,6 +11930,7 @@
     </w:tblStylePr>
     <w:tblStylePr w:type="lastRow">
       <w:rPr>
+        <w:rFonts w:eastAsia="黑体"/>
         <w:b/>
         <w:bCs/>
         <w:i w:val="0"/>
@@ -11454,6 +11952,7 @@
     </w:tblStylePr>
     <w:tblStylePr w:type="firstCol">
       <w:rPr>
+        <w:rFonts w:eastAsia="黑体"/>
         <w:b/>
         <w:bCs/>
         <w:i w:val="0"/>
@@ -11473,6 +11972,7 @@
     </w:tblStylePr>
     <w:tblStylePr w:type="lastCol">
       <w:rPr>
+        <w:rFonts w:eastAsia="黑体"/>
         <w:b/>
         <w:bCs/>
         <w:i w:val="0"/>
@@ -11553,6 +12053,7 @@
     </w:tcPr>
     <w:tblStylePr w:type="firstRow">
       <w:rPr>
+        <w:rFonts w:eastAsia="黑体"/>
         <w:b/>
         <w:bCs/>
         <w:i w:val="0"/>
@@ -11574,6 +12075,7 @@
     </w:tblStylePr>
     <w:tblStylePr w:type="lastRow">
       <w:rPr>
+        <w:rFonts w:eastAsia="黑体"/>
         <w:b/>
         <w:bCs/>
         <w:i w:val="0"/>
@@ -11595,6 +12097,7 @@
     </w:tblStylePr>
     <w:tblStylePr w:type="firstCol">
       <w:rPr>
+        <w:rFonts w:eastAsia="黑体"/>
         <w:b/>
         <w:bCs/>
         <w:i w:val="0"/>
@@ -11614,6 +12117,7 @@
     </w:tblStylePr>
     <w:tblStylePr w:type="lastCol">
       <w:rPr>
+        <w:rFonts w:eastAsia="黑体"/>
         <w:b/>
         <w:bCs/>
         <w:i w:val="0"/>
@@ -11694,6 +12198,7 @@
     </w:tcPr>
     <w:tblStylePr w:type="firstRow">
       <w:rPr>
+        <w:rFonts w:eastAsia="黑体"/>
         <w:b/>
         <w:bCs/>
         <w:i w:val="0"/>
@@ -11715,6 +12220,7 @@
     </w:tblStylePr>
     <w:tblStylePr w:type="lastRow">
       <w:rPr>
+        <w:rFonts w:eastAsia="黑体"/>
         <w:b/>
         <w:bCs/>
         <w:i w:val="0"/>
@@ -11736,6 +12242,7 @@
     </w:tblStylePr>
     <w:tblStylePr w:type="firstCol">
       <w:rPr>
+        <w:rFonts w:eastAsia="黑体"/>
         <w:b/>
         <w:bCs/>
         <w:i w:val="0"/>
@@ -11755,6 +12262,7 @@
     </w:tblStylePr>
     <w:tblStylePr w:type="lastCol">
       <w:rPr>
+        <w:rFonts w:eastAsia="黑体"/>
         <w:b/>
         <w:bCs/>
         <w:i w:val="0"/>
@@ -11835,6 +12343,7 @@
     </w:tcPr>
     <w:tblStylePr w:type="firstRow">
       <w:rPr>
+        <w:rFonts w:eastAsia="黑体"/>
         <w:b/>
         <w:bCs/>
         <w:i w:val="0"/>
@@ -11856,6 +12365,7 @@
     </w:tblStylePr>
     <w:tblStylePr w:type="lastRow">
       <w:rPr>
+        <w:rFonts w:eastAsia="黑体"/>
         <w:b/>
         <w:bCs/>
         <w:i w:val="0"/>
@@ -11877,6 +12387,7 @@
     </w:tblStylePr>
     <w:tblStylePr w:type="firstCol">
       <w:rPr>
+        <w:rFonts w:eastAsia="黑体"/>
         <w:b/>
         <w:bCs/>
         <w:i w:val="0"/>
@@ -11896,6 +12407,7 @@
     </w:tblStylePr>
     <w:tblStylePr w:type="lastCol">
       <w:rPr>
+        <w:rFonts w:eastAsia="黑体"/>
         <w:b/>
         <w:bCs/>
         <w:i w:val="0"/>
@@ -11976,6 +12488,7 @@
     </w:tcPr>
     <w:tblStylePr w:type="firstRow">
       <w:rPr>
+        <w:rFonts w:eastAsia="黑体"/>
         <w:b/>
         <w:bCs/>
         <w:i w:val="0"/>
@@ -11997,6 +12510,7 @@
     </w:tblStylePr>
     <w:tblStylePr w:type="lastRow">
       <w:rPr>
+        <w:rFonts w:eastAsia="黑体"/>
         <w:b/>
         <w:bCs/>
         <w:i w:val="0"/>
@@ -12018,6 +12532,7 @@
     </w:tblStylePr>
     <w:tblStylePr w:type="firstCol">
       <w:rPr>
+        <w:rFonts w:eastAsia="黑体"/>
         <w:b/>
         <w:bCs/>
         <w:i w:val="0"/>
@@ -12037,6 +12552,7 @@
     </w:tblStylePr>
     <w:tblStylePr w:type="lastCol">
       <w:rPr>
+        <w:rFonts w:eastAsia="黑体"/>
         <w:b/>
         <w:bCs/>
         <w:i w:val="0"/>
@@ -12117,6 +12633,7 @@
     </w:tcPr>
     <w:tblStylePr w:type="firstRow">
       <w:rPr>
+        <w:rFonts w:eastAsia="黑体"/>
         <w:b/>
         <w:bCs/>
         <w:i w:val="0"/>
@@ -12138,6 +12655,7 @@
     </w:tblStylePr>
     <w:tblStylePr w:type="lastRow">
       <w:rPr>
+        <w:rFonts w:eastAsia="黑体"/>
         <w:b/>
         <w:bCs/>
         <w:i w:val="0"/>
@@ -12159,6 +12677,7 @@
     </w:tblStylePr>
     <w:tblStylePr w:type="firstCol">
       <w:rPr>
+        <w:rFonts w:eastAsia="黑体"/>
         <w:b/>
         <w:bCs/>
         <w:i w:val="0"/>
@@ -12178,6 +12697,7 @@
     </w:tblStylePr>
     <w:tblStylePr w:type="lastCol">
       <w:rPr>
+        <w:rFonts w:eastAsia="黑体"/>
         <w:b/>
         <w:bCs/>
         <w:i w:val="0"/>
@@ -12235,6 +12755,7 @@
       <w:spacing w:after="0" w:line="240" w:lineRule="auto"/>
     </w:pPr>
     <w:rPr>
+      <w:rFonts w:eastAsia="黑体"/>
       <w:color w:themeColor="background1" w:val="FFFFFF"/>
     </w:rPr>
     <w:tblPr>
@@ -12253,6 +12774,7 @@
     </w:tcPr>
     <w:tblStylePr w:type="firstRow">
       <w:rPr>
+        <w:rFonts w:eastAsia="黑体"/>
         <w:b/>
         <w:bCs/>
       </w:rPr>
@@ -12349,6 +12871,7 @@
       <w:spacing w:after="0" w:line="240" w:lineRule="auto"/>
     </w:pPr>
     <w:rPr>
+      <w:rFonts w:eastAsia="黑体"/>
       <w:color w:themeColor="background1" w:val="FFFFFF"/>
     </w:rPr>
     <w:tblPr>
@@ -12367,6 +12890,7 @@
     </w:tcPr>
     <w:tblStylePr w:type="firstRow">
       <w:rPr>
+        <w:rFonts w:eastAsia="黑体"/>
         <w:b/>
         <w:bCs/>
       </w:rPr>
@@ -12463,6 +12987,7 @@
       <w:spacing w:after="0" w:line="240" w:lineRule="auto"/>
     </w:pPr>
     <w:rPr>
+      <w:rFonts w:eastAsia="黑体"/>
       <w:color w:themeColor="background1" w:val="FFFFFF"/>
     </w:rPr>
     <w:tblPr>
@@ -12481,6 +13006,7 @@
     </w:tcPr>
     <w:tblStylePr w:type="firstRow">
       <w:rPr>
+        <w:rFonts w:eastAsia="黑体"/>
         <w:b/>
         <w:bCs/>
       </w:rPr>
@@ -12577,6 +13103,7 @@
       <w:spacing w:after="0" w:line="240" w:lineRule="auto"/>
     </w:pPr>
     <w:rPr>
+      <w:rFonts w:eastAsia="黑体"/>
       <w:color w:themeColor="background1" w:val="FFFFFF"/>
     </w:rPr>
     <w:tblPr>
@@ -12595,6 +13122,7 @@
     </w:tcPr>
     <w:tblStylePr w:type="firstRow">
       <w:rPr>
+        <w:rFonts w:eastAsia="黑体"/>
         <w:b/>
         <w:bCs/>
       </w:rPr>
@@ -12691,6 +13219,7 @@
       <w:spacing w:after="0" w:line="240" w:lineRule="auto"/>
     </w:pPr>
     <w:rPr>
+      <w:rFonts w:eastAsia="黑体"/>
       <w:color w:themeColor="background1" w:val="FFFFFF"/>
     </w:rPr>
     <w:tblPr>
@@ -12709,6 +13238,7 @@
     </w:tcPr>
     <w:tblStylePr w:type="firstRow">
       <w:rPr>
+        <w:rFonts w:eastAsia="黑体"/>
         <w:b/>
         <w:bCs/>
       </w:rPr>
@@ -12805,6 +13335,7 @@
       <w:spacing w:after="0" w:line="240" w:lineRule="auto"/>
     </w:pPr>
     <w:rPr>
+      <w:rFonts w:eastAsia="黑体"/>
       <w:color w:themeColor="background1" w:val="FFFFFF"/>
     </w:rPr>
     <w:tblPr>
@@ -12823,6 +13354,7 @@
     </w:tcPr>
     <w:tblStylePr w:type="firstRow">
       <w:rPr>
+        <w:rFonts w:eastAsia="黑体"/>
         <w:b/>
         <w:bCs/>
       </w:rPr>
@@ -12919,6 +13451,7 @@
       <w:spacing w:after="0" w:line="240" w:lineRule="auto"/>
     </w:pPr>
     <w:rPr>
+      <w:rFonts w:eastAsia="黑体"/>
       <w:color w:themeColor="background1" w:val="FFFFFF"/>
     </w:rPr>
     <w:tblPr>
@@ -12937,6 +13470,7 @@
     </w:tcPr>
     <w:tblStylePr w:type="firstRow">
       <w:rPr>
+        <w:rFonts w:eastAsia="黑体"/>
         <w:b/>
         <w:bCs/>
       </w:rPr>
@@ -13033,6 +13567,7 @@
       <w:spacing w:after="0" w:line="240" w:lineRule="auto"/>
     </w:pPr>
     <w:rPr>
+      <w:rFonts w:eastAsia="黑体"/>
       <w:color w:themeColor="text1" w:val="000000"/>
     </w:rPr>
     <w:tblPr>
@@ -13059,6 +13594,7 @@
     </w:tcPr>
     <w:tblStylePr w:type="firstRow">
       <w:rPr>
+        <w:rFonts w:eastAsia="黑体"/>
         <w:b/>
         <w:bCs/>
       </w:rPr>
@@ -13077,6 +13613,7 @@
     </w:tblStylePr>
     <w:tblStylePr w:type="lastRow">
       <w:rPr>
+        <w:rFonts w:eastAsia="黑体"/>
         <w:b/>
         <w:bCs/>
         <w:color w:themeColor="background1" w:val="FFFFFF"/>
@@ -13091,6 +13628,7 @@
     </w:tblStylePr>
     <w:tblStylePr w:type="firstCol">
       <w:rPr>
+        <w:rFonts w:eastAsia="黑体"/>
         <w:color w:themeColor="background1" w:val="FFFFFF"/>
       </w:rPr>
       <w:tblPr/>
@@ -13108,6 +13646,7 @@
     </w:tblStylePr>
     <w:tblStylePr w:type="lastCol">
       <w:rPr>
+        <w:rFonts w:eastAsia="黑体"/>
         <w:color w:themeColor="background1" w:val="FFFFFF"/>
       </w:rPr>
       <w:tblPr/>
@@ -13137,11 +13676,13 @@
     </w:tblStylePr>
     <w:tblStylePr w:type="neCell">
       <w:rPr>
+        <w:rFonts w:eastAsia="黑体"/>
         <w:color w:themeColor="text1" w:val="000000"/>
       </w:rPr>
     </w:tblStylePr>
     <w:tblStylePr w:type="nwCell">
       <w:rPr>
+        <w:rFonts w:eastAsia="黑体"/>
         <w:color w:themeColor="text1" w:val="000000"/>
       </w:rPr>
     </w:tblStylePr>
@@ -13155,6 +13696,7 @@
       <w:spacing w:after="0" w:line="240" w:lineRule="auto"/>
     </w:pPr>
     <w:rPr>
+      <w:rFonts w:eastAsia="黑体"/>
       <w:color w:themeColor="text1" w:val="000000"/>
     </w:rPr>
     <w:tblPr>
@@ -13181,6 +13723,7 @@
     </w:tcPr>
     <w:tblStylePr w:type="firstRow">
       <w:rPr>
+        <w:rFonts w:eastAsia="黑体"/>
         <w:b/>
         <w:bCs/>
       </w:rPr>
@@ -13199,6 +13742,7 @@
     </w:tblStylePr>
     <w:tblStylePr w:type="lastRow">
       <w:rPr>
+        <w:rFonts w:eastAsia="黑体"/>
         <w:b/>
         <w:bCs/>
         <w:color w:themeColor="background1" w:val="FFFFFF"/>
@@ -13213,6 +13757,7 @@
     </w:tblStylePr>
     <w:tblStylePr w:type="firstCol">
       <w:rPr>
+        <w:rFonts w:eastAsia="黑体"/>
         <w:color w:themeColor="background1" w:val="FFFFFF"/>
       </w:rPr>
       <w:tblPr/>
@@ -13230,6 +13775,7 @@
     </w:tblStylePr>
     <w:tblStylePr w:type="lastCol">
       <w:rPr>
+        <w:rFonts w:eastAsia="黑体"/>
         <w:color w:themeColor="background1" w:val="FFFFFF"/>
       </w:rPr>
       <w:tblPr/>
@@ -13259,11 +13805,13 @@
     </w:tblStylePr>
     <w:tblStylePr w:type="neCell">
       <w:rPr>
+        <w:rFonts w:eastAsia="黑体"/>
         <w:color w:themeColor="text1" w:val="000000"/>
       </w:rPr>
     </w:tblStylePr>
     <w:tblStylePr w:type="nwCell">
       <w:rPr>
+        <w:rFonts w:eastAsia="黑体"/>
         <w:color w:themeColor="text1" w:val="000000"/>
       </w:rPr>
     </w:tblStylePr>
@@ -13277,6 +13825,7 @@
       <w:spacing w:after="0" w:line="240" w:lineRule="auto"/>
     </w:pPr>
     <w:rPr>
+      <w:rFonts w:eastAsia="黑体"/>
       <w:color w:themeColor="text1" w:val="000000"/>
     </w:rPr>
     <w:tblPr>
@@ -13303,6 +13852,7 @@
     </w:tcPr>
     <w:tblStylePr w:type="firstRow">
       <w:rPr>
+        <w:rFonts w:eastAsia="黑体"/>
         <w:b/>
         <w:bCs/>
       </w:rPr>
@@ -13321,6 +13871,7 @@
     </w:tblStylePr>
     <w:tblStylePr w:type="lastRow">
       <w:rPr>
+        <w:rFonts w:eastAsia="黑体"/>
         <w:b/>
         <w:bCs/>
         <w:color w:themeColor="background1" w:val="FFFFFF"/>
@@ -13335,6 +13886,7 @@
     </w:tblStylePr>
     <w:tblStylePr w:type="firstCol">
       <w:rPr>
+        <w:rFonts w:eastAsia="黑体"/>
         <w:color w:themeColor="background1" w:val="FFFFFF"/>
       </w:rPr>
       <w:tblPr/>
@@ -13352,6 +13904,7 @@
     </w:tblStylePr>
     <w:tblStylePr w:type="lastCol">
       <w:rPr>
+        <w:rFonts w:eastAsia="黑体"/>
         <w:color w:themeColor="background1" w:val="FFFFFF"/>
       </w:rPr>
       <w:tblPr/>
@@ -13381,11 +13934,13 @@
     </w:tblStylePr>
     <w:tblStylePr w:type="neCell">
       <w:rPr>
+        <w:rFonts w:eastAsia="黑体"/>
         <w:color w:themeColor="text1" w:val="000000"/>
       </w:rPr>
     </w:tblStylePr>
     <w:tblStylePr w:type="nwCell">
       <w:rPr>
+        <w:rFonts w:eastAsia="黑体"/>
         <w:color w:themeColor="text1" w:val="000000"/>
       </w:rPr>
     </w:tblStylePr>
@@ -13399,6 +13954,7 @@
       <w:spacing w:after="0" w:line="240" w:lineRule="auto"/>
     </w:pPr>
     <w:rPr>
+      <w:rFonts w:eastAsia="黑体"/>
       <w:color w:themeColor="text1" w:val="000000"/>
     </w:rPr>
     <w:tblPr>
@@ -13425,6 +13981,7 @@
     </w:tcPr>
     <w:tblStylePr w:type="firstRow">
       <w:rPr>
+        <w:rFonts w:eastAsia="黑体"/>
         <w:b/>
         <w:bCs/>
       </w:rPr>
@@ -13443,6 +14000,7 @@
     </w:tblStylePr>
     <w:tblStylePr w:type="lastRow">
       <w:rPr>
+        <w:rFonts w:eastAsia="黑体"/>
         <w:b/>
         <w:bCs/>
         <w:color w:themeColor="background1" w:val="FFFFFF"/>
@@ -13457,6 +14015,7 @@
     </w:tblStylePr>
     <w:tblStylePr w:type="firstCol">
       <w:rPr>
+        <w:rFonts w:eastAsia="黑体"/>
         <w:color w:themeColor="background1" w:val="FFFFFF"/>
       </w:rPr>
       <w:tblPr/>
@@ -13474,6 +14033,7 @@
     </w:tblStylePr>
     <w:tblStylePr w:type="lastCol">
       <w:rPr>
+        <w:rFonts w:eastAsia="黑体"/>
         <w:color w:themeColor="background1" w:val="FFFFFF"/>
       </w:rPr>
       <w:tblPr/>
@@ -13511,6 +14071,7 @@
       <w:spacing w:after="0" w:line="240" w:lineRule="auto"/>
     </w:pPr>
     <w:rPr>
+      <w:rFonts w:eastAsia="黑体"/>
       <w:color w:themeColor="text1" w:val="000000"/>
     </w:rPr>
     <w:tblPr>
@@ -13537,6 +14098,7 @@
     </w:tcPr>
     <w:tblStylePr w:type="firstRow">
       <w:rPr>
+        <w:rFonts w:eastAsia="黑体"/>
         <w:b/>
         <w:bCs/>
       </w:rPr>
@@ -13555,6 +14117,7 @@
     </w:tblStylePr>
     <w:tblStylePr w:type="lastRow">
       <w:rPr>
+        <w:rFonts w:eastAsia="黑体"/>
         <w:b/>
         <w:bCs/>
         <w:color w:themeColor="background1" w:val="FFFFFF"/>
@@ -13569,6 +14132,7 @@
     </w:tblStylePr>
     <w:tblStylePr w:type="firstCol">
       <w:rPr>
+        <w:rFonts w:eastAsia="黑体"/>
         <w:color w:themeColor="background1" w:val="FFFFFF"/>
       </w:rPr>
       <w:tblPr/>
@@ -13586,6 +14150,7 @@
     </w:tblStylePr>
     <w:tblStylePr w:type="lastCol">
       <w:rPr>
+        <w:rFonts w:eastAsia="黑体"/>
         <w:color w:themeColor="background1" w:val="FFFFFF"/>
       </w:rPr>
       <w:tblPr/>
@@ -13615,11 +14180,13 @@
     </w:tblStylePr>
     <w:tblStylePr w:type="neCell">
       <w:rPr>
+        <w:rFonts w:eastAsia="黑体"/>
         <w:color w:themeColor="text1" w:val="000000"/>
       </w:rPr>
     </w:tblStylePr>
     <w:tblStylePr w:type="nwCell">
       <w:rPr>
+        <w:rFonts w:eastAsia="黑体"/>
         <w:color w:themeColor="text1" w:val="000000"/>
       </w:rPr>
     </w:tblStylePr>
@@ -13633,6 +14200,7 @@
       <w:spacing w:after="0" w:line="240" w:lineRule="auto"/>
     </w:pPr>
     <w:rPr>
+      <w:rFonts w:eastAsia="黑体"/>
       <w:color w:themeColor="text1" w:val="000000"/>
     </w:rPr>
     <w:tblPr>
@@ -13659,6 +14227,7 @@
     </w:tcPr>
     <w:tblStylePr w:type="firstRow">
       <w:rPr>
+        <w:rFonts w:eastAsia="黑体"/>
         <w:b/>
         <w:bCs/>
       </w:rPr>
@@ -13677,6 +14246,7 @@
     </w:tblStylePr>
     <w:tblStylePr w:type="lastRow">
       <w:rPr>
+        <w:rFonts w:eastAsia="黑体"/>
         <w:b/>
         <w:bCs/>
         <w:color w:themeColor="background1" w:val="FFFFFF"/>
@@ -13691,6 +14261,7 @@
     </w:tblStylePr>
     <w:tblStylePr w:type="firstCol">
       <w:rPr>
+        <w:rFonts w:eastAsia="黑体"/>
         <w:color w:themeColor="background1" w:val="FFFFFF"/>
       </w:rPr>
       <w:tblPr/>
@@ -13708,6 +14279,7 @@
     </w:tblStylePr>
     <w:tblStylePr w:type="lastCol">
       <w:rPr>
+        <w:rFonts w:eastAsia="黑体"/>
         <w:color w:themeColor="background1" w:val="FFFFFF"/>
       </w:rPr>
       <w:tblPr/>
@@ -13737,11 +14309,13 @@
     </w:tblStylePr>
     <w:tblStylePr w:type="neCell">
       <w:rPr>
+        <w:rFonts w:eastAsia="黑体"/>
         <w:color w:themeColor="text1" w:val="000000"/>
       </w:rPr>
     </w:tblStylePr>
     <w:tblStylePr w:type="nwCell">
       <w:rPr>
+        <w:rFonts w:eastAsia="黑体"/>
         <w:color w:themeColor="text1" w:val="000000"/>
       </w:rPr>
     </w:tblStylePr>
@@ -13755,6 +14329,7 @@
       <w:spacing w:after="0" w:line="240" w:lineRule="auto"/>
     </w:pPr>
     <w:rPr>
+      <w:rFonts w:eastAsia="黑体"/>
       <w:color w:themeColor="text1" w:val="000000"/>
     </w:rPr>
     <w:tblPr>
@@ -13781,6 +14356,7 @@
     </w:tcPr>
     <w:tblStylePr w:type="firstRow">
       <w:rPr>
+        <w:rFonts w:eastAsia="黑体"/>
         <w:b/>
         <w:bCs/>
       </w:rPr>
@@ -13799,6 +14375,7 @@
     </w:tblStylePr>
     <w:tblStylePr w:type="lastRow">
       <w:rPr>
+        <w:rFonts w:eastAsia="黑体"/>
         <w:b/>
         <w:bCs/>
         <w:color w:themeColor="background1" w:val="FFFFFF"/>
@@ -13813,6 +14390,7 @@
     </w:tblStylePr>
     <w:tblStylePr w:type="firstCol">
       <w:rPr>
+        <w:rFonts w:eastAsia="黑体"/>
         <w:color w:themeColor="background1" w:val="FFFFFF"/>
       </w:rPr>
       <w:tblPr/>
@@ -13830,6 +14408,7 @@
     </w:tblStylePr>
     <w:tblStylePr w:type="lastCol">
       <w:rPr>
+        <w:rFonts w:eastAsia="黑体"/>
         <w:color w:themeColor="background1" w:val="FFFFFF"/>
       </w:rPr>
       <w:tblPr/>
@@ -13859,11 +14438,13 @@
     </w:tblStylePr>
     <w:tblStylePr w:type="neCell">
       <w:rPr>
+        <w:rFonts w:eastAsia="黑体"/>
         <w:color w:themeColor="text1" w:val="000000"/>
       </w:rPr>
     </w:tblStylePr>
     <w:tblStylePr w:type="nwCell">
       <w:rPr>
+        <w:rFonts w:eastAsia="黑体"/>
         <w:color w:themeColor="text1" w:val="000000"/>
       </w:rPr>
     </w:tblStylePr>
@@ -13877,6 +14458,7 @@
       <w:spacing w:after="0" w:line="240" w:lineRule="auto"/>
     </w:pPr>
     <w:rPr>
+      <w:rFonts w:eastAsia="黑体"/>
       <w:color w:themeColor="text1" w:val="000000"/>
     </w:rPr>
     <w:tblPr>
@@ -13895,6 +14477,7 @@
     </w:tcPr>
     <w:tblStylePr w:type="firstRow">
       <w:rPr>
+        <w:rFonts w:eastAsia="黑体"/>
         <w:b/>
         <w:bCs/>
         <w:color w:themeColor="background1" w:val="FFFFFF"/>
@@ -13909,6 +14492,7 @@
     </w:tblStylePr>
     <w:tblStylePr w:type="lastRow">
       <w:rPr>
+        <w:rFonts w:eastAsia="黑体"/>
         <w:b/>
         <w:bCs/>
         <w:color w:themeColor="accent2" w:themeShade="CC" w:val="9E3A38"/>
@@ -13923,12 +14507,14 @@
     </w:tblStylePr>
     <w:tblStylePr w:type="firstCol">
       <w:rPr>
+        <w:rFonts w:eastAsia="黑体"/>
         <w:b/>
         <w:bCs/>
       </w:rPr>
     </w:tblStylePr>
     <w:tblStylePr w:type="lastCol">
       <w:rPr>
+        <w:rFonts w:eastAsia="黑体"/>
         <w:b/>
         <w:bCs/>
       </w:rPr>
@@ -13963,6 +14549,7 @@
       <w:spacing w:after="0" w:line="240" w:lineRule="auto"/>
     </w:pPr>
     <w:rPr>
+      <w:rFonts w:eastAsia="黑体"/>
       <w:color w:themeColor="text1" w:val="000000"/>
     </w:rPr>
     <w:tblPr>
@@ -13981,6 +14568,7 @@
     </w:tcPr>
     <w:tblStylePr w:type="firstRow">
       <w:rPr>
+        <w:rFonts w:eastAsia="黑体"/>
         <w:b/>
         <w:bCs/>
         <w:color w:themeColor="background1" w:val="FFFFFF"/>
@@ -13995,6 +14583,7 @@
     </w:tblStylePr>
     <w:tblStylePr w:type="lastRow">
       <w:rPr>
+        <w:rFonts w:eastAsia="黑体"/>
         <w:b/>
         <w:bCs/>
         <w:color w:themeColor="accent2" w:themeShade="CC" w:val="9E3A38"/>
@@ -14009,12 +14598,14 @@
     </w:tblStylePr>
     <w:tblStylePr w:type="firstCol">
       <w:rPr>
+        <w:rFonts w:eastAsia="黑体"/>
         <w:b/>
         <w:bCs/>
       </w:rPr>
     </w:tblStylePr>
     <w:tblStylePr w:type="lastCol">
       <w:rPr>
+        <w:rFonts w:eastAsia="黑体"/>
         <w:b/>
         <w:bCs/>
       </w:rPr>
@@ -14049,6 +14640,7 @@
       <w:spacing w:after="0" w:line="240" w:lineRule="auto"/>
     </w:pPr>
     <w:rPr>
+      <w:rFonts w:eastAsia="黑体"/>
       <w:color w:themeColor="text1" w:val="000000"/>
     </w:rPr>
     <w:tblPr>
@@ -14067,6 +14659,7 @@
     </w:tcPr>
     <w:tblStylePr w:type="firstRow">
       <w:rPr>
+        <w:rFonts w:eastAsia="黑体"/>
         <w:b/>
         <w:bCs/>
         <w:color w:themeColor="background1" w:val="FFFFFF"/>
@@ -14081,6 +14674,7 @@
     </w:tblStylePr>
     <w:tblStylePr w:type="lastRow">
       <w:rPr>
+        <w:rFonts w:eastAsia="黑体"/>
         <w:b/>
         <w:bCs/>
         <w:color w:themeColor="accent2" w:themeShade="CC" w:val="9E3A38"/>
@@ -14095,12 +14689,14 @@
     </w:tblStylePr>
     <w:tblStylePr w:type="firstCol">
       <w:rPr>
+        <w:rFonts w:eastAsia="黑体"/>
         <w:b/>
         <w:bCs/>
       </w:rPr>
     </w:tblStylePr>
     <w:tblStylePr w:type="lastCol">
       <w:rPr>
+        <w:rFonts w:eastAsia="黑体"/>
         <w:b/>
         <w:bCs/>
       </w:rPr>
@@ -14135,6 +14731,7 @@
       <w:spacing w:after="0" w:line="240" w:lineRule="auto"/>
     </w:pPr>
     <w:rPr>
+      <w:rFonts w:eastAsia="黑体"/>
       <w:color w:themeColor="text1" w:val="000000"/>
     </w:rPr>
     <w:tblPr>
@@ -14153,6 +14750,7 @@
     </w:tcPr>
     <w:tblStylePr w:type="firstRow">
       <w:rPr>
+        <w:rFonts w:eastAsia="黑体"/>
         <w:b/>
         <w:bCs/>
         <w:color w:themeColor="background1" w:val="FFFFFF"/>
@@ -14167,6 +14765,7 @@
     </w:tblStylePr>
     <w:tblStylePr w:type="lastRow">
       <w:rPr>
+        <w:rFonts w:eastAsia="黑体"/>
         <w:b/>
         <w:bCs/>
         <w:color w:themeColor="accent4" w:themeShade="CC" w:val="664E82"/>
@@ -14181,12 +14780,14 @@
     </w:tblStylePr>
     <w:tblStylePr w:type="firstCol">
       <w:rPr>
+        <w:rFonts w:eastAsia="黑体"/>
         <w:b/>
         <w:bCs/>
       </w:rPr>
     </w:tblStylePr>
     <w:tblStylePr w:type="lastCol">
       <w:rPr>
+        <w:rFonts w:eastAsia="黑体"/>
         <w:b/>
         <w:bCs/>
       </w:rPr>
@@ -14221,6 +14822,7 @@
       <w:spacing w:after="0" w:line="240" w:lineRule="auto"/>
     </w:pPr>
     <w:rPr>
+      <w:rFonts w:eastAsia="黑体"/>
       <w:color w:themeColor="text1" w:val="000000"/>
     </w:rPr>
     <w:tblPr>
@@ -14239,6 +14841,7 @@
     </w:tcPr>
     <w:tblStylePr w:type="firstRow">
       <w:rPr>
+        <w:rFonts w:eastAsia="黑体"/>
         <w:b/>
         <w:bCs/>
         <w:color w:themeColor="background1" w:val="FFFFFF"/>
@@ -14253,6 +14856,7 @@
     </w:tblStylePr>
     <w:tblStylePr w:type="lastRow">
       <w:rPr>
+        <w:rFonts w:eastAsia="黑体"/>
         <w:b/>
         <w:bCs/>
         <w:color w:themeColor="accent3" w:themeShade="CC" w:val="7E9C40"/>
@@ -14267,12 +14871,14 @@
     </w:tblStylePr>
     <w:tblStylePr w:type="firstCol">
       <w:rPr>
+        <w:rFonts w:eastAsia="黑体"/>
         <w:b/>
         <w:bCs/>
       </w:rPr>
     </w:tblStylePr>
     <w:tblStylePr w:type="lastCol">
       <w:rPr>
+        <w:rFonts w:eastAsia="黑体"/>
         <w:b/>
         <w:bCs/>
       </w:rPr>
@@ -14307,6 +14913,7 @@
       <w:spacing w:after="0" w:line="240" w:lineRule="auto"/>
     </w:pPr>
     <w:rPr>
+      <w:rFonts w:eastAsia="黑体"/>
       <w:color w:themeColor="text1" w:val="000000"/>
     </w:rPr>
     <w:tblPr>
@@ -14325,6 +14932,7 @@
     </w:tcPr>
     <w:tblStylePr w:type="firstRow">
       <w:rPr>
+        <w:rFonts w:eastAsia="黑体"/>
         <w:b/>
         <w:bCs/>
         <w:color w:themeColor="background1" w:val="FFFFFF"/>
@@ -14339,6 +14947,7 @@
     </w:tblStylePr>
     <w:tblStylePr w:type="lastRow">
       <w:rPr>
+        <w:rFonts w:eastAsia="黑体"/>
         <w:b/>
         <w:bCs/>
         <w:color w:themeColor="accent6" w:themeShade="CC" w:val="F2730A"/>
@@ -14353,12 +14962,14 @@
     </w:tblStylePr>
     <w:tblStylePr w:type="firstCol">
       <w:rPr>
+        <w:rFonts w:eastAsia="黑体"/>
         <w:b/>
         <w:bCs/>
       </w:rPr>
     </w:tblStylePr>
     <w:tblStylePr w:type="lastCol">
       <w:rPr>
+        <w:rFonts w:eastAsia="黑体"/>
         <w:b/>
         <w:bCs/>
       </w:rPr>
@@ -14393,6 +15004,7 @@
       <w:spacing w:after="0" w:line="240" w:lineRule="auto"/>
     </w:pPr>
     <w:rPr>
+      <w:rFonts w:eastAsia="黑体"/>
       <w:color w:themeColor="text1" w:val="000000"/>
     </w:rPr>
     <w:tblPr>
@@ -14411,6 +15023,7 @@
     </w:tcPr>
     <w:tblStylePr w:type="firstRow">
       <w:rPr>
+        <w:rFonts w:eastAsia="黑体"/>
         <w:b/>
         <w:bCs/>
         <w:color w:themeColor="background1" w:val="FFFFFF"/>
@@ -14425,6 +15038,7 @@
     </w:tblStylePr>
     <w:tblStylePr w:type="lastRow">
       <w:rPr>
+        <w:rFonts w:eastAsia="黑体"/>
         <w:b/>
         <w:bCs/>
         <w:color w:themeColor="accent5" w:themeShade="CC" w:val="348DA5"/>
@@ -14439,12 +15053,14 @@
     </w:tblStylePr>
     <w:tblStylePr w:type="firstCol">
       <w:rPr>
+        <w:rFonts w:eastAsia="黑体"/>
         <w:b/>
         <w:bCs/>
       </w:rPr>
     </w:tblStylePr>
     <w:tblStylePr w:type="lastCol">
       <w:rPr>
+        <w:rFonts w:eastAsia="黑体"/>
         <w:b/>
         <w:bCs/>
       </w:rPr>
@@ -14479,6 +15095,7 @@
       <w:spacing w:after="0" w:line="240" w:lineRule="auto"/>
     </w:pPr>
     <w:rPr>
+      <w:rFonts w:eastAsia="黑体"/>
       <w:color w:themeColor="text1" w:val="000000"/>
     </w:rPr>
     <w:tblPr>
@@ -14500,6 +15117,7 @@
     </w:tcPr>
     <w:tblStylePr w:type="firstRow">
       <w:rPr>
+        <w:rFonts w:eastAsia="黑体"/>
         <w:b/>
         <w:bCs/>
       </w:rPr>
@@ -14510,6 +15128,7 @@
     </w:tblStylePr>
     <w:tblStylePr w:type="lastRow">
       <w:rPr>
+        <w:rFonts w:eastAsia="黑体"/>
         <w:b/>
         <w:bCs/>
         <w:color w:themeColor="text1" w:val="000000"/>
@@ -14521,6 +15140,7 @@
     </w:tblStylePr>
     <w:tblStylePr w:type="firstCol">
       <w:rPr>
+        <w:rFonts w:eastAsia="黑体"/>
         <w:color w:themeColor="background1" w:val="FFFFFF"/>
       </w:rPr>
       <w:tblPr/>
@@ -14530,6 +15150,7 @@
     </w:tblStylePr>
     <w:tblStylePr w:type="lastCol">
       <w:rPr>
+        <w:rFonts w:eastAsia="黑体"/>
         <w:color w:themeColor="background1" w:val="FFFFFF"/>
       </w:rPr>
       <w:tblPr/>
@@ -14559,6 +15180,7 @@
       <w:spacing w:after="0" w:line="240" w:lineRule="auto"/>
     </w:pPr>
     <w:rPr>
+      <w:rFonts w:eastAsia="黑体"/>
       <w:color w:themeColor="text1" w:val="000000"/>
     </w:rPr>
     <w:tblPr>
@@ -14580,6 +15202,7 @@
     </w:tcPr>
     <w:tblStylePr w:type="firstRow">
       <w:rPr>
+        <w:rFonts w:eastAsia="黑体"/>
         <w:b/>
         <w:bCs/>
       </w:rPr>
@@ -14590,6 +15213,7 @@
     </w:tblStylePr>
     <w:tblStylePr w:type="lastRow">
       <w:rPr>
+        <w:rFonts w:eastAsia="黑体"/>
         <w:b/>
         <w:bCs/>
         <w:color w:themeColor="text1" w:val="000000"/>
@@ -14601,6 +15225,7 @@
     </w:tblStylePr>
     <w:tblStylePr w:type="firstCol">
       <w:rPr>
+        <w:rFonts w:eastAsia="黑体"/>
         <w:color w:themeColor="background1" w:val="FFFFFF"/>
       </w:rPr>
       <w:tblPr/>
@@ -14610,6 +15235,7 @@
     </w:tblStylePr>
     <w:tblStylePr w:type="lastCol">
       <w:rPr>
+        <w:rFonts w:eastAsia="黑体"/>
         <w:color w:themeColor="background1" w:val="FFFFFF"/>
       </w:rPr>
       <w:tblPr/>
@@ -14639,6 +15265,7 @@
       <w:spacing w:after="0" w:line="240" w:lineRule="auto"/>
     </w:pPr>
     <w:rPr>
+      <w:rFonts w:eastAsia="黑体"/>
       <w:color w:themeColor="text1" w:val="000000"/>
     </w:rPr>
     <w:tblPr>
@@ -14660,6 +15287,7 @@
     </w:tcPr>
     <w:tblStylePr w:type="firstRow">
       <w:rPr>
+        <w:rFonts w:eastAsia="黑体"/>
         <w:b/>
         <w:bCs/>
       </w:rPr>
@@ -14670,6 +15298,7 @@
     </w:tblStylePr>
     <w:tblStylePr w:type="lastRow">
       <w:rPr>
+        <w:rFonts w:eastAsia="黑体"/>
         <w:b/>
         <w:bCs/>
         <w:color w:themeColor="text1" w:val="000000"/>
@@ -14681,6 +15310,7 @@
     </w:tblStylePr>
     <w:tblStylePr w:type="firstCol">
       <w:rPr>
+        <w:rFonts w:eastAsia="黑体"/>
         <w:color w:themeColor="background1" w:val="FFFFFF"/>
       </w:rPr>
       <w:tblPr/>
@@ -14690,6 +15320,7 @@
     </w:tblStylePr>
     <w:tblStylePr w:type="lastCol">
       <w:rPr>
+        <w:rFonts w:eastAsia="黑体"/>
         <w:color w:themeColor="background1" w:val="FFFFFF"/>
       </w:rPr>
       <w:tblPr/>
@@ -14719,6 +15350,7 @@
       <w:spacing w:after="0" w:line="240" w:lineRule="auto"/>
     </w:pPr>
     <w:rPr>
+      <w:rFonts w:eastAsia="黑体"/>
       <w:color w:themeColor="text1" w:val="000000"/>
     </w:rPr>
     <w:tblPr>
@@ -14740,6 +15372,7 @@
     </w:tcPr>
     <w:tblStylePr w:type="firstRow">
       <w:rPr>
+        <w:rFonts w:eastAsia="黑体"/>
         <w:b/>
         <w:bCs/>
       </w:rPr>
@@ -14750,6 +15383,7 @@
     </w:tblStylePr>
     <w:tblStylePr w:type="lastRow">
       <w:rPr>
+        <w:rFonts w:eastAsia="黑体"/>
         <w:b/>
         <w:bCs/>
         <w:color w:themeColor="text1" w:val="000000"/>
@@ -14761,6 +15395,7 @@
     </w:tblStylePr>
     <w:tblStylePr w:type="firstCol">
       <w:rPr>
+        <w:rFonts w:eastAsia="黑体"/>
         <w:color w:themeColor="background1" w:val="FFFFFF"/>
       </w:rPr>
       <w:tblPr/>
@@ -14770,6 +15405,7 @@
     </w:tblStylePr>
     <w:tblStylePr w:type="lastCol">
       <w:rPr>
+        <w:rFonts w:eastAsia="黑体"/>
         <w:color w:themeColor="background1" w:val="FFFFFF"/>
       </w:rPr>
       <w:tblPr/>
@@ -14799,6 +15435,7 @@
       <w:spacing w:after="0" w:line="240" w:lineRule="auto"/>
     </w:pPr>
     <w:rPr>
+      <w:rFonts w:eastAsia="黑体"/>
       <w:color w:themeColor="text1" w:val="000000"/>
     </w:rPr>
     <w:tblPr>
@@ -14820,6 +15457,7 @@
     </w:tcPr>
     <w:tblStylePr w:type="firstRow">
       <w:rPr>
+        <w:rFonts w:eastAsia="黑体"/>
         <w:b/>
         <w:bCs/>
       </w:rPr>
@@ -14830,6 +15468,7 @@
     </w:tblStylePr>
     <w:tblStylePr w:type="lastRow">
       <w:rPr>
+        <w:rFonts w:eastAsia="黑体"/>
         <w:b/>
         <w:bCs/>
         <w:color w:themeColor="text1" w:val="000000"/>
@@ -14841,6 +15480,7 @@
     </w:tblStylePr>
     <w:tblStylePr w:type="firstCol">
       <w:rPr>
+        <w:rFonts w:eastAsia="黑体"/>
         <w:color w:themeColor="background1" w:val="FFFFFF"/>
       </w:rPr>
       <w:tblPr/>
@@ -14850,6 +15490,7 @@
     </w:tblStylePr>
     <w:tblStylePr w:type="lastCol">
       <w:rPr>
+        <w:rFonts w:eastAsia="黑体"/>
         <w:color w:themeColor="background1" w:val="FFFFFF"/>
       </w:rPr>
       <w:tblPr/>
@@ -14879,6 +15520,7 @@
       <w:spacing w:after="0" w:line="240" w:lineRule="auto"/>
     </w:pPr>
     <w:rPr>
+      <w:rFonts w:eastAsia="黑体"/>
       <w:color w:themeColor="text1" w:val="000000"/>
     </w:rPr>
     <w:tblPr>
@@ -14900,6 +15542,7 @@
     </w:tcPr>
     <w:tblStylePr w:type="firstRow">
       <w:rPr>
+        <w:rFonts w:eastAsia="黑体"/>
         <w:b/>
         <w:bCs/>
       </w:rPr>
@@ -14910,6 +15553,7 @@
     </w:tblStylePr>
     <w:tblStylePr w:type="lastRow">
       <w:rPr>
+        <w:rFonts w:eastAsia="黑体"/>
         <w:b/>
         <w:bCs/>
         <w:color w:themeColor="text1" w:val="000000"/>
@@ -14921,6 +15565,7 @@
     </w:tblStylePr>
     <w:tblStylePr w:type="firstCol">
       <w:rPr>
+        <w:rFonts w:eastAsia="黑体"/>
         <w:color w:themeColor="background1" w:val="FFFFFF"/>
       </w:rPr>
       <w:tblPr/>
@@ -14930,6 +15575,7 @@
     </w:tblStylePr>
     <w:tblStylePr w:type="lastCol">
       <w:rPr>
+        <w:rFonts w:eastAsia="黑体"/>
         <w:color w:themeColor="background1" w:val="FFFFFF"/>
       </w:rPr>
       <w:tblPr/>
@@ -14959,6 +15605,7 @@
       <w:spacing w:after="0" w:line="240" w:lineRule="auto"/>
     </w:pPr>
     <w:rPr>
+      <w:rFonts w:eastAsia="黑体"/>
       <w:color w:themeColor="text1" w:val="000000"/>
     </w:rPr>
     <w:tblPr>
@@ -14980,6 +15627,7 @@
     </w:tcPr>
     <w:tblStylePr w:type="firstRow">
       <w:rPr>
+        <w:rFonts w:eastAsia="黑体"/>
         <w:b/>
         <w:bCs/>
       </w:rPr>
@@ -14990,6 +15638,7 @@
     </w:tblStylePr>
     <w:tblStylePr w:type="lastRow">
       <w:rPr>
+        <w:rFonts w:eastAsia="黑体"/>
         <w:b/>
         <w:bCs/>
         <w:color w:themeColor="text1" w:val="000000"/>
@@ -15001,6 +15650,7 @@
     </w:tblStylePr>
     <w:tblStylePr w:type="firstCol">
       <w:rPr>
+        <w:rFonts w:eastAsia="黑体"/>
         <w:color w:themeColor="background1" w:val="FFFFFF"/>
       </w:rPr>
       <w:tblPr/>
@@ -15010,6 +15660,7 @@
     </w:tblStylePr>
     <w:tblStylePr w:type="lastCol">
       <w:rPr>
+        <w:rFonts w:eastAsia="黑体"/>
         <w:color w:themeColor="background1" w:val="FFFFFF"/>
       </w:rPr>
       <w:tblPr/>
@@ -15042,6 +15693,7 @@
     <w:name w:val="KeywordTok"/>
     <w:basedOn w:val="VerbatimChar"/>
     <w:rPr>
+      <w:rFonts w:eastAsia="黑体"/>
       <w:b/>
       <w:color w:val="007020"/>
     </w:rPr>
@@ -15050,6 +15702,7 @@
     <w:name w:val="DataTypeTok"/>
     <w:basedOn w:val="VerbatimChar"/>
     <w:rPr>
+      <w:rFonts w:eastAsia="黑体"/>
       <w:color w:val="902000"/>
     </w:rPr>
   </w:style>
@@ -15057,6 +15710,7 @@
     <w:name w:val="DecValTok"/>
     <w:basedOn w:val="VerbatimChar"/>
     <w:rPr>
+      <w:rFonts w:eastAsia="黑体"/>
       <w:color w:val="40a070"/>
     </w:rPr>
   </w:style>
@@ -15064,6 +15718,7 @@
     <w:name w:val="BaseNTok"/>
     <w:basedOn w:val="VerbatimChar"/>
     <w:rPr>
+      <w:rFonts w:eastAsia="黑体"/>
       <w:color w:val="40a070"/>
     </w:rPr>
   </w:style>
@@ -15071,6 +15726,7 @@
     <w:name w:val="FloatTok"/>
     <w:basedOn w:val="VerbatimChar"/>
     <w:rPr>
+      <w:rFonts w:eastAsia="黑体"/>
       <w:color w:val="40a070"/>
     </w:rPr>
   </w:style>
@@ -15078,6 +15734,7 @@
     <w:name w:val="ConstantTok"/>
     <w:basedOn w:val="VerbatimChar"/>
     <w:rPr>
+      <w:rFonts w:eastAsia="黑体"/>
       <w:color w:val="880000"/>
     </w:rPr>
   </w:style>
@@ -15085,6 +15742,7 @@
     <w:name w:val="CharTok"/>
     <w:basedOn w:val="VerbatimChar"/>
     <w:rPr>
+      <w:rFonts w:eastAsia="黑体"/>
       <w:color w:val="4070a0"/>
     </w:rPr>
   </w:style>
@@ -15092,6 +15750,7 @@
     <w:name w:val="SpecialCharTok"/>
     <w:basedOn w:val="VerbatimChar"/>
     <w:rPr>
+      <w:rFonts w:eastAsia="黑体"/>
       <w:color w:val="4070a0"/>
     </w:rPr>
   </w:style>
@@ -15099,6 +15758,7 @@
     <w:name w:val="StringTok"/>
     <w:basedOn w:val="VerbatimChar"/>
     <w:rPr>
+      <w:rFonts w:eastAsia="黑体"/>
       <w:color w:val="4070a0"/>
     </w:rPr>
   </w:style>
@@ -15106,6 +15766,7 @@
     <w:name w:val="VerbatimStringTok"/>
     <w:basedOn w:val="VerbatimChar"/>
     <w:rPr>
+      <w:rFonts w:eastAsia="黑体"/>
       <w:color w:val="4070a0"/>
     </w:rPr>
   </w:style>
@@ -15113,6 +15774,7 @@
     <w:name w:val="SpecialStringTok"/>
     <w:basedOn w:val="VerbatimChar"/>
     <w:rPr>
+      <w:rFonts w:eastAsia="黑体"/>
       <w:color w:val="bb6688"/>
     </w:rPr>
   </w:style>
@@ -15120,6 +15782,7 @@
     <w:name w:val="ImportTok"/>
     <w:basedOn w:val="VerbatimChar"/>
     <w:rPr>
+      <w:rFonts w:eastAsia="黑体"/>
       <w:b/>
       <w:color w:val="008000"/>
     </w:rPr>
@@ -15128,6 +15791,7 @@
     <w:name w:val="CommentTok"/>
     <w:basedOn w:val="VerbatimChar"/>
     <w:rPr>
+      <w:rFonts w:eastAsia="黑体"/>
       <w:i/>
       <w:color w:val="60a0b0"/>
     </w:rPr>
@@ -15136,6 +15800,7 @@
     <w:name w:val="DocumentationTok"/>
     <w:basedOn w:val="VerbatimChar"/>
     <w:rPr>
+      <w:rFonts w:eastAsia="黑体"/>
       <w:i/>
       <w:color w:val="ba2121"/>
     </w:rPr>
@@ -15144,6 +15809,7 @@
     <w:name w:val="AnnotationTok"/>
     <w:basedOn w:val="VerbatimChar"/>
     <w:rPr>
+      <w:rFonts w:eastAsia="黑体"/>
       <w:b/>
       <w:i/>
       <w:color w:val="60a0b0"/>
@@ -15153,6 +15819,7 @@
     <w:name w:val="CommentVarTok"/>
     <w:basedOn w:val="VerbatimChar"/>
     <w:rPr>
+      <w:rFonts w:eastAsia="黑体"/>
       <w:b/>
       <w:i/>
       <w:color w:val="60a0b0"/>
@@ -15162,6 +15829,7 @@
     <w:name w:val="OtherTok"/>
     <w:basedOn w:val="VerbatimChar"/>
     <w:rPr>
+      <w:rFonts w:eastAsia="黑体"/>
       <w:color w:val="007020"/>
     </w:rPr>
   </w:style>
@@ -15169,6 +15837,7 @@
     <w:name w:val="FunctionTok"/>
     <w:basedOn w:val="VerbatimChar"/>
     <w:rPr>
+      <w:rFonts w:eastAsia="黑体"/>
       <w:color w:val="06287e"/>
     </w:rPr>
   </w:style>
@@ -15176,6 +15845,7 @@
     <w:name w:val="VariableTok"/>
     <w:basedOn w:val="VerbatimChar"/>
     <w:rPr>
+      <w:rFonts w:eastAsia="黑体"/>
       <w:color w:val="19177c"/>
     </w:rPr>
   </w:style>
@@ -15183,6 +15853,7 @@
     <w:name w:val="ControlFlowTok"/>
     <w:basedOn w:val="VerbatimChar"/>
     <w:rPr>
+      <w:rFonts w:eastAsia="黑体"/>
       <w:b/>
       <w:color w:val="007020"/>
     </w:rPr>
@@ -15191,6 +15862,7 @@
     <w:name w:val="OperatorTok"/>
     <w:basedOn w:val="VerbatimChar"/>
     <w:rPr>
+      <w:rFonts w:eastAsia="黑体"/>
       <w:color w:val="666666"/>
     </w:rPr>
   </w:style>
@@ -15198,18 +15870,22 @@
     <w:name w:val="BuiltInTok"/>
     <w:basedOn w:val="VerbatimChar"/>
     <w:rPr>
+      <w:rFonts w:eastAsia="黑体"/>
       <w:color w:val="008000"/>
     </w:rPr>
   </w:style>
   <w:style w:type="character" w:customStyle="1" w:styleId="ExtensionTok">
     <w:name w:val="ExtensionTok"/>
     <w:basedOn w:val="VerbatimChar"/>
-    <w:rPr/>
+    <w:rPr>
+      <w:rFonts w:eastAsia="黑体"/>
+    </w:rPr>
   </w:style>
   <w:style w:type="character" w:customStyle="1" w:styleId="PreprocessorTok">
     <w:name w:val="PreprocessorTok"/>
     <w:basedOn w:val="VerbatimChar"/>
     <w:rPr>
+      <w:rFonts w:eastAsia="黑体"/>
       <w:color w:val="bc7a00"/>
     </w:rPr>
   </w:style>
@@ -15217,18 +15893,22 @@
     <w:name w:val="AttributeTok"/>
     <w:basedOn w:val="VerbatimChar"/>
     <w:rPr>
+      <w:rFonts w:eastAsia="黑体"/>
       <w:color w:val="7d9029"/>
     </w:rPr>
   </w:style>
   <w:style w:type="character" w:customStyle="1" w:styleId="RegionMarkerTok">
     <w:name w:val="RegionMarkerTok"/>
     <w:basedOn w:val="VerbatimChar"/>
-    <w:rPr/>
+    <w:rPr>
+      <w:rFonts w:eastAsia="黑体"/>
+    </w:rPr>
   </w:style>
   <w:style w:type="character" w:customStyle="1" w:styleId="InformationTok">
     <w:name w:val="InformationTok"/>
     <w:basedOn w:val="VerbatimChar"/>
     <w:rPr>
+      <w:rFonts w:eastAsia="黑体"/>
       <w:b/>
       <w:i/>
       <w:color w:val="60a0b0"/>
@@ -15238,6 +15918,7 @@
     <w:name w:val="WarningTok"/>
     <w:basedOn w:val="VerbatimChar"/>
     <w:rPr>
+      <w:rFonts w:eastAsia="黑体"/>
       <w:b/>
       <w:i/>
       <w:color w:val="60a0b0"/>
@@ -15247,6 +15928,7 @@
     <w:name w:val="AlertTok"/>
     <w:basedOn w:val="VerbatimChar"/>
     <w:rPr>
+      <w:rFonts w:eastAsia="黑体"/>
       <w:b/>
       <w:color w:val="ff0000"/>
     </w:rPr>
@@ -15255,6 +15937,7 @@
     <w:name w:val="ErrorTok"/>
     <w:basedOn w:val="VerbatimChar"/>
     <w:rPr>
+      <w:rFonts w:eastAsia="黑体"/>
       <w:b/>
       <w:color w:val="ff0000"/>
     </w:rPr>
@@ -15262,7 +15945,9 @@
   <w:style w:type="character" w:customStyle="1" w:styleId="NormalTok">
     <w:name w:val="NormalTok"/>
     <w:basedOn w:val="VerbatimChar"/>
-    <w:rPr/>
+    <w:rPr>
+      <w:rFonts w:eastAsia="黑体"/>
+    </w:rPr>
   </w:style>
 </w:styles>
 </file>
@@ -15311,12 +15996,12 @@
     <a:fontScheme name="Office">
       <a:majorFont>
         <a:latin typeface="Calibri"/>
-        <a:ea typeface=""/>
+        <a:ea typeface="黑体"/>
         <a:cs typeface=""/>
         <a:font script="Jpan" typeface="ＭＳ ゴシック"/>
         <a:font script="Hang" typeface="맑은 고딕"/>
-        <a:font script="Hans" typeface="宋体"/>
-        <a:font script="Hant" typeface="新細明體"/>
+        <a:font script="Hans" typeface="黑体"/>
+        <a:font script="Hant" typeface="黑体"/>
         <a:font script="Arab" typeface="Times New Roman"/>
         <a:font script="Hebr" typeface="Times New Roman"/>
         <a:font script="Thai" typeface="Angsana New"/>
@@ -15346,12 +16031,12 @@
       </a:majorFont>
       <a:minorFont>
         <a:latin typeface="Cambria"/>
-        <a:ea typeface=""/>
+        <a:ea typeface="黑体"/>
         <a:cs typeface=""/>
         <a:font script="Jpan" typeface="ＭＳ 明朝"/>
         <a:font script="Hang" typeface="맑은 고딕"/>
-        <a:font script="Hans" typeface="宋体"/>
-        <a:font script="Hant" typeface="新細明體"/>
+        <a:font script="Hans" typeface="黑体"/>
+        <a:font script="Hant" typeface="黑体"/>
         <a:font script="Arab" typeface="Arial"/>
         <a:font script="Hebr" typeface="Arial"/>
         <a:font script="Thai" typeface="Cordia New"/>

--- a/05-数字电路/03-单片机及嵌入式接口/时钟电路/时钟电路.docx
+++ b/05-数字电路/03-单片机及嵌入式接口/时钟电路/时钟电路.docx
@@ -2925,7 +2925,7 @@
           <w:color w:val="555555"/>
           <w:sz w:val="21"/>
         </w:rPr>
-        <w:t>材料收集者：杜文杰，WX手机：19519196569，QQ:3478827729</w:t>
+        <w:t>材料收集者：杜文杰，微信/手机：19519196569，QQ:3478827729</w:t>
       </w:r>
     </w:p>
     <w:sectPr>
